--- a/courts/military/court-of-appeals-for-the-armed-forces/opening-brief/usage/OUTPUT-opening-brief.docx
+++ b/courts/military/court-of-appeals-for-the-armed-forces/opening-brief/usage/OUTPUT-opening-brief.docx
@@ -4,7 +4,8 @@
   <w:body>
     <w:p>
       <w:pPr>
-        <w:spacing w:before="0" w:after="112" w:line="240" w:lineRule="auto"/>
+        <w:spacing w:before="0" w:after="0" w:line="288" w:lineRule="exact"/>
+        <w:ind w:left="0" w:firstLine="0"/>
         <w:jc w:val="center"/>
       </w:pPr>
       <w:r>
@@ -17,7 +18,8 @@
     </w:p>
     <w:p>
       <w:pPr>
-        <w:spacing w:before="0" w:after="224" w:line="240" w:lineRule="auto"/>
+        <w:spacing w:before="112" w:after="0" w:line="288" w:lineRule="exact"/>
+        <w:ind w:left="0" w:firstLine="0"/>
         <w:jc w:val="center"/>
       </w:pPr>
       <w:r>
@@ -30,16 +32,24 @@
     </w:p>
     <w:p>
       <w:pPr>
-        <w:spacing w:before="0" w:after="0" w:line="240" w:lineRule="auto"/>
+        <w:spacing w:before="336" w:after="0" w:line="288" w:lineRule="exact"/>
+        <w:ind w:left="0" w:firstLine="0"/>
         <w:jc w:val="center"/>
       </w:pPr>
       <w:r>
-        <w:t xml:space="preserve">UNITED STATES</w:t>
-      </w:r>
-    </w:p>
-    <w:p>
-      <w:pPr>
-        <w:spacing w:before="0" w:after="112" w:line="240" w:lineRule="auto"/>
+        <w:t xml:space="preserve">UNITED</w:t>
+      </w:r>
+      <w:r>
+        <w:t xml:space="preserve"> </w:t>
+      </w:r>
+      <w:r>
+        <w:t xml:space="preserve">STATES</w:t>
+      </w:r>
+    </w:p>
+    <w:p>
+      <w:pPr>
+        <w:spacing w:before="112" w:after="0" w:line="288" w:lineRule="exact"/>
+        <w:ind w:left="0" w:firstLine="0"/>
         <w:jc w:val="center"/>
       </w:pPr>
       <w:r>
@@ -52,7 +62,8 @@
     </w:p>
     <w:p>
       <w:pPr>
-        <w:spacing w:before="112" w:after="112" w:line="240" w:lineRule="auto"/>
+        <w:spacing w:before="112" w:after="0" w:line="288" w:lineRule="exact"/>
+        <w:ind w:left="0" w:firstLine="0"/>
         <w:jc w:val="center"/>
       </w:pPr>
       <w:r>
@@ -61,34 +72,70 @@
     </w:p>
     <w:p>
       <w:pPr>
-        <w:spacing w:before="0" w:after="0" w:line="240" w:lineRule="auto"/>
+        <w:spacing w:before="112" w:after="0" w:line="288" w:lineRule="exact"/>
+        <w:ind w:left="0" w:firstLine="0"/>
         <w:jc w:val="center"/>
       </w:pPr>
       <w:r>
-        <w:t xml:space="preserve">JONATHAN R. PINKERTON</w:t>
-      </w:r>
-    </w:p>
-    <w:p>
-      <w:pPr>
-        <w:spacing w:before="0" w:after="0" w:line="240" w:lineRule="auto"/>
+        <w:t xml:space="preserve">JONATHAN</w:t>
+      </w:r>
+      <w:r>
+        <w:t xml:space="preserve"> </w:t>
+      </w:r>
+      <w:r>
+        <w:t xml:space="preserve">R.</w:t>
+      </w:r>
+      <w:r>
+        <w:t xml:space="preserve"> </w:t>
+      </w:r>
+      <w:r>
+        <w:t xml:space="preserve">PINKERTON</w:t>
+      </w:r>
+    </w:p>
+    <w:p>
+      <w:pPr>
+        <w:spacing w:before="112" w:after="0" w:line="288" w:lineRule="exact"/>
+        <w:ind w:left="0" w:firstLine="0"/>
         <w:jc w:val="center"/>
       </w:pPr>
       <w:r>
-        <w:t xml:space="preserve">Specialist (E-4)</w:t>
-      </w:r>
-    </w:p>
-    <w:p>
-      <w:pPr>
-        <w:spacing w:before="0" w:after="0" w:line="240" w:lineRule="auto"/>
+        <w:t xml:space="preserve">Specialist</w:t>
+      </w:r>
+      <w:r>
+        <w:t xml:space="preserve"> </w:t>
+      </w:r>
+      <w:r>
+        <w:t xml:space="preserve">(E</w:t>
+        <w:noBreakHyphen/>
+        <w:t xml:space="preserve">4)</w:t>
+      </w:r>
+    </w:p>
+    <w:p>
+      <w:pPr>
+        <w:spacing w:before="0" w:after="0" w:line="288" w:lineRule="exact"/>
+        <w:ind w:left="0" w:firstLine="0"/>
         <w:jc w:val="center"/>
       </w:pPr>
       <w:r>
-        <w:t xml:space="preserve">United States Army</w:t>
-      </w:r>
-    </w:p>
-    <w:p>
-      <w:pPr>
-        <w:spacing w:before="0" w:after="112" w:line="240" w:lineRule="auto"/>
+        <w:t xml:space="preserve">United</w:t>
+      </w:r>
+      <w:r>
+        <w:t xml:space="preserve"> </w:t>
+      </w:r>
+      <w:r>
+        <w:t xml:space="preserve">States</w:t>
+      </w:r>
+      <w:r>
+        <w:t xml:space="preserve"> </w:t>
+      </w:r>
+      <w:r>
+        <w:t xml:space="preserve">Army</w:t>
+      </w:r>
+    </w:p>
+    <w:p>
+      <w:pPr>
+        <w:spacing w:before="112" w:after="0" w:line="288" w:lineRule="exact"/>
+        <w:ind w:left="0" w:firstLine="0"/>
         <w:jc w:val="center"/>
       </w:pPr>
       <w:r>
@@ -101,12 +148,8 @@
     </w:p>
     <w:p>
       <w:pPr>
-        <w:spacing w:before="0" w:after="0" w:line="224" w:lineRule="exact"/>
-      </w:pPr>
-    </w:p>
-    <w:p>
-      <w:pPr>
-        <w:spacing w:before="0" w:after="224" w:line="240" w:lineRule="auto"/>
+        <w:spacing w:before="336" w:after="0" w:line="288" w:lineRule="exact"/>
+        <w:ind w:left="0" w:firstLine="0"/>
         <w:jc w:val="center"/>
       </w:pPr>
       <w:r>
@@ -119,25 +162,72 @@
     </w:p>
     <w:p>
       <w:pPr>
-        <w:spacing w:before="0" w:after="0" w:line="240" w:lineRule="auto"/>
+        <w:spacing w:before="336" w:after="0" w:line="288" w:lineRule="exact"/>
+        <w:ind w:left="0" w:firstLine="0"/>
         <w:jc w:val="center"/>
       </w:pPr>
       <w:r>
-        <w:t xml:space="preserve">Crim. App. Dkt. No. 20240353</w:t>
-      </w:r>
-    </w:p>
-    <w:p>
-      <w:pPr>
-        <w:spacing w:before="0" w:after="224" w:line="240" w:lineRule="auto"/>
+        <w:t xml:space="preserve">Crim.</w:t>
+      </w:r>
+      <w:r>
+        <w:t xml:space="preserve"> </w:t>
+      </w:r>
+      <w:r>
+        <w:t xml:space="preserve">App.</w:t>
+      </w:r>
+      <w:r>
+        <w:t xml:space="preserve"> </w:t>
+      </w:r>
+      <w:r>
+        <w:t xml:space="preserve">Dkt.</w:t>
+      </w:r>
+      <w:r>
+        <w:t xml:space="preserve"> </w:t>
+      </w:r>
+      <w:r>
+        <w:t xml:space="preserve">No.</w:t>
+      </w:r>
+      <w:r>
+        <w:t xml:space="preserve"> </w:t>
+      </w:r>
+      <w:r>
+        <w:t xml:space="preserve">20240353</w:t>
+      </w:r>
+    </w:p>
+    <w:p>
+      <w:pPr>
+        <w:spacing w:before="112" w:after="0" w:line="288" w:lineRule="exact"/>
+        <w:ind w:left="0" w:firstLine="0"/>
         <w:jc w:val="center"/>
       </w:pPr>
       <w:r>
-        <w:t xml:space="preserve">USCA Dkt. No. 26-0225/AR</w:t>
-      </w:r>
-    </w:p>
-    <w:p>
-      <w:pPr>
-        <w:spacing w:before="0" w:after="224" w:line="240" w:lineRule="auto"/>
+        <w:t xml:space="preserve">USCA</w:t>
+      </w:r>
+      <w:r>
+        <w:t xml:space="preserve"> </w:t>
+      </w:r>
+      <w:r>
+        <w:t xml:space="preserve">Dkt.</w:t>
+      </w:r>
+      <w:r>
+        <w:t xml:space="preserve"> </w:t>
+      </w:r>
+      <w:r>
+        <w:t xml:space="preserve">No.</w:t>
+      </w:r>
+      <w:r>
+        <w:t xml:space="preserve"> </w:t>
+      </w:r>
+      <w:r>
+        <w:t xml:space="preserve">26</w:t>
+        <w:noBreakHyphen/>
+        <w:t xml:space="preserve">0225/AR</w:t>
+      </w:r>
+    </w:p>
+    <w:p>
+      <w:pPr>
+        <w:spacing w:before="336" w:after="0" w:line="288" w:lineRule="exact"/>
+        <w:ind w:left="0" w:firstLine="0"/>
         <w:jc w:val="left"/>
       </w:pPr>
       <w:r>
@@ -163,8 +253,9 @@
         </w:tblCellMar>
       </w:tblPr>
       <w:tblGrid>
-        <w:gridCol w:w="4680"/>
-        <w:gridCol w:w="4680"/>
+        <w:gridCol w:w="4470"/>
+        <w:gridCol w:w="420"/>
+        <w:gridCol w:w="4470"/>
       </w:tblGrid>
       <w:tr>
         <w:trPr>
@@ -172,172 +263,636 @@
         </w:trPr>
         <w:tc>
           <w:tcPr>
-            <w:tcW w:w="4680" w:type="dxa"/>
+            <w:tcW w:w="4470" w:type="dxa"/>
           </w:tcPr>
           <w:p>
             <w:pPr>
-              <w:spacing w:before="0" w:after="0" w:line="240" w:lineRule="auto"/>
+              <w:spacing w:before="0" w:after="0" w:line="288" w:lineRule="exact"/>
+              <w:ind w:left="0" w:firstLine="0"/>
             </w:pPr>
             <w:r>
-              <w:t xml:space="preserve">Alexis N. Dunlap</w:t>
+              <w:t xml:space="preserve">Alexis</w:t>
+            </w:r>
+            <w:r>
+              <w:t xml:space="preserve"> </w:t>
+            </w:r>
+            <w:r>
+              <w:t xml:space="preserve">N.</w:t>
+            </w:r>
+            <w:r>
+              <w:t xml:space="preserve"> </w:t>
+            </w:r>
+            <w:r>
+              <w:t xml:space="preserve">Dunlap</w:t>
             </w:r>
           </w:p>
           <w:p>
             <w:pPr>
-              <w:spacing w:before="0" w:after="0" w:line="240" w:lineRule="auto"/>
+              <w:spacing w:before="0" w:after="0" w:line="288" w:lineRule="exact"/>
+              <w:ind w:left="0" w:firstLine="0"/>
             </w:pPr>
             <w:r>
               <w:rPr>
                 <w:i/>
                 <w:iCs/>
               </w:rPr>
-              <w:t xml:space="preserve">Captain, Judge Advocate</w:t>
+              <w:t xml:space="preserve">Captain,</w:t>
+            </w:r>
+            <w:r>
+              <w:rPr>
+                <w:i/>
+                <w:iCs/>
+              </w:rPr>
+              <w:t xml:space="preserve"> </w:t>
+            </w:r>
+            <w:r>
+              <w:rPr>
+                <w:i/>
+                <w:iCs/>
+              </w:rPr>
+              <w:t xml:space="preserve">Judge</w:t>
+            </w:r>
+            <w:r>
+              <w:rPr>
+                <w:i/>
+                <w:iCs/>
+              </w:rPr>
+              <w:t xml:space="preserve"> </w:t>
+            </w:r>
+            <w:r>
+              <w:rPr>
+                <w:i/>
+                <w:iCs/>
+              </w:rPr>
+              <w:t xml:space="preserve">Advocate</w:t>
             </w:r>
           </w:p>
           <w:p>
             <w:pPr>
-              <w:spacing w:before="0" w:after="0" w:line="240" w:lineRule="auto"/>
+              <w:spacing w:before="0" w:after="0" w:line="288" w:lineRule="exact"/>
+              <w:ind w:left="0" w:firstLine="0"/>
             </w:pPr>
             <w:r>
               <w:rPr>
                 <w:i/>
                 <w:iCs/>
               </w:rPr>
-              <w:t xml:space="preserve">Appellate Defense Counsel</w:t>
+              <w:t xml:space="preserve">Appellate</w:t>
+            </w:r>
+            <w:r>
+              <w:rPr>
+                <w:i/>
+                <w:iCs/>
+              </w:rPr>
+              <w:t xml:space="preserve"> </w:t>
+            </w:r>
+            <w:r>
+              <w:rPr>
+                <w:i/>
+                <w:iCs/>
+              </w:rPr>
+              <w:t xml:space="preserve">Defense</w:t>
+            </w:r>
+            <w:r>
+              <w:rPr>
+                <w:i/>
+                <w:iCs/>
+              </w:rPr>
+              <w:t xml:space="preserve"> </w:t>
+            </w:r>
+            <w:r>
+              <w:rPr>
+                <w:i/>
+                <w:iCs/>
+              </w:rPr>
+              <w:t xml:space="preserve">Counsel</w:t>
             </w:r>
           </w:p>
           <w:p>
             <w:pPr>
-              <w:spacing w:before="0" w:after="0" w:line="240" w:lineRule="auto"/>
+              <w:spacing w:before="0" w:after="0" w:line="288" w:lineRule="exact"/>
+              <w:ind w:left="0" w:firstLine="0"/>
             </w:pPr>
             <w:r>
               <w:rPr>
                 <w:i/>
                 <w:iCs/>
               </w:rPr>
-              <w:t xml:space="preserve">Defense Appellate Division</w:t>
+              <w:t xml:space="preserve">Defense</w:t>
+            </w:r>
+            <w:r>
+              <w:rPr>
+                <w:i/>
+                <w:iCs/>
+              </w:rPr>
+              <w:t xml:space="preserve"> </w:t>
+            </w:r>
+            <w:r>
+              <w:rPr>
+                <w:i/>
+                <w:iCs/>
+              </w:rPr>
+              <w:t xml:space="preserve">Appellate</w:t>
+            </w:r>
+            <w:r>
+              <w:rPr>
+                <w:i/>
+                <w:iCs/>
+              </w:rPr>
+              <w:t xml:space="preserve"> </w:t>
+            </w:r>
+            <w:r>
+              <w:rPr>
+                <w:i/>
+                <w:iCs/>
+              </w:rPr>
+              <w:t xml:space="preserve">Division</w:t>
             </w:r>
           </w:p>
           <w:p>
             <w:pPr>
-              <w:spacing w:before="0" w:after="0" w:line="240" w:lineRule="auto"/>
+              <w:spacing w:before="0" w:after="0" w:line="288" w:lineRule="exact"/>
+              <w:ind w:left="0" w:firstLine="0"/>
             </w:pPr>
             <w:r>
               <w:rPr>
                 <w:i/>
                 <w:iCs/>
               </w:rPr>
-              <w:t xml:space="preserve">U.S. Army Legal Services Agency</w:t>
+              <w:t xml:space="preserve">U.S.</w:t>
+            </w:r>
+            <w:r>
+              <w:rPr>
+                <w:i/>
+                <w:iCs/>
+              </w:rPr>
+              <w:t xml:space="preserve"> </w:t>
+            </w:r>
+            <w:r>
+              <w:rPr>
+                <w:i/>
+                <w:iCs/>
+              </w:rPr>
+              <w:t xml:space="preserve">Army</w:t>
+            </w:r>
+            <w:r>
+              <w:rPr>
+                <w:i/>
+                <w:iCs/>
+              </w:rPr>
+              <w:t xml:space="preserve"> </w:t>
+            </w:r>
+            <w:r>
+              <w:rPr>
+                <w:i/>
+                <w:iCs/>
+              </w:rPr>
+              <w:t xml:space="preserve">Legal</w:t>
+            </w:r>
+            <w:r>
+              <w:rPr>
+                <w:i/>
+                <w:iCs/>
+              </w:rPr>
+              <w:t xml:space="preserve"> </w:t>
+            </w:r>
+            <w:r>
+              <w:rPr>
+                <w:i/>
+                <w:iCs/>
+              </w:rPr>
+              <w:t xml:space="preserve">Services</w:t>
+            </w:r>
+            <w:r>
+              <w:rPr>
+                <w:i/>
+                <w:iCs/>
+              </w:rPr>
+              <w:t xml:space="preserve"> </w:t>
+            </w:r>
+            <w:r>
+              <w:rPr>
+                <w:i/>
+                <w:iCs/>
+              </w:rPr>
+              <w:t xml:space="preserve">Agency</w:t>
             </w:r>
           </w:p>
           <w:p>
             <w:pPr>
-              <w:spacing w:before="0" w:after="0" w:line="240" w:lineRule="auto"/>
+              <w:spacing w:before="0" w:after="0" w:line="288" w:lineRule="exact"/>
+              <w:ind w:left="0" w:firstLine="0"/>
             </w:pPr>
             <w:r>
               <w:rPr>
                 <w:i/>
                 <w:iCs/>
               </w:rPr>
-              <w:t xml:space="preserve">9275 Gunston Road</w:t>
+              <w:t xml:space="preserve">9275</w:t>
+            </w:r>
+            <w:r>
+              <w:rPr>
+                <w:i/>
+                <w:iCs/>
+              </w:rPr>
+              <w:t xml:space="preserve"> </w:t>
+            </w:r>
+            <w:r>
+              <w:rPr>
+                <w:i/>
+                <w:iCs/>
+              </w:rPr>
+              <w:t xml:space="preserve">Gunston</w:t>
+            </w:r>
+            <w:r>
+              <w:rPr>
+                <w:i/>
+                <w:iCs/>
+              </w:rPr>
+              <w:t xml:space="preserve"> </w:t>
+            </w:r>
+            <w:r>
+              <w:rPr>
+                <w:i/>
+                <w:iCs/>
+              </w:rPr>
+              <w:t xml:space="preserve">Road</w:t>
             </w:r>
           </w:p>
           <w:p>
             <w:pPr>
-              <w:spacing w:before="0" w:after="0" w:line="240" w:lineRule="auto"/>
+              <w:spacing w:before="0" w:after="0" w:line="288" w:lineRule="exact"/>
+              <w:ind w:left="0" w:firstLine="0"/>
             </w:pPr>
             <w:r>
               <w:rPr>
                 <w:i/>
                 <w:iCs/>
               </w:rPr>
-              <w:t xml:space="preserve">Fort Belvoir, Virginia 22060</w:t>
+              <w:t xml:space="preserve">Fort</w:t>
+            </w:r>
+            <w:r>
+              <w:rPr>
+                <w:i/>
+                <w:iCs/>
+              </w:rPr>
+              <w:t xml:space="preserve"> </w:t>
+            </w:r>
+            <w:r>
+              <w:rPr>
+                <w:i/>
+                <w:iCs/>
+              </w:rPr>
+              <w:t xml:space="preserve">Belvoir,</w:t>
+            </w:r>
+            <w:r>
+              <w:rPr>
+                <w:i/>
+                <w:iCs/>
+              </w:rPr>
+              <w:t xml:space="preserve"> </w:t>
+            </w:r>
+            <w:r>
+              <w:rPr>
+                <w:i/>
+                <w:iCs/>
+              </w:rPr>
+              <w:t xml:space="preserve">Virginia</w:t>
+            </w:r>
+            <w:r>
+              <w:rPr>
+                <w:i/>
+                <w:iCs/>
+              </w:rPr>
+              <w:t xml:space="preserve"> </w:t>
+            </w:r>
+            <w:r>
+              <w:rPr>
+                <w:i/>
+                <w:iCs/>
+              </w:rPr>
+              <w:t xml:space="preserve">22060</w:t>
             </w:r>
           </w:p>
           <w:p>
             <w:pPr>
-              <w:spacing w:before="0" w:after="0" w:line="240" w:lineRule="auto"/>
+              <w:spacing w:before="0" w:after="0" w:line="288" w:lineRule="exact"/>
+              <w:ind w:left="0" w:firstLine="0"/>
             </w:pPr>
             <w:r>
               <w:rPr>
                 <w:i/>
                 <w:iCs/>
               </w:rPr>
-              <w:t xml:space="preserve">(703) 693-0682</w:t>
+              <w:t xml:space="preserve">(703)</w:t>
+            </w:r>
+            <w:r>
+              <w:rPr>
+                <w:i/>
+                <w:iCs/>
+              </w:rPr>
+              <w:t xml:space="preserve"> </w:t>
+            </w:r>
+            <w:r>
+              <w:rPr>
+                <w:i/>
+                <w:iCs/>
+              </w:rPr>
+              <w:t xml:space="preserve">693</w:t>
+              <w:noBreakHyphen/>
+              <w:t xml:space="preserve">0682</w:t>
             </w:r>
           </w:p>
           <w:p>
             <w:pPr>
-              <w:spacing w:before="0" w:after="336" w:line="240" w:lineRule="auto"/>
+              <w:spacing w:before="0" w:after="0" w:line="288" w:lineRule="exact"/>
+              <w:ind w:left="0" w:firstLine="0"/>
             </w:pPr>
             <w:r>
               <w:rPr>
                 <w:i/>
                 <w:iCs/>
               </w:rPr>
-              <w:t xml:space="preserve">USCAAF Bar No. 38336</w:t>
+              <w:t xml:space="preserve">USCAAF</w:t>
+            </w:r>
+            <w:r>
+              <w:rPr>
+                <w:i/>
+                <w:iCs/>
+              </w:rPr>
+              <w:t xml:space="preserve"> </w:t>
+            </w:r>
+            <w:r>
+              <w:rPr>
+                <w:i/>
+                <w:iCs/>
+              </w:rPr>
+              <w:t xml:space="preserve">Bar</w:t>
+            </w:r>
+            <w:r>
+              <w:rPr>
+                <w:i/>
+                <w:iCs/>
+              </w:rPr>
+              <w:t xml:space="preserve"> </w:t>
+            </w:r>
+            <w:r>
+              <w:rPr>
+                <w:i/>
+                <w:iCs/>
+              </w:rPr>
+              <w:t xml:space="preserve">No.</w:t>
+            </w:r>
+            <w:r>
+              <w:rPr>
+                <w:i/>
+                <w:iCs/>
+              </w:rPr>
+              <w:t xml:space="preserve"> </w:t>
+            </w:r>
+            <w:r>
+              <w:rPr>
+                <w:i/>
+                <w:iCs/>
+              </w:rPr>
+              <w:t xml:space="preserve">38336</w:t>
             </w:r>
           </w:p>
         </w:tc>
         <w:tc>
           <w:tcPr>
-            <w:tcW w:w="4680" w:type="dxa"/>
+            <w:tcW w:w="420" w:type="dxa"/>
           </w:tcPr>
           <w:p>
             <w:pPr>
-              <w:spacing w:before="0" w:after="0" w:line="240" w:lineRule="auto"/>
+              <w:spacing w:before="0" w:after="0" w:line="20" w:lineRule="exact"/>
             </w:pPr>
-            <w:r>
-              <w:t xml:space="preserve">Nicole K. Ulrich</w:t>
+          </w:p>
+        </w:tc>
+        <w:tc>
+          <w:tcPr>
+            <w:tcW w:w="4470" w:type="dxa"/>
+          </w:tcPr>
+          <w:p>
+            <w:pPr>
+              <w:spacing w:before="0" w:after="0" w:line="288" w:lineRule="exact"/>
+              <w:ind w:left="0" w:firstLine="0"/>
+            </w:pPr>
+            <w:r>
+              <w:t xml:space="preserve">Nicole</w:t>
+            </w:r>
+            <w:r>
+              <w:t xml:space="preserve"> </w:t>
+            </w:r>
+            <w:r>
+              <w:t xml:space="preserve">K.</w:t>
+            </w:r>
+            <w:r>
+              <w:t xml:space="preserve"> </w:t>
+            </w:r>
+            <w:r>
+              <w:t xml:space="preserve">Ulrich</w:t>
             </w:r>
           </w:p>
           <w:p>
             <w:pPr>
-              <w:spacing w:before="0" w:after="0" w:line="240" w:lineRule="auto"/>
+              <w:spacing w:before="0" w:after="0" w:line="288" w:lineRule="exact"/>
+              <w:ind w:left="0" w:firstLine="0"/>
             </w:pPr>
             <w:r>
               <w:rPr>
                 <w:i/>
                 <w:iCs/>
               </w:rPr>
-              <w:t xml:space="preserve">Major, Judge Advocate</w:t>
+              <w:t xml:space="preserve">Major,</w:t>
+            </w:r>
+            <w:r>
+              <w:rPr>
+                <w:i/>
+                <w:iCs/>
+              </w:rPr>
+              <w:t xml:space="preserve"> </w:t>
+            </w:r>
+            <w:r>
+              <w:rPr>
+                <w:i/>
+                <w:iCs/>
+              </w:rPr>
+              <w:t xml:space="preserve">Judge</w:t>
+            </w:r>
+            <w:r>
+              <w:rPr>
+                <w:i/>
+                <w:iCs/>
+              </w:rPr>
+              <w:t xml:space="preserve"> </w:t>
+            </w:r>
+            <w:r>
+              <w:rPr>
+                <w:i/>
+                <w:iCs/>
+              </w:rPr>
+              <w:t xml:space="preserve">Advocate</w:t>
             </w:r>
           </w:p>
           <w:p>
             <w:pPr>
-              <w:spacing w:before="0" w:after="0" w:line="240" w:lineRule="auto"/>
+              <w:spacing w:before="0" w:after="0" w:line="288" w:lineRule="exact"/>
+              <w:ind w:left="0" w:firstLine="0"/>
             </w:pPr>
             <w:r>
               <w:rPr>
                 <w:i/>
                 <w:iCs/>
               </w:rPr>
-              <w:t xml:space="preserve">Branch Chief</w:t>
+              <w:t xml:space="preserve">Branch</w:t>
+            </w:r>
+            <w:r>
+              <w:rPr>
+                <w:i/>
+                <w:iCs/>
+              </w:rPr>
+              <w:t xml:space="preserve"> </w:t>
+            </w:r>
+            <w:r>
+              <w:rPr>
+                <w:i/>
+                <w:iCs/>
+              </w:rPr>
+              <w:t xml:space="preserve">Chief</w:t>
             </w:r>
           </w:p>
           <w:p>
             <w:pPr>
-              <w:spacing w:before="0" w:after="0" w:line="240" w:lineRule="auto"/>
+              <w:spacing w:before="0" w:after="0" w:line="288" w:lineRule="exact"/>
+              <w:ind w:left="0" w:firstLine="0"/>
             </w:pPr>
             <w:r>
               <w:rPr>
                 <w:i/>
                 <w:iCs/>
               </w:rPr>
-              <w:t xml:space="preserve">Defense Appellate Division</w:t>
+              <w:t xml:space="preserve">Defense</w:t>
+            </w:r>
+            <w:r>
+              <w:rPr>
+                <w:i/>
+                <w:iCs/>
+              </w:rPr>
+              <w:t xml:space="preserve"> </w:t>
+            </w:r>
+            <w:r>
+              <w:rPr>
+                <w:i/>
+                <w:iCs/>
+              </w:rPr>
+              <w:t xml:space="preserve">Appellate</w:t>
+            </w:r>
+            <w:r>
+              <w:rPr>
+                <w:i/>
+                <w:iCs/>
+              </w:rPr>
+              <w:t xml:space="preserve"> </w:t>
+            </w:r>
+            <w:r>
+              <w:rPr>
+                <w:i/>
+                <w:iCs/>
+              </w:rPr>
+              <w:t xml:space="preserve">Division</w:t>
             </w:r>
           </w:p>
           <w:p>
             <w:pPr>
-              <w:spacing w:before="0" w:after="336" w:line="240" w:lineRule="auto"/>
+              <w:spacing w:before="0" w:after="0" w:line="288" w:lineRule="exact"/>
+              <w:ind w:left="0" w:firstLine="0"/>
             </w:pPr>
             <w:r>
               <w:rPr>
                 <w:i/>
                 <w:iCs/>
               </w:rPr>
-              <w:t xml:space="preserve">USCAAF Bar Number 38340</w:t>
-            </w:r>
+              <w:t xml:space="preserve">USCAAF</w:t>
+            </w:r>
+            <w:r>
+              <w:rPr>
+                <w:i/>
+                <w:iCs/>
+              </w:rPr>
+              <w:t xml:space="preserve"> </w:t>
+            </w:r>
+            <w:r>
+              <w:rPr>
+                <w:i/>
+                <w:iCs/>
+              </w:rPr>
+              <w:t xml:space="preserve">Bar</w:t>
+            </w:r>
+            <w:r>
+              <w:rPr>
+                <w:i/>
+                <w:iCs/>
+              </w:rPr>
+              <w:t xml:space="preserve"> </w:t>
+            </w:r>
+            <w:r>
+              <w:rPr>
+                <w:i/>
+                <w:iCs/>
+              </w:rPr>
+              <w:t xml:space="preserve">Number</w:t>
+            </w:r>
+            <w:r>
+              <w:rPr>
+                <w:i/>
+                <w:iCs/>
+              </w:rPr>
+              <w:t xml:space="preserve"> </w:t>
+            </w:r>
+            <w:r>
+              <w:rPr>
+                <w:i/>
+                <w:iCs/>
+              </w:rPr>
+              <w:t xml:space="preserve">38340</w:t>
+            </w:r>
+          </w:p>
+        </w:tc>
+      </w:tr>
+      <w:tr>
+        <w:trPr>
+          <w:cantSplit/>
+          <w:trHeight w:val="336" w:hRule="exact"/>
+        </w:trPr>
+        <w:tc>
+          <w:tcPr>
+            <w:tcW w:w="4470" w:type="dxa"/>
+          </w:tcPr>
+          <w:p>
+            <w:pPr>
+              <w:spacing w:before="0" w:after="0" w:line="20" w:lineRule="exact"/>
+            </w:pPr>
+          </w:p>
+        </w:tc>
+        <w:tc>
+          <w:tcPr>
+            <w:tcW w:w="420" w:type="dxa"/>
+          </w:tcPr>
+          <w:p>
+            <w:pPr>
+              <w:spacing w:before="0" w:after="0" w:line="20" w:lineRule="exact"/>
+            </w:pPr>
+          </w:p>
+        </w:tc>
+        <w:tc>
+          <w:tcPr>
+            <w:tcW w:w="4470" w:type="dxa"/>
+          </w:tcPr>
+          <w:p>
+            <w:pPr>
+              <w:spacing w:before="0" w:after="0" w:line="20" w:lineRule="exact"/>
+            </w:pPr>
           </w:p>
         </w:tc>
       </w:tr>
@@ -347,92 +902,294 @@
         </w:trPr>
         <w:tc>
           <w:tcPr>
-            <w:tcW w:w="4680" w:type="dxa"/>
+            <w:tcW w:w="4470" w:type="dxa"/>
           </w:tcPr>
           <w:p>
             <w:pPr>
-              <w:spacing w:before="0" w:after="0" w:line="240" w:lineRule="auto"/>
+              <w:spacing w:before="0" w:after="0" w:line="288" w:lineRule="exact"/>
+              <w:ind w:left="0" w:firstLine="0"/>
             </w:pPr>
             <w:r>
-              <w:t xml:space="preserve">Kyle C. Sprague</w:t>
+              <w:t xml:space="preserve">Kyle</w:t>
+            </w:r>
+            <w:r>
+              <w:t xml:space="preserve"> </w:t>
+            </w:r>
+            <w:r>
+              <w:t xml:space="preserve">C.</w:t>
+            </w:r>
+            <w:r>
+              <w:t xml:space="preserve"> </w:t>
+            </w:r>
+            <w:r>
+              <w:t xml:space="preserve">Sprague</w:t>
             </w:r>
           </w:p>
           <w:p>
             <w:pPr>
-              <w:spacing w:before="0" w:after="0" w:line="240" w:lineRule="auto"/>
+              <w:spacing w:before="0" w:after="0" w:line="288" w:lineRule="exact"/>
+              <w:ind w:left="0" w:firstLine="0"/>
             </w:pPr>
             <w:r>
               <w:rPr>
                 <w:i/>
                 <w:iCs/>
               </w:rPr>
-              <w:t xml:space="preserve">Lieutenant Colonel, Judge Advocate</w:t>
+              <w:t xml:space="preserve">Lieutenant</w:t>
+            </w:r>
+            <w:r>
+              <w:rPr>
+                <w:i/>
+                <w:iCs/>
+              </w:rPr>
+              <w:t xml:space="preserve"> </w:t>
+            </w:r>
+            <w:r>
+              <w:rPr>
+                <w:i/>
+                <w:iCs/>
+              </w:rPr>
+              <w:t xml:space="preserve">Colonel,</w:t>
+            </w:r>
+            <w:r>
+              <w:rPr>
+                <w:i/>
+                <w:iCs/>
+              </w:rPr>
+              <w:t xml:space="preserve"> </w:t>
+            </w:r>
+            <w:r>
+              <w:rPr>
+                <w:i/>
+                <w:iCs/>
+              </w:rPr>
+              <w:t xml:space="preserve">Judge</w:t>
+            </w:r>
+            <w:r>
+              <w:rPr>
+                <w:i/>
+                <w:iCs/>
+              </w:rPr>
+              <w:t xml:space="preserve"> </w:t>
+            </w:r>
+            <w:r>
+              <w:rPr>
+                <w:i/>
+                <w:iCs/>
+              </w:rPr>
+              <w:t xml:space="preserve">Advocate</w:t>
             </w:r>
           </w:p>
           <w:p>
             <w:pPr>
-              <w:spacing w:before="0" w:after="0" w:line="240" w:lineRule="auto"/>
+              <w:spacing w:before="0" w:after="0" w:line="288" w:lineRule="exact"/>
+              <w:ind w:left="0" w:firstLine="0"/>
             </w:pPr>
             <w:r>
               <w:rPr>
                 <w:i/>
                 <w:iCs/>
               </w:rPr>
-              <w:t xml:space="preserve">Deputy Chief</w:t>
+              <w:t xml:space="preserve">Deputy</w:t>
+            </w:r>
+            <w:r>
+              <w:rPr>
+                <w:i/>
+                <w:iCs/>
+              </w:rPr>
+              <w:t xml:space="preserve"> </w:t>
+            </w:r>
+            <w:r>
+              <w:rPr>
+                <w:i/>
+                <w:iCs/>
+              </w:rPr>
+              <w:t xml:space="preserve">Chief</w:t>
             </w:r>
           </w:p>
           <w:p>
             <w:pPr>
-              <w:spacing w:before="0" w:after="0" w:line="240" w:lineRule="auto"/>
+              <w:spacing w:before="0" w:after="0" w:line="288" w:lineRule="exact"/>
+              <w:ind w:left="0" w:firstLine="0"/>
             </w:pPr>
             <w:r>
               <w:rPr>
                 <w:i/>
                 <w:iCs/>
               </w:rPr>
-              <w:t xml:space="preserve">Defense Appellate Division</w:t>
+              <w:t xml:space="preserve">Defense</w:t>
+            </w:r>
+            <w:r>
+              <w:rPr>
+                <w:i/>
+                <w:iCs/>
+              </w:rPr>
+              <w:t xml:space="preserve"> </w:t>
+            </w:r>
+            <w:r>
+              <w:rPr>
+                <w:i/>
+                <w:iCs/>
+              </w:rPr>
+              <w:t xml:space="preserve">Appellate</w:t>
+            </w:r>
+            <w:r>
+              <w:rPr>
+                <w:i/>
+                <w:iCs/>
+              </w:rPr>
+              <w:t xml:space="preserve"> </w:t>
+            </w:r>
+            <w:r>
+              <w:rPr>
+                <w:i/>
+                <w:iCs/>
+              </w:rPr>
+              <w:t xml:space="preserve">Division</w:t>
             </w:r>
           </w:p>
           <w:p>
             <w:pPr>
-              <w:spacing w:before="0" w:after="336" w:line="240" w:lineRule="auto"/>
+              <w:spacing w:before="0" w:after="0" w:line="288" w:lineRule="exact"/>
+              <w:ind w:left="0" w:firstLine="0"/>
             </w:pPr>
             <w:r>
               <w:rPr>
                 <w:i/>
                 <w:iCs/>
               </w:rPr>
-              <w:t xml:space="preserve">USCAAF Bar Number 36867</w:t>
+              <w:t xml:space="preserve">USCAAF</w:t>
+            </w:r>
+            <w:r>
+              <w:rPr>
+                <w:i/>
+                <w:iCs/>
+              </w:rPr>
+              <w:t xml:space="preserve"> </w:t>
+            </w:r>
+            <w:r>
+              <w:rPr>
+                <w:i/>
+                <w:iCs/>
+              </w:rPr>
+              <w:t xml:space="preserve">Bar</w:t>
+            </w:r>
+            <w:r>
+              <w:rPr>
+                <w:i/>
+                <w:iCs/>
+              </w:rPr>
+              <w:t xml:space="preserve"> </w:t>
+            </w:r>
+            <w:r>
+              <w:rPr>
+                <w:i/>
+                <w:iCs/>
+              </w:rPr>
+              <w:t xml:space="preserve">Number</w:t>
+            </w:r>
+            <w:r>
+              <w:rPr>
+                <w:i/>
+                <w:iCs/>
+              </w:rPr>
+              <w:t xml:space="preserve"> </w:t>
+            </w:r>
+            <w:r>
+              <w:rPr>
+                <w:i/>
+                <w:iCs/>
+              </w:rPr>
+              <w:t xml:space="preserve">36867</w:t>
             </w:r>
           </w:p>
         </w:tc>
         <w:tc>
           <w:tcPr>
-            <w:tcW w:w="4680" w:type="dxa"/>
+            <w:tcW w:w="420" w:type="dxa"/>
           </w:tcPr>
           <w:p>
             <w:pPr>
-              <w:spacing w:before="0" w:after="0" w:line="240" w:lineRule="auto"/>
+              <w:spacing w:before="0" w:after="0" w:line="20" w:lineRule="exact"/>
             </w:pPr>
-            <w:r>
-              <w:t xml:space="preserve">Frank E. Kostik Jr.</w:t>
+          </w:p>
+        </w:tc>
+        <w:tc>
+          <w:tcPr>
+            <w:tcW w:w="4470" w:type="dxa"/>
+          </w:tcPr>
+          <w:p>
+            <w:pPr>
+              <w:spacing w:before="0" w:after="0" w:line="288" w:lineRule="exact"/>
+              <w:ind w:left="0" w:firstLine="0"/>
+            </w:pPr>
+            <w:r>
+              <w:t xml:space="preserve">Frank</w:t>
+            </w:r>
+            <w:r>
+              <w:t xml:space="preserve"> </w:t>
+            </w:r>
+            <w:r>
+              <w:t xml:space="preserve">E.</w:t>
+            </w:r>
+            <w:r>
+              <w:t xml:space="preserve"> </w:t>
+            </w:r>
+            <w:r>
+              <w:t xml:space="preserve">Kostik</w:t>
+            </w:r>
+            <w:r>
+              <w:t xml:space="preserve"> </w:t>
+            </w:r>
+            <w:r>
+              <w:t xml:space="preserve">Jr.</w:t>
             </w:r>
           </w:p>
           <w:p>
             <w:pPr>
-              <w:spacing w:before="0" w:after="0" w:line="240" w:lineRule="auto"/>
+              <w:spacing w:before="0" w:after="0" w:line="288" w:lineRule="exact"/>
+              <w:ind w:left="0" w:firstLine="0"/>
             </w:pPr>
             <w:r>
               <w:rPr>
                 <w:i/>
                 <w:iCs/>
               </w:rPr>
-              <w:t xml:space="preserve">Colonel, Judge Advocate</w:t>
+              <w:t xml:space="preserve">Colonel,</w:t>
+            </w:r>
+            <w:r>
+              <w:rPr>
+                <w:i/>
+                <w:iCs/>
+              </w:rPr>
+              <w:t xml:space="preserve"> </w:t>
+            </w:r>
+            <w:r>
+              <w:rPr>
+                <w:i/>
+                <w:iCs/>
+              </w:rPr>
+              <w:t xml:space="preserve">Judge</w:t>
+            </w:r>
+            <w:r>
+              <w:rPr>
+                <w:i/>
+                <w:iCs/>
+              </w:rPr>
+              <w:t xml:space="preserve"> </w:t>
+            </w:r>
+            <w:r>
+              <w:rPr>
+                <w:i/>
+                <w:iCs/>
+              </w:rPr>
+              <w:t xml:space="preserve">Advocate</w:t>
             </w:r>
           </w:p>
           <w:p>
             <w:pPr>
-              <w:spacing w:before="0" w:after="0" w:line="240" w:lineRule="auto"/>
+              <w:spacing w:before="0" w:after="0" w:line="288" w:lineRule="exact"/>
+              <w:ind w:left="0" w:firstLine="0"/>
             </w:pPr>
             <w:r>
               <w:rPr>
@@ -444,26 +1201,98 @@
           </w:p>
           <w:p>
             <w:pPr>
-              <w:spacing w:before="0" w:after="0" w:line="240" w:lineRule="auto"/>
+              <w:spacing w:before="0" w:after="0" w:line="288" w:lineRule="exact"/>
+              <w:ind w:left="0" w:firstLine="0"/>
             </w:pPr>
             <w:r>
               <w:rPr>
                 <w:i/>
                 <w:iCs/>
               </w:rPr>
-              <w:t xml:space="preserve">Defense Appellate Division</w:t>
+              <w:t xml:space="preserve">Defense</w:t>
+            </w:r>
+            <w:r>
+              <w:rPr>
+                <w:i/>
+                <w:iCs/>
+              </w:rPr>
+              <w:t xml:space="preserve"> </w:t>
+            </w:r>
+            <w:r>
+              <w:rPr>
+                <w:i/>
+                <w:iCs/>
+              </w:rPr>
+              <w:t xml:space="preserve">Appellate</w:t>
+            </w:r>
+            <w:r>
+              <w:rPr>
+                <w:i/>
+                <w:iCs/>
+              </w:rPr>
+              <w:t xml:space="preserve"> </w:t>
+            </w:r>
+            <w:r>
+              <w:rPr>
+                <w:i/>
+                <w:iCs/>
+              </w:rPr>
+              <w:t xml:space="preserve">Division</w:t>
             </w:r>
           </w:p>
           <w:p>
             <w:pPr>
-              <w:spacing w:before="0" w:after="336" w:line="240" w:lineRule="auto"/>
+              <w:spacing w:before="0" w:after="0" w:line="288" w:lineRule="exact"/>
+              <w:ind w:left="0" w:firstLine="0"/>
             </w:pPr>
             <w:r>
               <w:rPr>
                 <w:i/>
                 <w:iCs/>
               </w:rPr>
-              <w:t xml:space="preserve">USCAAF Bar Number 35108</w:t>
+              <w:t xml:space="preserve">USCAAF</w:t>
+            </w:r>
+            <w:r>
+              <w:rPr>
+                <w:i/>
+                <w:iCs/>
+              </w:rPr>
+              <w:t xml:space="preserve"> </w:t>
+            </w:r>
+            <w:r>
+              <w:rPr>
+                <w:i/>
+                <w:iCs/>
+              </w:rPr>
+              <w:t xml:space="preserve">Bar</w:t>
+            </w:r>
+            <w:r>
+              <w:rPr>
+                <w:i/>
+                <w:iCs/>
+              </w:rPr>
+              <w:t xml:space="preserve"> </w:t>
+            </w:r>
+            <w:r>
+              <w:rPr>
+                <w:i/>
+                <w:iCs/>
+              </w:rPr>
+              <w:t xml:space="preserve">Number</w:t>
+            </w:r>
+            <w:r>
+              <w:rPr>
+                <w:i/>
+                <w:iCs/>
+              </w:rPr>
+              <w:t xml:space="preserve"> </w:t>
+            </w:r>
+            <w:r>
+              <w:rPr>
+                <w:i/>
+                <w:iCs/>
+              </w:rPr>
+              <w:t xml:space="preserve">35108</w:t>
             </w:r>
           </w:p>
         </w:tc>
@@ -471,10 +1300,11 @@
     </w:tbl>
     <w:p>
       <w:pPr>
-        <w:spacing w:before="0" w:after="0" w:line="240" w:lineRule="auto"/>
+        <w:spacing w:before="0" w:after="0" w:line="20" w:lineRule="exact"/>
         <w:sectPr>
+          <w:footerReference w:type="default" r:id="rIdFtrNone"/>
           <w:pgSz w:w="12240" w:h="15840"/>
-          <w:pgMar w:top="1440" w:right="1440" w:bottom="1440" w:left="1440" w:header="720" w:footer="720" w:gutter="0"/>
+          <w:pgMar w:top="1440" w:right="1440" w:bottom="1440" w:left="1440" w:header="720" w:footer="718" w:gutter="0"/>
         </w:sectPr>
       </w:pPr>
     </w:p>
@@ -482,7 +1312,8 @@
       <w:pPr>
         <w:keepNext/>
         <w:keepLines/>
-        <w:spacing w:before="0" w:after="308" w:line="240" w:lineRule="auto"/>
+        <w:spacing w:before="0" w:after="308" w:line="288" w:lineRule="exact"/>
+        <w:ind w:left="0" w:firstLine="0"/>
         <w:jc w:val="center"/>
       </w:pPr>
       <w:r>
@@ -495,7 +1326,10 @@
     </w:p>
     <w:p>
       <w:pPr>
-        <w:spacing w:before="0" w:after="0" w:line="240" w:lineRule="auto"/>
+        <w:keepNext/>
+        <w:keepLines/>
+        <w:spacing w:before="84" w:after="0" w:line="288" w:lineRule="exact"/>
+        <w:ind w:left="0" w:right="20" w:firstLine="0"/>
         <w:jc w:val="right"/>
       </w:pPr>
       <w:r>
@@ -509,14 +1343,24 @@
     </w:p>
     <w:p>
       <w:pPr>
+        <w:keepLines/>
         <w:tabs>
           <w:tab w:val="right" w:leader="dot" w:pos="9360"/>
         </w:tabs>
-        <w:spacing w:before="168" w:after="0" w:line="240" w:lineRule="auto"/>
-        <w:ind w:left="720" w:hanging="720"/>
-      </w:pPr>
-      <w:r>
-        <w:t xml:space="preserve">Granted Issue</w:t>
+        <w:spacing w:before="168" w:after="0" w:line="288" w:lineRule="exact"/>
+        <w:ind w:left="720" w:right="720" w:hanging="720"/>
+      </w:pPr>
+      <w:r>
+        <w:t xml:space="preserve">Granted</w:t>
+      </w:r>
+      <w:r>
+        <w:t xml:space="preserve"> </w:t>
+      </w:r>
+      <w:r>
+        <w:t xml:space="preserve">Issue</w:t>
+      </w:r>
+      <w:r>
+        <w:t xml:space="preserve">⁠ ⁠ ⁠ ⁠</w:t>
       </w:r>
       <w:r>
         <w:tab/>
@@ -527,14 +1371,36 @@
     </w:p>
     <w:p>
       <w:pPr>
+        <w:keepLines/>
         <w:tabs>
           <w:tab w:val="right" w:leader="dot" w:pos="9360"/>
         </w:tabs>
-        <w:spacing w:before="168" w:after="0" w:line="240" w:lineRule="auto"/>
-        <w:ind w:left="720" w:hanging="720"/>
-      </w:pPr>
-      <w:r>
-        <w:t xml:space="preserve">Statement of Statutory Jurisdiction</w:t>
+        <w:spacing w:before="168" w:after="0" w:line="288" w:lineRule="exact"/>
+        <w:ind w:left="720" w:right="720" w:hanging="720"/>
+      </w:pPr>
+      <w:r>
+        <w:t xml:space="preserve">Statement</w:t>
+      </w:r>
+      <w:r>
+        <w:t xml:space="preserve"> </w:t>
+      </w:r>
+      <w:r>
+        <w:t xml:space="preserve">of</w:t>
+      </w:r>
+      <w:r>
+        <w:t xml:space="preserve"> </w:t>
+      </w:r>
+      <w:r>
+        <w:t xml:space="preserve">Statutory</w:t>
+      </w:r>
+      <w:r>
+        <w:t xml:space="preserve"> </w:t>
+      </w:r>
+      <w:r>
+        <w:t xml:space="preserve">Jurisdiction</w:t>
+      </w:r>
+      <w:r>
+        <w:t xml:space="preserve">⁠ ⁠ ⁠ ⁠</w:t>
       </w:r>
       <w:r>
         <w:tab/>
@@ -545,14 +1411,36 @@
     </w:p>
     <w:p>
       <w:pPr>
+        <w:keepLines/>
         <w:tabs>
           <w:tab w:val="right" w:leader="dot" w:pos="9360"/>
         </w:tabs>
-        <w:spacing w:before="168" w:after="0" w:line="240" w:lineRule="auto"/>
-        <w:ind w:left="720" w:hanging="720"/>
-      </w:pPr>
-      <w:r>
-        <w:t xml:space="preserve">Statement of the Case</w:t>
+        <w:spacing w:before="168" w:after="0" w:line="288" w:lineRule="exact"/>
+        <w:ind w:left="720" w:right="720" w:hanging="720"/>
+      </w:pPr>
+      <w:r>
+        <w:t xml:space="preserve">Statement</w:t>
+      </w:r>
+      <w:r>
+        <w:t xml:space="preserve"> </w:t>
+      </w:r>
+      <w:r>
+        <w:t xml:space="preserve">of</w:t>
+      </w:r>
+      <w:r>
+        <w:t xml:space="preserve"> </w:t>
+      </w:r>
+      <w:r>
+        <w:t xml:space="preserve">the</w:t>
+      </w:r>
+      <w:r>
+        <w:t xml:space="preserve"> </w:t>
+      </w:r>
+      <w:r>
+        <w:t xml:space="preserve">Case</w:t>
+      </w:r>
+      <w:r>
+        <w:t xml:space="preserve">⁠ ⁠ ⁠ ⁠</w:t>
       </w:r>
       <w:r>
         <w:tab/>
@@ -563,14 +1451,30 @@
     </w:p>
     <w:p>
       <w:pPr>
+        <w:keepLines/>
         <w:tabs>
           <w:tab w:val="right" w:leader="dot" w:pos="9360"/>
         </w:tabs>
-        <w:spacing w:before="168" w:after="0" w:line="240" w:lineRule="auto"/>
-        <w:ind w:left="720" w:hanging="720"/>
-      </w:pPr>
-      <w:r>
-        <w:t xml:space="preserve">Statement of Facts</w:t>
+        <w:spacing w:before="168" w:after="0" w:line="288" w:lineRule="exact"/>
+        <w:ind w:left="720" w:right="720" w:hanging="720"/>
+      </w:pPr>
+      <w:r>
+        <w:t xml:space="preserve">Statement</w:t>
+      </w:r>
+      <w:r>
+        <w:t xml:space="preserve"> </w:t>
+      </w:r>
+      <w:r>
+        <w:t xml:space="preserve">of</w:t>
+      </w:r>
+      <w:r>
+        <w:t xml:space="preserve"> </w:t>
+      </w:r>
+      <w:r>
+        <w:t xml:space="preserve">Facts</w:t>
+      </w:r>
+      <w:r>
+        <w:t xml:space="preserve">⁠ ⁠ ⁠ ⁠</w:t>
       </w:r>
       <w:r>
         <w:tab/>
@@ -581,11 +1485,12 @@
     </w:p>
     <w:p>
       <w:pPr>
+        <w:keepLines/>
         <w:tabs>
           <w:tab w:val="right" w:leader="dot" w:pos="9360"/>
         </w:tabs>
-        <w:spacing w:before="98" w:after="0" w:line="240" w:lineRule="auto"/>
-        <w:ind w:left="1440" w:hanging="720"/>
+        <w:spacing w:before="98" w:after="0" w:line="288" w:lineRule="exact"/>
+        <w:ind w:left="1440" w:right="720" w:hanging="720"/>
       </w:pPr>
       <w:r>
         <w:t xml:space="preserve">A.</w:t>
@@ -594,7 +1499,64 @@
         <w:tab/>
       </w:r>
       <w:r>
-        <w:t xml:space="preserve">JP Discloses Her Allegation of Sexual Abuse to Ms. Taylor.</w:t>
+        <w:t xml:space="preserve">JP</w:t>
+      </w:r>
+      <w:r>
+        <w:t xml:space="preserve"> </w:t>
+      </w:r>
+      <w:r>
+        <w:t xml:space="preserve">Discloses</w:t>
+      </w:r>
+      <w:r>
+        <w:t xml:space="preserve"> </w:t>
+      </w:r>
+      <w:r>
+        <w:t xml:space="preserve">Her</w:t>
+      </w:r>
+      <w:r>
+        <w:t xml:space="preserve"> </w:t>
+      </w:r>
+      <w:r>
+        <w:t xml:space="preserve">Allegation</w:t>
+      </w:r>
+      <w:r>
+        <w:t xml:space="preserve"> </w:t>
+      </w:r>
+      <w:r>
+        <w:t xml:space="preserve">of</w:t>
+      </w:r>
+      <w:r>
+        <w:t xml:space="preserve"> </w:t>
+      </w:r>
+      <w:r>
+        <w:t xml:space="preserve">Sexual</w:t>
+      </w:r>
+      <w:r>
+        <w:t xml:space="preserve"> </w:t>
+      </w:r>
+      <w:r>
+        <w:t xml:space="preserve">Abuse</w:t>
+      </w:r>
+      <w:r>
+        <w:t xml:space="preserve"> </w:t>
+      </w:r>
+      <w:r>
+        <w:t xml:space="preserve">to</w:t>
+      </w:r>
+      <w:r>
+        <w:t xml:space="preserve"> </w:t>
+      </w:r>
+      <w:r>
+        <w:t xml:space="preserve">Ms.</w:t>
+      </w:r>
+      <w:r>
+        <w:t xml:space="preserve"> </w:t>
+      </w:r>
+      <w:r>
+        <w:t xml:space="preserve">Taylor.</w:t>
+      </w:r>
+      <w:r>
+        <w:t xml:space="preserve">⁠ ⁠ ⁠ ⁠</w:t>
       </w:r>
       <w:r>
         <w:tab/>
@@ -605,11 +1567,12 @@
     </w:p>
     <w:p>
       <w:pPr>
+        <w:keepLines/>
         <w:tabs>
           <w:tab w:val="right" w:leader="dot" w:pos="9360"/>
         </w:tabs>
-        <w:spacing w:before="98" w:after="0" w:line="240" w:lineRule="auto"/>
-        <w:ind w:left="1440" w:hanging="720"/>
+        <w:spacing w:before="98" w:after="0" w:line="288" w:lineRule="exact"/>
+        <w:ind w:left="1440" w:right="720" w:hanging="720"/>
       </w:pPr>
       <w:r>
         <w:t xml:space="preserve">B.</w:t>
@@ -618,22 +1581,56 @@
         <w:tab/>
       </w:r>
       <w:r>
-        <w:t xml:space="preserve">A Forensic Interviewer Meets with JP.</w:t>
+        <w:t xml:space="preserve">A</w:t>
+      </w:r>
+      <w:r>
+        <w:t xml:space="preserve"> </w:t>
+      </w:r>
+      <w:r>
+        <w:t xml:space="preserve">Forensic</w:t>
+      </w:r>
+      <w:r>
+        <w:t xml:space="preserve"> </w:t>
+      </w:r>
+      <w:r>
+        <w:t xml:space="preserve">Interviewer</w:t>
+      </w:r>
+      <w:r>
+        <w:t xml:space="preserve"> </w:t>
+      </w:r>
+      <w:r>
+        <w:t xml:space="preserve">Meets</w:t>
+      </w:r>
+      <w:r>
+        <w:t xml:space="preserve"> </w:t>
+      </w:r>
+      <w:r>
+        <w:t xml:space="preserve">with</w:t>
+      </w:r>
+      <w:r>
+        <w:t xml:space="preserve"> </w:t>
+      </w:r>
+      <w:r>
+        <w:t xml:space="preserve">JP.</w:t>
+      </w:r>
+      <w:r>
+        <w:t xml:space="preserve">⁠ ⁠ ⁠ ⁠</w:t>
       </w:r>
       <w:r>
         <w:tab/>
       </w:r>
       <w:r>
-        <w:t xml:space="preserve">4</w:t>
-      </w:r>
-    </w:p>
-    <w:p>
-      <w:pPr>
+        <w:t xml:space="preserve">3</w:t>
+      </w:r>
+    </w:p>
+    <w:p>
+      <w:pPr>
+        <w:keepLines/>
         <w:tabs>
           <w:tab w:val="right" w:leader="dot" w:pos="9360"/>
         </w:tabs>
-        <w:spacing w:before="98" w:after="0" w:line="240" w:lineRule="auto"/>
-        <w:ind w:left="1440" w:hanging="720"/>
+        <w:spacing w:before="98" w:after="0" w:line="288" w:lineRule="exact"/>
+        <w:ind w:left="1440" w:right="720" w:hanging="720"/>
       </w:pPr>
       <w:r>
         <w:t xml:space="preserve">C.</w:t>
@@ -642,22 +1639,86 @@
         <w:tab/>
       </w:r>
       <w:r>
-        <w:t xml:space="preserve">The Government Sought to Admit JP’s Forensic Interview as Residual Hearsay.</w:t>
+        <w:t xml:space="preserve">The</w:t>
+      </w:r>
+      <w:r>
+        <w:t xml:space="preserve"> </w:t>
+      </w:r>
+      <w:r>
+        <w:t xml:space="preserve">Government</w:t>
+      </w:r>
+      <w:r>
+        <w:t xml:space="preserve"> </w:t>
+      </w:r>
+      <w:r>
+        <w:t xml:space="preserve">Sought</w:t>
+      </w:r>
+      <w:r>
+        <w:t xml:space="preserve"> </w:t>
+      </w:r>
+      <w:r>
+        <w:t xml:space="preserve">to</w:t>
+      </w:r>
+      <w:r>
+        <w:t xml:space="preserve"> </w:t>
+      </w:r>
+      <w:r>
+        <w:t xml:space="preserve">Admit</w:t>
+      </w:r>
+      <w:r>
+        <w:t xml:space="preserve"> </w:t>
+      </w:r>
+      <w:r>
+        <w:t xml:space="preserve">JP’s</w:t>
+      </w:r>
+      <w:r>
+        <w:t xml:space="preserve"> </w:t>
+      </w:r>
+      <w:r>
+        <w:t xml:space="preserve">Forensic</w:t>
+      </w:r>
+      <w:r>
+        <w:t xml:space="preserve"> </w:t>
+      </w:r>
+      <w:r>
+        <w:t xml:space="preserve">Interview</w:t>
+      </w:r>
+      <w:r>
+        <w:t xml:space="preserve"> </w:t>
+      </w:r>
+      <w:r>
+        <w:t xml:space="preserve">as</w:t>
+      </w:r>
+      <w:r>
+        <w:t xml:space="preserve"> </w:t>
+      </w:r>
+      <w:r>
+        <w:t xml:space="preserve">Residual</w:t>
+      </w:r>
+      <w:r>
+        <w:t xml:space="preserve"> </w:t>
+      </w:r>
+      <w:r>
+        <w:t xml:space="preserve">Hearsay.</w:t>
+      </w:r>
+      <w:r>
+        <w:t xml:space="preserve">⁠ ⁠ ⁠ ⁠</w:t>
       </w:r>
       <w:r>
         <w:tab/>
       </w:r>
       <w:r>
-        <w:t xml:space="preserve">4</w:t>
-      </w:r>
-    </w:p>
-    <w:p>
-      <w:pPr>
+        <w:t xml:space="preserve">3</w:t>
+      </w:r>
+    </w:p>
+    <w:p>
+      <w:pPr>
+        <w:keepLines/>
         <w:tabs>
           <w:tab w:val="right" w:leader="dot" w:pos="9360"/>
         </w:tabs>
-        <w:spacing w:before="98" w:after="0" w:line="240" w:lineRule="auto"/>
-        <w:ind w:left="1440" w:hanging="720"/>
+        <w:spacing w:before="98" w:after="0" w:line="288" w:lineRule="exact"/>
+        <w:ind w:left="1440" w:right="720" w:hanging="720"/>
       </w:pPr>
       <w:r>
         <w:t xml:space="preserve">D.</w:t>
@@ -666,7 +1727,76 @@
         <w:tab/>
       </w:r>
       <w:r>
-        <w:t xml:space="preserve">On Direct Examination, JP Immediately Stated She Did Not Want to Testify.</w:t>
+        <w:t xml:space="preserve">On</w:t>
+      </w:r>
+      <w:r>
+        <w:t xml:space="preserve"> </w:t>
+      </w:r>
+      <w:r>
+        <w:t xml:space="preserve">Direct</w:t>
+      </w:r>
+      <w:r>
+        <w:t xml:space="preserve"> </w:t>
+      </w:r>
+      <w:r>
+        <w:t xml:space="preserve">Examination,</w:t>
+      </w:r>
+      <w:r>
+        <w:t xml:space="preserve"> </w:t>
+      </w:r>
+      <w:r>
+        <w:t xml:space="preserve">JP</w:t>
+      </w:r>
+      <w:r>
+        <w:t xml:space="preserve"> </w:t>
+      </w:r>
+      <w:r>
+        <w:t xml:space="preserve">Immediately</w:t>
+      </w:r>
+      <w:r>
+        <w:t xml:space="preserve"> </w:t>
+      </w:r>
+      <w:r>
+        <w:t xml:space="preserve">Stated</w:t>
+      </w:r>
+      <w:r>
+        <w:t xml:space="preserve"> </w:t>
+      </w:r>
+      <w:r>
+        <w:t xml:space="preserve">She</w:t>
+      </w:r>
+      <w:r>
+        <w:t xml:space="preserve"> </w:t>
+      </w:r>
+      <w:r>
+        <w:t xml:space="preserve">Did</w:t>
+      </w:r>
+      <w:r>
+        <w:t xml:space="preserve"> </w:t>
+      </w:r>
+      <w:r>
+        <w:t xml:space="preserve">Not</w:t>
+      </w:r>
+      <w:r>
+        <w:t xml:space="preserve"> </w:t>
+      </w:r>
+      <w:r>
+        <w:t xml:space="preserve">Want</w:t>
+      </w:r>
+      <w:r>
+        <w:t xml:space="preserve"> </w:t>
+      </w:r>
+      <w:r>
+        <w:t xml:space="preserve">to</w:t>
+      </w:r>
+      <w:r>
+        <w:t xml:space="preserve"> </w:t>
+      </w:r>
+      <w:r>
+        <w:t xml:space="preserve">Testify.</w:t>
+      </w:r>
+      <w:r>
+        <w:t xml:space="preserve">⁠ ⁠ ⁠ ⁠</w:t>
       </w:r>
       <w:r>
         <w:tab/>
@@ -677,11 +1807,12 @@
     </w:p>
     <w:p>
       <w:pPr>
+        <w:keepLines/>
         <w:tabs>
           <w:tab w:val="right" w:leader="dot" w:pos="9360"/>
         </w:tabs>
-        <w:spacing w:before="98" w:after="0" w:line="240" w:lineRule="auto"/>
-        <w:ind w:left="1440" w:hanging="720"/>
+        <w:spacing w:before="98" w:after="0" w:line="288" w:lineRule="exact"/>
+        <w:ind w:left="1440" w:right="720" w:hanging="720"/>
       </w:pPr>
       <w:r>
         <w:t xml:space="preserve">E.</w:t>
@@ -690,7 +1821,64 @@
         <w:tab/>
       </w:r>
       <w:r>
-        <w:t xml:space="preserve">The Military Judge Admitted JP’s Forensic Interview as Residual Hearsay.</w:t>
+        <w:t xml:space="preserve">The</w:t>
+      </w:r>
+      <w:r>
+        <w:t xml:space="preserve"> </w:t>
+      </w:r>
+      <w:r>
+        <w:t xml:space="preserve">Military</w:t>
+      </w:r>
+      <w:r>
+        <w:t xml:space="preserve"> </w:t>
+      </w:r>
+      <w:r>
+        <w:t xml:space="preserve">Judge</w:t>
+      </w:r>
+      <w:r>
+        <w:t xml:space="preserve"> </w:t>
+      </w:r>
+      <w:r>
+        <w:t xml:space="preserve">Admitted</w:t>
+      </w:r>
+      <w:r>
+        <w:t xml:space="preserve"> </w:t>
+      </w:r>
+      <w:r>
+        <w:t xml:space="preserve">JP’s</w:t>
+      </w:r>
+      <w:r>
+        <w:t xml:space="preserve"> </w:t>
+      </w:r>
+      <w:r>
+        <w:t xml:space="preserve">Forensic</w:t>
+      </w:r>
+      <w:r>
+        <w:t xml:space="preserve"> </w:t>
+      </w:r>
+      <w:r>
+        <w:t xml:space="preserve">Interview</w:t>
+      </w:r>
+      <w:r>
+        <w:t xml:space="preserve"> </w:t>
+      </w:r>
+      <w:r>
+        <w:t xml:space="preserve">as</w:t>
+      </w:r>
+      <w:r>
+        <w:t xml:space="preserve"> </w:t>
+      </w:r>
+      <w:r>
+        <w:t xml:space="preserve">Residual</w:t>
+      </w:r>
+      <w:r>
+        <w:t xml:space="preserve"> </w:t>
+      </w:r>
+      <w:r>
+        <w:t xml:space="preserve">Hearsay.</w:t>
+      </w:r>
+      <w:r>
+        <w:t xml:space="preserve">⁠ ⁠ ⁠ ⁠</w:t>
       </w:r>
       <w:r>
         <w:tab/>
@@ -701,47 +1889,68 @@
     </w:p>
     <w:p>
       <w:pPr>
+        <w:keepLines/>
         <w:tabs>
           <w:tab w:val="right" w:leader="dot" w:pos="9360"/>
         </w:tabs>
-        <w:spacing w:before="168" w:after="0" w:line="240" w:lineRule="auto"/>
-        <w:ind w:left="720" w:hanging="720"/>
-      </w:pPr>
-      <w:r>
-        <w:t xml:space="preserve">Summary of Argument</w:t>
+        <w:spacing w:before="168" w:after="0" w:line="288" w:lineRule="exact"/>
+        <w:ind w:left="720" w:right="720" w:hanging="720"/>
+      </w:pPr>
+      <w:r>
+        <w:t xml:space="preserve">Summary</w:t>
+      </w:r>
+      <w:r>
+        <w:t xml:space="preserve"> </w:t>
+      </w:r>
+      <w:r>
+        <w:t xml:space="preserve">of</w:t>
+      </w:r>
+      <w:r>
+        <w:t xml:space="preserve"> </w:t>
+      </w:r>
+      <w:r>
+        <w:t xml:space="preserve">Argument</w:t>
+      </w:r>
+      <w:r>
+        <w:t xml:space="preserve">⁠ ⁠ ⁠ ⁠</w:t>
       </w:r>
       <w:r>
         <w:tab/>
       </w:r>
       <w:r>
-        <w:t xml:space="preserve">6</w:t>
-      </w:r>
-    </w:p>
-    <w:p>
-      <w:pPr>
+        <w:t xml:space="preserve">5</w:t>
+      </w:r>
+    </w:p>
+    <w:p>
+      <w:pPr>
+        <w:keepLines/>
         <w:tabs>
           <w:tab w:val="right" w:leader="dot" w:pos="9360"/>
         </w:tabs>
-        <w:spacing w:before="168" w:after="0" w:line="240" w:lineRule="auto"/>
-        <w:ind w:left="720" w:hanging="720"/>
+        <w:spacing w:before="168" w:after="0" w:line="288" w:lineRule="exact"/>
+        <w:ind w:left="720" w:right="720" w:hanging="720"/>
       </w:pPr>
       <w:r>
         <w:t xml:space="preserve">Argument</w:t>
       </w:r>
       <w:r>
+        <w:t xml:space="preserve">⁠ ⁠ ⁠ ⁠</w:t>
+      </w:r>
+      <w:r>
         <w:tab/>
       </w:r>
       <w:r>
-        <w:t xml:space="preserve">7</w:t>
-      </w:r>
-    </w:p>
-    <w:p>
-      <w:pPr>
+        <w:t xml:space="preserve">6</w:t>
+      </w:r>
+    </w:p>
+    <w:p>
+      <w:pPr>
+        <w:keepLines/>
         <w:tabs>
           <w:tab w:val="right" w:leader="dot" w:pos="9360"/>
         </w:tabs>
-        <w:spacing w:before="98" w:after="0" w:line="240" w:lineRule="auto"/>
-        <w:ind w:left="720" w:hanging="720"/>
+        <w:spacing w:before="98" w:after="0" w:line="288" w:lineRule="exact"/>
+        <w:ind w:left="720" w:right="720" w:hanging="720"/>
       </w:pPr>
       <w:r>
         <w:t xml:space="preserve">I.</w:t>
@@ -750,22 +1959,104 @@
         <w:tab/>
       </w:r>
       <w:r>
-        <w:t xml:space="preserve">Whether Appellant’s right to confrontation was violated with the admission of JP’s forensic interview.</w:t>
+        <w:t xml:space="preserve">Whether</w:t>
+      </w:r>
+      <w:r>
+        <w:t xml:space="preserve"> </w:t>
+      </w:r>
+      <w:r>
+        <w:t xml:space="preserve">Appellant’s</w:t>
+      </w:r>
+      <w:r>
+        <w:t xml:space="preserve"> </w:t>
+      </w:r>
+      <w:r>
+        <w:t xml:space="preserve">right</w:t>
+      </w:r>
+      <w:r>
+        <w:t xml:space="preserve"> </w:t>
+      </w:r>
+      <w:r>
+        <w:t xml:space="preserve">to</w:t>
+      </w:r>
+      <w:r>
+        <w:t xml:space="preserve"> </w:t>
+      </w:r>
+      <w:r>
+        <w:t xml:space="preserve">confrontation</w:t>
+      </w:r>
+      <w:r>
+        <w:t xml:space="preserve"> </w:t>
+      </w:r>
+      <w:r>
+        <w:t xml:space="preserve">was</w:t>
+      </w:r>
+      <w:r>
+        <w:t xml:space="preserve"> </w:t>
+      </w:r>
+      <w:r>
+        <w:t xml:space="preserve">violated</w:t>
+      </w:r>
+      <w:r>
+        <w:t xml:space="preserve"> </w:t>
+      </w:r>
+      <w:r>
+        <w:t xml:space="preserve">with</w:t>
+      </w:r>
+      <w:r>
+        <w:t xml:space="preserve"> </w:t>
+      </w:r>
+      <w:r>
+        <w:t xml:space="preserve">the</w:t>
+      </w:r>
+      <w:r>
+        <w:t xml:space="preserve"> </w:t>
+      </w:r>
+      <w:r>
+        <w:t xml:space="preserve">admission</w:t>
+      </w:r>
+      <w:r>
+        <w:t xml:space="preserve"> </w:t>
+      </w:r>
+      <w:r>
+        <w:t xml:space="preserve">of</w:t>
+      </w:r>
+      <w:r>
+        <w:t xml:space="preserve"> </w:t>
+      </w:r>
+      <w:r>
+        <w:t xml:space="preserve">JP’s</w:t>
+      </w:r>
+      <w:r>
+        <w:t xml:space="preserve"> </w:t>
+      </w:r>
+      <w:r>
+        <w:t xml:space="preserve">forensic</w:t>
+      </w:r>
+      <w:r>
+        <w:t xml:space="preserve"> </w:t>
+      </w:r>
+      <w:r>
+        <w:t xml:space="preserve">interview.</w:t>
+      </w:r>
+      <w:r>
+        <w:t xml:space="preserve">⁠ ⁠ ⁠ ⁠</w:t>
       </w:r>
       <w:r>
         <w:tab/>
       </w:r>
       <w:r>
-        <w:t xml:space="preserve">7</w:t>
-      </w:r>
-    </w:p>
-    <w:p>
-      <w:pPr>
+        <w:t xml:space="preserve">6</w:t>
+      </w:r>
+    </w:p>
+    <w:p>
+      <w:pPr>
+        <w:keepLines/>
         <w:tabs>
           <w:tab w:val="right" w:leader="dot" w:pos="9360"/>
         </w:tabs>
-        <w:spacing w:before="98" w:after="0" w:line="240" w:lineRule="auto"/>
-        <w:ind w:left="1440" w:hanging="720"/>
+        <w:spacing w:before="98" w:after="0" w:line="288" w:lineRule="exact"/>
+        <w:ind w:left="1440" w:right="720" w:hanging="720"/>
       </w:pPr>
       <w:r>
         <w:t xml:space="preserve">A.</w:t>
@@ -774,22 +2065,50 @@
         <w:tab/>
       </w:r>
       <w:r>
-        <w:t xml:space="preserve">Standard of Review and Law</w:t>
+        <w:t xml:space="preserve">Standard</w:t>
+      </w:r>
+      <w:r>
+        <w:t xml:space="preserve"> </w:t>
+      </w:r>
+      <w:r>
+        <w:t xml:space="preserve">of</w:t>
+      </w:r>
+      <w:r>
+        <w:t xml:space="preserve"> </w:t>
+      </w:r>
+      <w:r>
+        <w:t xml:space="preserve">Review</w:t>
+      </w:r>
+      <w:r>
+        <w:t xml:space="preserve"> </w:t>
+      </w:r>
+      <w:r>
+        <w:t xml:space="preserve">and</w:t>
+      </w:r>
+      <w:r>
+        <w:t xml:space="preserve"> </w:t>
+      </w:r>
+      <w:r>
+        <w:t xml:space="preserve">Law</w:t>
+      </w:r>
+      <w:r>
+        <w:t xml:space="preserve">⁠ ⁠ ⁠ ⁠</w:t>
       </w:r>
       <w:r>
         <w:tab/>
       </w:r>
       <w:r>
-        <w:t xml:space="preserve">7</w:t>
-      </w:r>
-    </w:p>
-    <w:p>
-      <w:pPr>
+        <w:t xml:space="preserve">6</w:t>
+      </w:r>
+    </w:p>
+    <w:p>
+      <w:pPr>
+        <w:keepLines/>
         <w:tabs>
           <w:tab w:val="right" w:leader="dot" w:pos="9360"/>
         </w:tabs>
-        <w:spacing w:before="98" w:after="0" w:line="240" w:lineRule="auto"/>
-        <w:ind w:left="1440" w:hanging="720"/>
+        <w:spacing w:before="98" w:after="0" w:line="288" w:lineRule="exact"/>
+        <w:ind w:left="1440" w:right="720" w:hanging="720"/>
       </w:pPr>
       <w:r>
         <w:t xml:space="preserve">B.</w:t>
@@ -798,22 +2117,110 @@
         <w:tab/>
       </w:r>
       <w:r>
-        <w:t xml:space="preserve">The Two-Path Constitutional Dilemma: JP’s Absolute Refusal to Testify Extinguished Any Cognizable Opportunity for Cross-Examination.</w:t>
+        <w:t xml:space="preserve">The</w:t>
+      </w:r>
+      <w:r>
+        <w:t xml:space="preserve"> </w:t>
+      </w:r>
+      <w:r>
+        <w:t xml:space="preserve">Two-Path</w:t>
+      </w:r>
+      <w:r>
+        <w:t xml:space="preserve"> </w:t>
+      </w:r>
+      <w:r>
+        <w:t xml:space="preserve">Constitutional</w:t>
+      </w:r>
+      <w:r>
+        <w:t xml:space="preserve"> </w:t>
+      </w:r>
+      <w:r>
+        <w:t xml:space="preserve">Dilemma:</w:t>
+      </w:r>
+      <w:r>
+        <w:t xml:space="preserve"> </w:t>
+      </w:r>
+      <w:r>
+        <w:t xml:space="preserve">JP’s</w:t>
+      </w:r>
+      <w:r>
+        <w:t xml:space="preserve"> </w:t>
+      </w:r>
+      <w:r>
+        <w:t xml:space="preserve">Absolute</w:t>
+      </w:r>
+      <w:r>
+        <w:t xml:space="preserve"> </w:t>
+      </w:r>
+      <w:r>
+        <w:t xml:space="preserve">Refusal</w:t>
+      </w:r>
+      <w:r>
+        <w:t xml:space="preserve"> </w:t>
+      </w:r>
+      <w:r>
+        <w:t xml:space="preserve">to</w:t>
+      </w:r>
+      <w:r>
+        <w:t xml:space="preserve"> </w:t>
+      </w:r>
+      <w:r>
+        <w:t xml:space="preserve">Testify</w:t>
+      </w:r>
+      <w:r>
+        <w:t xml:space="preserve"> </w:t>
+      </w:r>
+      <w:r>
+        <w:t xml:space="preserve">Extinguished</w:t>
+      </w:r>
+      <w:r>
+        <w:t xml:space="preserve"> </w:t>
+      </w:r>
+      <w:r>
+        <w:t xml:space="preserve">Any</w:t>
+      </w:r>
+      <w:r>
+        <w:t xml:space="preserve"> </w:t>
+      </w:r>
+      <w:r>
+        <w:t xml:space="preserve">Cognizable</w:t>
+      </w:r>
+      <w:r>
+        <w:t xml:space="preserve"> </w:t>
+      </w:r>
+      <w:r>
+        <w:t xml:space="preserve">Opportunity</w:t>
+      </w:r>
+      <w:r>
+        <w:t xml:space="preserve"> </w:t>
+      </w:r>
+      <w:r>
+        <w:t xml:space="preserve">for</w:t>
+      </w:r>
+      <w:r>
+        <w:t xml:space="preserve"> </w:t>
+      </w:r>
+      <w:r>
+        <w:t xml:space="preserve">Cross-Examination.</w:t>
+      </w:r>
+      <w:r>
+        <w:t xml:space="preserve">⁠ ⁠ ⁠ ⁠</w:t>
       </w:r>
       <w:r>
         <w:tab/>
       </w:r>
       <w:r>
-        <w:t xml:space="preserve">8</w:t>
-      </w:r>
-    </w:p>
-    <w:p>
-      <w:pPr>
+        <w:t xml:space="preserve">7</w:t>
+      </w:r>
+    </w:p>
+    <w:p>
+      <w:pPr>
+        <w:keepLines/>
         <w:tabs>
           <w:tab w:val="right" w:leader="dot" w:pos="9360"/>
         </w:tabs>
-        <w:spacing w:before="98" w:after="0" w:line="240" w:lineRule="auto"/>
-        <w:ind w:left="2160" w:hanging="720"/>
+        <w:spacing w:before="98" w:after="0" w:line="288" w:lineRule="exact"/>
+        <w:ind w:left="2160" w:right="720" w:hanging="720"/>
       </w:pPr>
       <w:r>
         <w:t xml:space="preserve">1.</w:t>
@@ -822,54 +2229,571 @@
         <w:tab/>
       </w:r>
       <w:r>
-        <w:t xml:space="preserve">Path 1: JP Refused to Testify Before Taking the Oath.</w:t>
+        <w:t xml:space="preserve">Path</w:t>
+      </w:r>
+      <w:r>
+        <w:t xml:space="preserve"> </w:t>
+      </w:r>
+      <w:r>
+        <w:t xml:space="preserve">1:</w:t>
+      </w:r>
+      <w:r>
+        <w:t xml:space="preserve"> </w:t>
+      </w:r>
+      <w:r>
+        <w:t xml:space="preserve">JP</w:t>
+      </w:r>
+      <w:r>
+        <w:t xml:space="preserve"> </w:t>
+      </w:r>
+      <w:r>
+        <w:t xml:space="preserve">Refused</w:t>
+      </w:r>
+      <w:r>
+        <w:t xml:space="preserve"> </w:t>
+      </w:r>
+      <w:r>
+        <w:t xml:space="preserve">to</w:t>
+      </w:r>
+      <w:r>
+        <w:t xml:space="preserve"> </w:t>
+      </w:r>
+      <w:r>
+        <w:t xml:space="preserve">Testify</w:t>
+      </w:r>
+      <w:r>
+        <w:t xml:space="preserve"> </w:t>
+      </w:r>
+      <w:r>
+        <w:t xml:space="preserve">Before</w:t>
+      </w:r>
+      <w:r>
+        <w:t xml:space="preserve"> </w:t>
+      </w:r>
+      <w:r>
+        <w:t xml:space="preserve">Taking</w:t>
+      </w:r>
+      <w:r>
+        <w:t xml:space="preserve"> </w:t>
+      </w:r>
+      <w:r>
+        <w:t xml:space="preserve">the</w:t>
+      </w:r>
+      <w:r>
+        <w:t xml:space="preserve"> </w:t>
+      </w:r>
+      <w:r>
+        <w:t xml:space="preserve">Oath.</w:t>
+      </w:r>
+      <w:r>
+        <w:t xml:space="preserve">⁠ ⁠ ⁠ ⁠</w:t>
       </w:r>
       <w:r>
         <w:tab/>
       </w:r>
       <w:r>
-        <w:t xml:space="preserve">8</w:t>
-      </w:r>
-    </w:p>
-    <w:p>
-      <w:pPr>
+        <w:t xml:space="preserve">7</w:t>
+      </w:r>
+    </w:p>
+    <w:p>
+      <w:pPr>
+        <w:keepLines/>
         <w:tabs>
           <w:tab w:val="right" w:leader="dot" w:pos="9360"/>
         </w:tabs>
-        <w:spacing w:before="168" w:after="0" w:line="240" w:lineRule="auto"/>
-        <w:ind w:left="720" w:hanging="720"/>
+        <w:spacing w:before="168" w:after="0" w:line="288" w:lineRule="exact"/>
+        <w:ind w:left="720" w:right="720" w:hanging="720"/>
       </w:pPr>
       <w:r>
         <w:t xml:space="preserve">Conclusion</w:t>
       </w:r>
       <w:r>
+        <w:t xml:space="preserve">⁠ ⁠ ⁠ ⁠</w:t>
+      </w:r>
+      <w:r>
         <w:tab/>
       </w:r>
       <w:r>
-        <w:t xml:space="preserve">9</w:t>
-      </w:r>
-    </w:p>
-    <w:p>
-      <w:r>
-        <w:br w:type="page"/>
+        <w:t xml:space="preserve">8</w:t>
       </w:r>
     </w:p>
     <w:p>
       <w:pPr>
         <w:keepNext/>
+        <w:keepLines/>
+        <w:pageBreakBefore/>
+        <w:spacing w:before="0" w:after="308" w:line="288" w:lineRule="exact"/>
+        <w:ind w:left="0" w:firstLine="0"/>
+        <w:jc w:val="center"/>
+      </w:pPr>
+      <w:r>
+        <w:rPr>
+          <w:b/>
+          <w:bCs/>
+        </w:rPr>
+        <w:t xml:space="preserve">Table of Cases, Statutes, and Other Authorities</w:t>
+      </w:r>
+    </w:p>
+    <w:p>
+      <w:pPr>
+        <w:keepNext/>
+        <w:keepLines/>
+        <w:tabs>
+          <w:tab w:val="right" w:pos="9360"/>
+        </w:tabs>
+        <w:spacing w:before="280" w:after="56" w:line="288" w:lineRule="exact"/>
+      </w:pPr>
+      <w:r>
+        <w:rPr>
+          <w:b/>
+          <w:bCs/>
+        </w:rPr>
+        <w:t xml:space="preserve">Supreme Court of the United States</w:t>
+      </w:r>
+      <w:r>
+        <w:tab/>
+      </w:r>
+      <w:r>
+        <w:rPr>
+          <w:b/>
+          <w:bCs/>
+          <w:u w:val="single"/>
+        </w:rPr>
+        <w:t xml:space="preserve">Page(s)</w:t>
+      </w:r>
+    </w:p>
+    <w:p>
+      <w:pPr>
         <w:keepLines/>
         <w:tabs>
           <w:tab w:val="right" w:leader="dot" w:pos="9360"/>
         </w:tabs>
-        <w:spacing w:before="420" w:after="308" w:line="240" w:lineRule="auto"/>
-        <w:jc w:val="center"/>
-      </w:pPr>
-      <w:r>
-        <w:rPr>
-          <w:b/>
-          <w:bCs/>
-        </w:rPr>
-        <w:t xml:space="preserve">Table of Cases, Statutes, and Other Authorities</w:t>
+        <w:spacing w:before="196" w:after="0" w:line="288" w:lineRule="exact"/>
+        <w:ind w:left="504" w:right="1120" w:hanging="504"/>
+      </w:pPr>
+      <w:r>
+        <w:rPr>
+          <w:i/>
+          <w:iCs/>
+        </w:rPr>
+        <w:t xml:space="preserve">California</w:t>
+      </w:r>
+      <w:r>
+        <w:rPr>
+          <w:i/>
+          <w:iCs/>
+        </w:rPr>
+        <w:t xml:space="preserve"> </w:t>
+      </w:r>
+      <w:r>
+        <w:rPr>
+          <w:i/>
+          <w:iCs/>
+        </w:rPr>
+        <w:t xml:space="preserve">v.</w:t>
+      </w:r>
+      <w:r>
+        <w:rPr>
+          <w:i/>
+          <w:iCs/>
+        </w:rPr>
+        <w:t xml:space="preserve"> </w:t>
+      </w:r>
+      <w:r>
+        <w:rPr>
+          <w:i/>
+          <w:iCs/>
+        </w:rPr>
+        <w:t xml:space="preserve">Green</w:t>
+      </w:r>
+      <w:r>
+        <w:t xml:space="preserve">, </w:t>
+      </w:r>
+      <w:r>
+        <w:t xml:space="preserve">399</w:t>
+      </w:r>
+      <w:r>
+        <w:t xml:space="preserve"> </w:t>
+      </w:r>
+      <w:r>
+        <w:t xml:space="preserve">U.S.</w:t>
+      </w:r>
+      <w:r>
+        <w:t xml:space="preserve"> </w:t>
+      </w:r>
+      <w:r>
+        <w:t xml:space="preserve">149,</w:t>
+      </w:r>
+      <w:r>
+        <w:t xml:space="preserve"> </w:t>
+      </w:r>
+      <w:r>
+        <w:t xml:space="preserve">158</w:t>
+      </w:r>
+      <w:r>
+        <w:t xml:space="preserve"> </w:t>
+      </w:r>
+      <w:r>
+        <w:t xml:space="preserve">(1970)</w:t>
+      </w:r>
+      <w:r>
+        <w:t xml:space="preserve">⁠ ⁠ ⁠ ⁠</w:t>
+      </w:r>
+      <w:r>
+        <w:tab/>
+      </w:r>
+      <w:r>
+        <w:t xml:space="preserve">7</w:t>
+      </w:r>
+    </w:p>
+    <w:p>
+      <w:pPr>
+        <w:keepLines/>
+        <w:tabs>
+          <w:tab w:val="right" w:leader="dot" w:pos="9360"/>
+        </w:tabs>
+        <w:spacing w:before="196" w:after="0" w:line="288" w:lineRule="exact"/>
+        <w:ind w:left="504" w:right="1120" w:hanging="504"/>
+      </w:pPr>
+      <w:r>
+        <w:rPr>
+          <w:i/>
+          <w:iCs/>
+        </w:rPr>
+        <w:t xml:space="preserve">Crawford</w:t>
+      </w:r>
+      <w:r>
+        <w:rPr>
+          <w:i/>
+          <w:iCs/>
+        </w:rPr>
+        <w:t xml:space="preserve"> </w:t>
+      </w:r>
+      <w:r>
+        <w:rPr>
+          <w:i/>
+          <w:iCs/>
+        </w:rPr>
+        <w:t xml:space="preserve">v.</w:t>
+      </w:r>
+      <w:r>
+        <w:rPr>
+          <w:i/>
+          <w:iCs/>
+        </w:rPr>
+        <w:t xml:space="preserve"> </w:t>
+      </w:r>
+      <w:r>
+        <w:rPr>
+          <w:i/>
+          <w:iCs/>
+        </w:rPr>
+        <w:t xml:space="preserve">Washington</w:t>
+      </w:r>
+      <w:r>
+        <w:t xml:space="preserve">, </w:t>
+      </w:r>
+      <w:r>
+        <w:t xml:space="preserve">541</w:t>
+      </w:r>
+      <w:r>
+        <w:t xml:space="preserve"> </w:t>
+      </w:r>
+      <w:r>
+        <w:t xml:space="preserve">U.S.</w:t>
+      </w:r>
+      <w:r>
+        <w:t xml:space="preserve"> </w:t>
+      </w:r>
+      <w:r>
+        <w:t xml:space="preserve">36,</w:t>
+      </w:r>
+      <w:r>
+        <w:t xml:space="preserve"> </w:t>
+      </w:r>
+      <w:r>
+        <w:t xml:space="preserve">68</w:t>
+      </w:r>
+      <w:r>
+        <w:t xml:space="preserve"> </w:t>
+      </w:r>
+      <w:r>
+        <w:t xml:space="preserve">(2004)</w:t>
+      </w:r>
+      <w:r>
+        <w:t xml:space="preserve">⁠ ⁠ ⁠ ⁠</w:t>
+      </w:r>
+      <w:r>
+        <w:tab/>
+      </w:r>
+      <w:r>
+        <w:t xml:space="preserve">6</w:t>
+      </w:r>
+    </w:p>
+    <w:p>
+      <w:pPr>
+        <w:keepLines/>
+        <w:tabs>
+          <w:tab w:val="right" w:leader="dot" w:pos="9360"/>
+        </w:tabs>
+        <w:spacing w:before="196" w:after="0" w:line="288" w:lineRule="exact"/>
+        <w:ind w:left="504" w:right="1120" w:hanging="504"/>
+      </w:pPr>
+      <w:r>
+        <w:rPr>
+          <w:i/>
+          <w:iCs/>
+        </w:rPr>
+        <w:t xml:space="preserve">Douglas</w:t>
+      </w:r>
+      <w:r>
+        <w:rPr>
+          <w:i/>
+          <w:iCs/>
+        </w:rPr>
+        <w:t xml:space="preserve"> </w:t>
+      </w:r>
+      <w:r>
+        <w:rPr>
+          <w:i/>
+          <w:iCs/>
+        </w:rPr>
+        <w:t xml:space="preserve">v.</w:t>
+      </w:r>
+      <w:r>
+        <w:rPr>
+          <w:i/>
+          <w:iCs/>
+        </w:rPr>
+        <w:t xml:space="preserve"> </w:t>
+      </w:r>
+      <w:r>
+        <w:rPr>
+          <w:i/>
+          <w:iCs/>
+        </w:rPr>
+        <w:t xml:space="preserve">Alabama</w:t>
+      </w:r>
+      <w:r>
+        <w:t xml:space="preserve">, </w:t>
+      </w:r>
+      <w:r>
+        <w:t xml:space="preserve">380</w:t>
+      </w:r>
+      <w:r>
+        <w:t xml:space="preserve"> </w:t>
+      </w:r>
+      <w:r>
+        <w:t xml:space="preserve">U.S.</w:t>
+      </w:r>
+      <w:r>
+        <w:t xml:space="preserve"> </w:t>
+      </w:r>
+      <w:r>
+        <w:t xml:space="preserve">415,</w:t>
+      </w:r>
+      <w:r>
+        <w:t xml:space="preserve"> </w:t>
+      </w:r>
+      <w:r>
+        <w:t xml:space="preserve">419</w:t>
+      </w:r>
+      <w:r>
+        <w:t xml:space="preserve"> </w:t>
+      </w:r>
+      <w:r>
+        <w:t xml:space="preserve">(1965)</w:t>
+      </w:r>
+      <w:r>
+        <w:t xml:space="preserve">⁠ ⁠ ⁠ ⁠</w:t>
+      </w:r>
+      <w:r>
+        <w:tab/>
+      </w:r>
+      <w:r>
+        <w:t xml:space="preserve">7</w:t>
+      </w:r>
+    </w:p>
+    <w:p>
+      <w:pPr>
+        <w:keepLines/>
+        <w:tabs>
+          <w:tab w:val="right" w:leader="dot" w:pos="9360"/>
+        </w:tabs>
+        <w:spacing w:before="196" w:after="0" w:line="288" w:lineRule="exact"/>
+        <w:ind w:left="504" w:right="1120" w:hanging="504"/>
+      </w:pPr>
+      <w:r>
+        <w:rPr>
+          <w:i/>
+          <w:iCs/>
+        </w:rPr>
+        <w:t xml:space="preserve">Giles</w:t>
+      </w:r>
+      <w:r>
+        <w:rPr>
+          <w:i/>
+          <w:iCs/>
+        </w:rPr>
+        <w:t xml:space="preserve"> </w:t>
+      </w:r>
+      <w:r>
+        <w:rPr>
+          <w:i/>
+          <w:iCs/>
+        </w:rPr>
+        <w:t xml:space="preserve">v.</w:t>
+      </w:r>
+      <w:r>
+        <w:rPr>
+          <w:i/>
+          <w:iCs/>
+        </w:rPr>
+        <w:t xml:space="preserve"> </w:t>
+      </w:r>
+      <w:r>
+        <w:rPr>
+          <w:i/>
+          <w:iCs/>
+        </w:rPr>
+        <w:t xml:space="preserve">California</w:t>
+      </w:r>
+      <w:r>
+        <w:t xml:space="preserve">, </w:t>
+      </w:r>
+      <w:r>
+        <w:t xml:space="preserve">554</w:t>
+      </w:r>
+      <w:r>
+        <w:t xml:space="preserve"> </w:t>
+      </w:r>
+      <w:r>
+        <w:t xml:space="preserve">U.S.</w:t>
+      </w:r>
+      <w:r>
+        <w:t xml:space="preserve"> </w:t>
+      </w:r>
+      <w:r>
+        <w:t xml:space="preserve">353,</w:t>
+      </w:r>
+      <w:r>
+        <w:t xml:space="preserve"> </w:t>
+      </w:r>
+      <w:r>
+        <w:t xml:space="preserve">357–58</w:t>
+      </w:r>
+      <w:r>
+        <w:t xml:space="preserve"> </w:t>
+      </w:r>
+      <w:r>
+        <w:t xml:space="preserve">(2008)</w:t>
+      </w:r>
+      <w:r>
+        <w:t xml:space="preserve">⁠ ⁠ ⁠ ⁠</w:t>
+      </w:r>
+      <w:r>
+        <w:tab/>
+      </w:r>
+      <w:r>
+        <w:t xml:space="preserve">6</w:t>
+      </w:r>
+    </w:p>
+    <w:p>
+      <w:pPr>
+        <w:keepLines/>
+        <w:tabs>
+          <w:tab w:val="right" w:leader="dot" w:pos="9360"/>
+        </w:tabs>
+        <w:spacing w:before="196" w:after="0" w:line="288" w:lineRule="exact"/>
+        <w:ind w:left="504" w:right="1120" w:hanging="504"/>
+      </w:pPr>
+      <w:r>
+        <w:rPr>
+          <w:i/>
+          <w:iCs/>
+        </w:rPr>
+        <w:t xml:space="preserve">United</w:t>
+      </w:r>
+      <w:r>
+        <w:rPr>
+          <w:i/>
+          <w:iCs/>
+        </w:rPr>
+        <w:t xml:space="preserve"> </w:t>
+      </w:r>
+      <w:r>
+        <w:rPr>
+          <w:i/>
+          <w:iCs/>
+        </w:rPr>
+        <w:t xml:space="preserve">States</w:t>
+      </w:r>
+      <w:r>
+        <w:rPr>
+          <w:i/>
+          <w:iCs/>
+        </w:rPr>
+        <w:t xml:space="preserve"> </w:t>
+      </w:r>
+      <w:r>
+        <w:rPr>
+          <w:i/>
+          <w:iCs/>
+        </w:rPr>
+        <w:t xml:space="preserve">v.</w:t>
+      </w:r>
+      <w:r>
+        <w:rPr>
+          <w:i/>
+          <w:iCs/>
+        </w:rPr>
+        <w:t xml:space="preserve"> </w:t>
+      </w:r>
+      <w:r>
+        <w:rPr>
+          <w:i/>
+          <w:iCs/>
+        </w:rPr>
+        <w:t xml:space="preserve">Owens</w:t>
+      </w:r>
+      <w:r>
+        <w:t xml:space="preserve">, </w:t>
+      </w:r>
+      <w:r>
+        <w:t xml:space="preserve">484</w:t>
+      </w:r>
+      <w:r>
+        <w:t xml:space="preserve"> </w:t>
+      </w:r>
+      <w:r>
+        <w:t xml:space="preserve">U.S.</w:t>
+      </w:r>
+      <w:r>
+        <w:t xml:space="preserve"> </w:t>
+      </w:r>
+      <w:r>
+        <w:t xml:space="preserve">554,</w:t>
+      </w:r>
+      <w:r>
+        <w:t xml:space="preserve"> </w:t>
+      </w:r>
+      <w:r>
+        <w:t xml:space="preserve">561</w:t>
+      </w:r>
+      <w:r>
+        <w:t xml:space="preserve"> </w:t>
+      </w:r>
+      <w:r>
+        <w:t xml:space="preserve">(1988)</w:t>
+      </w:r>
+      <w:r>
+        <w:t xml:space="preserve">⁠ ⁠ ⁠ ⁠</w:t>
+      </w:r>
+      <w:r>
+        <w:tab/>
+      </w:r>
+      <w:r>
+        <w:t xml:space="preserve">7</w:t>
       </w:r>
     </w:p>
     <w:p>
@@ -879,159 +2803,596 @@
         <w:tabs>
           <w:tab w:val="right" w:pos="9360"/>
         </w:tabs>
-        <w:spacing w:before="280" w:after="56" w:line="240" w:lineRule="auto"/>
-      </w:pPr>
-      <w:r>
-        <w:rPr>
-          <w:b/>
-          <w:bCs/>
-        </w:rPr>
-        <w:t xml:space="preserve">Supreme Court of the United States</w:t>
-      </w:r>
-      <w:r>
-        <w:tab/>
-      </w:r>
-      <w:r>
-        <w:rPr>
-          <w:b/>
-          <w:bCs/>
-          <w:u w:val="single"/>
-        </w:rPr>
-        <w:t xml:space="preserve">Page(s)</w:t>
-      </w:r>
-    </w:p>
-    <w:p>
-      <w:pPr>
+        <w:spacing w:before="392" w:after="56" w:line="288" w:lineRule="exact"/>
+      </w:pPr>
+      <w:r>
+        <w:rPr>
+          <w:b/>
+          <w:bCs/>
+        </w:rPr>
+        <w:t xml:space="preserve">Court of Appeals for the Armed Forces and Court of Military Appeals</w:t>
+      </w:r>
+    </w:p>
+    <w:p>
+      <w:pPr>
+        <w:keepLines/>
         <w:tabs>
           <w:tab w:val="right" w:leader="dot" w:pos="9360"/>
         </w:tabs>
-        <w:spacing w:before="196" w:after="0" w:line="240" w:lineRule="auto"/>
-        <w:ind w:left="504" w:hanging="504"/>
+        <w:spacing w:before="196" w:after="0" w:line="288" w:lineRule="exact"/>
+        <w:ind w:left="504" w:right="1120" w:hanging="504"/>
       </w:pPr>
       <w:r>
         <w:rPr>
           <w:i/>
           <w:iCs/>
         </w:rPr>
-        <w:t xml:space="preserve">California v. Green</w:t>
+        <w:t xml:space="preserve">United</w:t>
+      </w:r>
+      <w:r>
+        <w:rPr>
+          <w:i/>
+          <w:iCs/>
+        </w:rPr>
+        <w:t xml:space="preserve"> </w:t>
+      </w:r>
+      <w:r>
+        <w:rPr>
+          <w:i/>
+          <w:iCs/>
+        </w:rPr>
+        <w:t xml:space="preserve">States</w:t>
+      </w:r>
+      <w:r>
+        <w:rPr>
+          <w:i/>
+          <w:iCs/>
+        </w:rPr>
+        <w:t xml:space="preserve"> </w:t>
+      </w:r>
+      <w:r>
+        <w:rPr>
+          <w:i/>
+          <w:iCs/>
+        </w:rPr>
+        <w:t xml:space="preserve">v.</w:t>
+      </w:r>
+      <w:r>
+        <w:rPr>
+          <w:i/>
+          <w:iCs/>
+        </w:rPr>
+        <w:t xml:space="preserve"> </w:t>
+      </w:r>
+      <w:r>
+        <w:rPr>
+          <w:i/>
+          <w:iCs/>
+        </w:rPr>
+        <w:t xml:space="preserve">Blazier</w:t>
       </w:r>
       <w:r>
         <w:t xml:space="preserve">, </w:t>
       </w:r>
       <w:r>
-        <w:t xml:space="preserve">399 U.S. 149, 158 (1970)</w:t>
+        <w:t xml:space="preserve">68</w:t>
+      </w:r>
+      <w:r>
+        <w:t xml:space="preserve"> </w:t>
+      </w:r>
+      <w:r>
+        <w:t xml:space="preserve">M.J.</w:t>
+      </w:r>
+      <w:r>
+        <w:t xml:space="preserve"> </w:t>
+      </w:r>
+      <w:r>
+        <w:t xml:space="preserve">439,</w:t>
+      </w:r>
+      <w:r>
+        <w:t xml:space="preserve"> </w:t>
+      </w:r>
+      <w:r>
+        <w:t xml:space="preserve">442</w:t>
+      </w:r>
+      <w:r>
+        <w:t xml:space="preserve"> </w:t>
+      </w:r>
+      <w:r>
+        <w:t xml:space="preserve">(C.A.A.F.</w:t>
+      </w:r>
+      <w:r>
+        <w:t xml:space="preserve"> </w:t>
+      </w:r>
+      <w:r>
+        <w:t xml:space="preserve">2010)</w:t>
+      </w:r>
+      <w:r>
+        <w:t xml:space="preserve">⁠ ⁠ ⁠ ⁠</w:t>
       </w:r>
       <w:r>
         <w:tab/>
       </w:r>
       <w:r>
-        <w:t xml:space="preserve">7</w:t>
-      </w:r>
-    </w:p>
-    <w:p>
-      <w:pPr>
+        <w:t xml:space="preserve">6</w:t>
+      </w:r>
+    </w:p>
+    <w:p>
+      <w:pPr>
+        <w:keepLines/>
         <w:tabs>
           <w:tab w:val="right" w:leader="dot" w:pos="9360"/>
         </w:tabs>
-        <w:spacing w:before="196" w:after="0" w:line="240" w:lineRule="auto"/>
-        <w:ind w:left="504" w:hanging="504"/>
+        <w:spacing w:before="196" w:after="0" w:line="288" w:lineRule="exact"/>
+        <w:ind w:left="504" w:right="1120" w:hanging="504"/>
       </w:pPr>
       <w:r>
         <w:rPr>
           <w:i/>
           <w:iCs/>
         </w:rPr>
-        <w:t xml:space="preserve">Crawford v. Washington</w:t>
+        <w:t xml:space="preserve">United</w:t>
+      </w:r>
+      <w:r>
+        <w:rPr>
+          <w:i/>
+          <w:iCs/>
+        </w:rPr>
+        <w:t xml:space="preserve"> </w:t>
+      </w:r>
+      <w:r>
+        <w:rPr>
+          <w:i/>
+          <w:iCs/>
+        </w:rPr>
+        <w:t xml:space="preserve">States</w:t>
+      </w:r>
+      <w:r>
+        <w:rPr>
+          <w:i/>
+          <w:iCs/>
+        </w:rPr>
+        <w:t xml:space="preserve"> </w:t>
+      </w:r>
+      <w:r>
+        <w:rPr>
+          <w:i/>
+          <w:iCs/>
+        </w:rPr>
+        <w:t xml:space="preserve">v.</w:t>
+      </w:r>
+      <w:r>
+        <w:rPr>
+          <w:i/>
+          <w:iCs/>
+        </w:rPr>
+        <w:t xml:space="preserve"> </w:t>
+      </w:r>
+      <w:r>
+        <w:rPr>
+          <w:i/>
+          <w:iCs/>
+        </w:rPr>
+        <w:t xml:space="preserve">Rankin</w:t>
       </w:r>
       <w:r>
         <w:t xml:space="preserve">, </w:t>
       </w:r>
       <w:r>
-        <w:t xml:space="preserve">541 U.S. 36, 68 (2004)</w:t>
+        <w:t xml:space="preserve">64</w:t>
+      </w:r>
+      <w:r>
+        <w:t xml:space="preserve"> </w:t>
+      </w:r>
+      <w:r>
+        <w:t xml:space="preserve">M.J.</w:t>
+      </w:r>
+      <w:r>
+        <w:t xml:space="preserve"> </w:t>
+      </w:r>
+      <w:r>
+        <w:t xml:space="preserve">348,</w:t>
+      </w:r>
+      <w:r>
+        <w:t xml:space="preserve"> </w:t>
+      </w:r>
+      <w:r>
+        <w:t xml:space="preserve">353</w:t>
+      </w:r>
+      <w:r>
+        <w:t xml:space="preserve"> </w:t>
+      </w:r>
+      <w:r>
+        <w:t xml:space="preserve">(C.A.A.F.</w:t>
+      </w:r>
+      <w:r>
+        <w:t xml:space="preserve"> </w:t>
+      </w:r>
+      <w:r>
+        <w:t xml:space="preserve">2007)</w:t>
+      </w:r>
+      <w:r>
+        <w:t xml:space="preserve">⁠ ⁠ ⁠ ⁠</w:t>
       </w:r>
       <w:r>
         <w:tab/>
       </w:r>
       <w:r>
-        <w:t xml:space="preserve">7</w:t>
-      </w:r>
-    </w:p>
-    <w:p>
-      <w:pPr>
+        <w:t xml:space="preserve">6</w:t>
+      </w:r>
+    </w:p>
+    <w:p>
+      <w:pPr>
+        <w:keepLines/>
         <w:tabs>
           <w:tab w:val="right" w:leader="dot" w:pos="9360"/>
         </w:tabs>
-        <w:spacing w:before="196" w:after="0" w:line="240" w:lineRule="auto"/>
-        <w:ind w:left="504" w:hanging="504"/>
+        <w:spacing w:before="196" w:after="0" w:line="288" w:lineRule="exact"/>
+        <w:ind w:left="504" w:right="1120" w:hanging="504"/>
       </w:pPr>
       <w:r>
         <w:rPr>
           <w:i/>
           <w:iCs/>
         </w:rPr>
-        <w:t xml:space="preserve">Douglas v. Alabama</w:t>
+        <w:t xml:space="preserve">United</w:t>
+      </w:r>
+      <w:r>
+        <w:rPr>
+          <w:i/>
+          <w:iCs/>
+        </w:rPr>
+        <w:t xml:space="preserve"> </w:t>
+      </w:r>
+      <w:r>
+        <w:rPr>
+          <w:i/>
+          <w:iCs/>
+        </w:rPr>
+        <w:t xml:space="preserve">States</w:t>
+      </w:r>
+      <w:r>
+        <w:rPr>
+          <w:i/>
+          <w:iCs/>
+        </w:rPr>
+        <w:t xml:space="preserve"> </w:t>
+      </w:r>
+      <w:r>
+        <w:rPr>
+          <w:i/>
+          <w:iCs/>
+        </w:rPr>
+        <w:t xml:space="preserve">v.</w:t>
+      </w:r>
+      <w:r>
+        <w:rPr>
+          <w:i/>
+          <w:iCs/>
+        </w:rPr>
+        <w:t xml:space="preserve"> </w:t>
+      </w:r>
+      <w:r>
+        <w:rPr>
+          <w:i/>
+          <w:iCs/>
+        </w:rPr>
+        <w:t xml:space="preserve">Washington</w:t>
       </w:r>
       <w:r>
         <w:t xml:space="preserve">, </w:t>
       </w:r>
       <w:r>
-        <w:t xml:space="preserve">380 U.S. 415, 419 (1965)</w:t>
+        <w:t xml:space="preserve">63</w:t>
+      </w:r>
+      <w:r>
+        <w:t xml:space="preserve"> </w:t>
+      </w:r>
+      <w:r>
+        <w:t xml:space="preserve">M.J.</w:t>
+      </w:r>
+      <w:r>
+        <w:t xml:space="preserve"> </w:t>
+      </w:r>
+      <w:r>
+        <w:t xml:space="preserve">418,</w:t>
+      </w:r>
+      <w:r>
+        <w:t xml:space="preserve"> </w:t>
+      </w:r>
+      <w:r>
+        <w:t xml:space="preserve">424</w:t>
+      </w:r>
+      <w:r>
+        <w:t xml:space="preserve"> </w:t>
+      </w:r>
+      <w:r>
+        <w:t xml:space="preserve">(C.A.A.F.</w:t>
+      </w:r>
+      <w:r>
+        <w:t xml:space="preserve"> </w:t>
+      </w:r>
+      <w:r>
+        <w:t xml:space="preserve">2006)</w:t>
+      </w:r>
+      <w:r>
+        <w:t xml:space="preserve">⁠ ⁠ ⁠ ⁠</w:t>
       </w:r>
       <w:r>
         <w:tab/>
       </w:r>
       <w:r>
-        <w:t xml:space="preserve">8</w:t>
-      </w:r>
-    </w:p>
-    <w:p>
-      <w:pPr>
+        <w:t xml:space="preserve">7</w:t>
+      </w:r>
+    </w:p>
+    <w:p>
+      <w:pPr>
+        <w:keepNext/>
+        <w:keepLines/>
+        <w:tabs>
+          <w:tab w:val="right" w:pos="9360"/>
+        </w:tabs>
+        <w:spacing w:before="392" w:after="56" w:line="288" w:lineRule="exact"/>
+      </w:pPr>
+      <w:r>
+        <w:rPr>
+          <w:b/>
+          <w:bCs/>
+        </w:rPr>
+        <w:t xml:space="preserve">Service Courts of Criminal Appeals</w:t>
+      </w:r>
+    </w:p>
+    <w:p>
+      <w:pPr>
+        <w:keepLines/>
         <w:tabs>
           <w:tab w:val="right" w:leader="dot" w:pos="9360"/>
         </w:tabs>
-        <w:spacing w:before="196" w:after="0" w:line="240" w:lineRule="auto"/>
-        <w:ind w:left="504" w:hanging="504"/>
+        <w:spacing w:before="196" w:after="0" w:line="288" w:lineRule="exact"/>
+        <w:ind w:left="504" w:right="1120" w:hanging="504"/>
       </w:pPr>
       <w:r>
         <w:rPr>
           <w:i/>
           <w:iCs/>
         </w:rPr>
-        <w:t xml:space="preserve">Giles v. California</w:t>
+        <w:t xml:space="preserve">United</w:t>
+      </w:r>
+      <w:r>
+        <w:rPr>
+          <w:i/>
+          <w:iCs/>
+        </w:rPr>
+        <w:t xml:space="preserve"> </w:t>
+      </w:r>
+      <w:r>
+        <w:rPr>
+          <w:i/>
+          <w:iCs/>
+        </w:rPr>
+        <w:t xml:space="preserve">States</w:t>
+      </w:r>
+      <w:r>
+        <w:rPr>
+          <w:i/>
+          <w:iCs/>
+        </w:rPr>
+        <w:t xml:space="preserve"> </w:t>
+      </w:r>
+      <w:r>
+        <w:rPr>
+          <w:i/>
+          <w:iCs/>
+        </w:rPr>
+        <w:t xml:space="preserve">v.</w:t>
+      </w:r>
+      <w:r>
+        <w:rPr>
+          <w:i/>
+          <w:iCs/>
+        </w:rPr>
+        <w:t xml:space="preserve"> </w:t>
+      </w:r>
+      <w:r>
+        <w:rPr>
+          <w:i/>
+          <w:iCs/>
+        </w:rPr>
+        <w:t xml:space="preserve">Pinkerton</w:t>
       </w:r>
       <w:r>
         <w:t xml:space="preserve">, </w:t>
       </w:r>
       <w:r>
-        <w:t xml:space="preserve">554 U.S. 353, 357–58 (2008)</w:t>
+        <w:t xml:space="preserve">ARMY</w:t>
+      </w:r>
+      <w:r>
+        <w:t xml:space="preserve"> </w:t>
+      </w:r>
+      <w:r>
+        <w:t xml:space="preserve">20240353,</w:t>
+      </w:r>
+      <w:r>
+        <w:t xml:space="preserve"> </w:t>
+      </w:r>
+      <w:r>
+        <w:t xml:space="preserve">2026</w:t>
+      </w:r>
+      <w:r>
+        <w:t xml:space="preserve"> </w:t>
+      </w:r>
+      <w:r>
+        <w:t xml:space="preserve">CCA</w:t>
+      </w:r>
+      <w:r>
+        <w:t xml:space="preserve"> </w:t>
+      </w:r>
+      <w:r>
+        <w:t xml:space="preserve">LEXIS</w:t>
+      </w:r>
+      <w:r>
+        <w:t xml:space="preserve"> </w:t>
+      </w:r>
+      <w:r>
+        <w:t xml:space="preserve">197</w:t>
+      </w:r>
+      <w:r>
+        <w:t xml:space="preserve"> </w:t>
+      </w:r>
+      <w:r>
+        <w:t xml:space="preserve">(Army</w:t>
+      </w:r>
+      <w:r>
+        <w:t xml:space="preserve"> </w:t>
+      </w:r>
+      <w:r>
+        <w:t xml:space="preserve">Ct.</w:t>
+      </w:r>
+      <w:r>
+        <w:t xml:space="preserve"> </w:t>
+      </w:r>
+      <w:r>
+        <w:t xml:space="preserve">Crim.</w:t>
+      </w:r>
+      <w:r>
+        <w:t xml:space="preserve"> </w:t>
+      </w:r>
+      <w:r>
+        <w:t xml:space="preserve">App.</w:t>
+      </w:r>
+      <w:r>
+        <w:t xml:space="preserve"> </w:t>
+      </w:r>
+      <w:r>
+        <w:t xml:space="preserve">Apr.</w:t>
+      </w:r>
+      <w:r>
+        <w:t xml:space="preserve"> </w:t>
+      </w:r>
+      <w:r>
+        <w:t xml:space="preserve">20,</w:t>
+      </w:r>
+      <w:r>
+        <w:t xml:space="preserve"> </w:t>
+      </w:r>
+      <w:r>
+        <w:t xml:space="preserve">2026)</w:t>
+      </w:r>
+      <w:r>
+        <w:t xml:space="preserve">⁠ ⁠ ⁠ ⁠</w:t>
       </w:r>
       <w:r>
         <w:tab/>
       </w:r>
       <w:r>
-        <w:t xml:space="preserve">7</w:t>
-      </w:r>
-    </w:p>
-    <w:p>
-      <w:pPr>
+        <w:t xml:space="preserve">2</w:t>
+      </w:r>
+    </w:p>
+    <w:p>
+      <w:pPr>
+        <w:keepNext/>
+        <w:keepLines/>
+        <w:tabs>
+          <w:tab w:val="right" w:pos="9360"/>
+        </w:tabs>
+        <w:spacing w:before="392" w:after="56" w:line="288" w:lineRule="exact"/>
+      </w:pPr>
+      <w:r>
+        <w:rPr>
+          <w:b/>
+          <w:bCs/>
+        </w:rPr>
+        <w:t xml:space="preserve">State and Other Federal Court Cases</w:t>
+      </w:r>
+    </w:p>
+    <w:p>
+      <w:pPr>
+        <w:keepLines/>
         <w:tabs>
           <w:tab w:val="right" w:leader="dot" w:pos="9360"/>
         </w:tabs>
-        <w:spacing w:before="196" w:after="0" w:line="240" w:lineRule="auto"/>
-        <w:ind w:left="504" w:hanging="504"/>
+        <w:spacing w:before="196" w:after="0" w:line="288" w:lineRule="exact"/>
+        <w:ind w:left="504" w:right="1120" w:hanging="504"/>
       </w:pPr>
       <w:r>
         <w:rPr>
           <w:i/>
           <w:iCs/>
         </w:rPr>
-        <w:t xml:space="preserve">United States v. Owens</w:t>
+        <w:t xml:space="preserve">People</w:t>
+      </w:r>
+      <w:r>
+        <w:rPr>
+          <w:i/>
+          <w:iCs/>
+        </w:rPr>
+        <w:t xml:space="preserve"> </w:t>
+      </w:r>
+      <w:r>
+        <w:rPr>
+          <w:i/>
+          <w:iCs/>
+        </w:rPr>
+        <w:t xml:space="preserve">v.</w:t>
+      </w:r>
+      <w:r>
+        <w:rPr>
+          <w:i/>
+          <w:iCs/>
+        </w:rPr>
+        <w:t xml:space="preserve"> </w:t>
+      </w:r>
+      <w:r>
+        <w:rPr>
+          <w:i/>
+          <w:iCs/>
+        </w:rPr>
+        <w:t xml:space="preserve">Sharp</w:t>
       </w:r>
       <w:r>
         <w:t xml:space="preserve">, </w:t>
       </w:r>
       <w:r>
-        <w:t xml:space="preserve">484 U.S. 554, 561 (1988)</w:t>
+        <w:t xml:space="preserve">155</w:t>
+      </w:r>
+      <w:r>
+        <w:t xml:space="preserve"> </w:t>
+      </w:r>
+      <w:r>
+        <w:t xml:space="preserve">P.3d</w:t>
+      </w:r>
+      <w:r>
+        <w:t xml:space="preserve"> </w:t>
+      </w:r>
+      <w:r>
+        <w:t xml:space="preserve">577,</w:t>
+      </w:r>
+      <w:r>
+        <w:t xml:space="preserve"> </w:t>
+      </w:r>
+      <w:r>
+        <w:t xml:space="preserve">582</w:t>
+      </w:r>
+      <w:r>
+        <w:t xml:space="preserve"> </w:t>
+      </w:r>
+      <w:r>
+        <w:t xml:space="preserve">(Colo.</w:t>
+      </w:r>
+      <w:r>
+        <w:t xml:space="preserve"> </w:t>
+      </w:r>
+      <w:r>
+        <w:t xml:space="preserve">App.</w:t>
+      </w:r>
+      <w:r>
+        <w:t xml:space="preserve"> </w:t>
+      </w:r>
+      <w:r>
+        <w:t xml:space="preserve">2006)</w:t>
+      </w:r>
+      <w:r>
+        <w:t xml:space="preserve">⁠ ⁠ ⁠ ⁠</w:t>
       </w:r>
       <w:r>
         <w:tab/>
@@ -1047,98 +3408,164 @@
         <w:tabs>
           <w:tab w:val="right" w:pos="9360"/>
         </w:tabs>
-        <w:spacing w:before="392" w:after="56" w:line="240" w:lineRule="auto"/>
-      </w:pPr>
-      <w:r>
-        <w:rPr>
-          <w:b/>
-          <w:bCs/>
-        </w:rPr>
-        <w:t xml:space="preserve">Court of Appeals for the Armed Forces and Court of Military Appeals</w:t>
-      </w:r>
-    </w:p>
-    <w:p>
-      <w:pPr>
+        <w:spacing w:before="392" w:after="56" w:line="288" w:lineRule="exact"/>
+      </w:pPr>
+      <w:r>
+        <w:rPr>
+          <w:b/>
+          <w:bCs/>
+        </w:rPr>
+        <w:t xml:space="preserve">Statutes</w:t>
+      </w:r>
+    </w:p>
+    <w:p>
+      <w:pPr>
+        <w:keepLines/>
         <w:tabs>
           <w:tab w:val="right" w:leader="dot" w:pos="9360"/>
         </w:tabs>
-        <w:spacing w:before="196" w:after="0" w:line="240" w:lineRule="auto"/>
-        <w:ind w:left="504" w:hanging="504"/>
-      </w:pPr>
-      <w:r>
-        <w:rPr>
-          <w:i/>
-          <w:iCs/>
-        </w:rPr>
-        <w:t xml:space="preserve">United States v. Blazier</w:t>
-      </w:r>
-      <w:r>
-        <w:t xml:space="preserve">, </w:t>
-      </w:r>
-      <w:r>
-        <w:t xml:space="preserve">68 M.J. 439, 442 (C.A.A.F. 2010)</w:t>
+        <w:spacing w:before="196" w:after="0" w:line="288" w:lineRule="exact"/>
+        <w:ind w:left="504" w:right="1120" w:hanging="504"/>
+      </w:pPr>
+      <w:r>
+        <w:t xml:space="preserve">Article</w:t>
+      </w:r>
+      <w:r>
+        <w:t xml:space="preserve"> </w:t>
+      </w:r>
+      <w:r>
+        <w:t xml:space="preserve">120b,</w:t>
+      </w:r>
+      <w:r>
+        <w:t xml:space="preserve"> </w:t>
+      </w:r>
+      <w:r>
+        <w:t xml:space="preserve">UCMJ</w:t>
+      </w:r>
+      <w:r>
+        <w:t xml:space="preserve">⁠ ⁠ ⁠ ⁠</w:t>
       </w:r>
       <w:r>
         <w:tab/>
       </w:r>
       <w:r>
-        <w:t xml:space="preserve">7</w:t>
-      </w:r>
-    </w:p>
-    <w:p>
-      <w:pPr>
+        <w:t xml:space="preserve">1</w:t>
+      </w:r>
+    </w:p>
+    <w:p>
+      <w:pPr>
+        <w:keepLines/>
         <w:tabs>
           <w:tab w:val="right" w:leader="dot" w:pos="9360"/>
         </w:tabs>
-        <w:spacing w:before="196" w:after="0" w:line="240" w:lineRule="auto"/>
-        <w:ind w:left="504" w:hanging="504"/>
-      </w:pPr>
-      <w:r>
-        <w:rPr>
-          <w:i/>
-          <w:iCs/>
-        </w:rPr>
-        <w:t xml:space="preserve">United States v. Rankin</w:t>
-      </w:r>
-      <w:r>
-        <w:t xml:space="preserve">, </w:t>
-      </w:r>
-      <w:r>
-        <w:t xml:space="preserve">64 M.J. 348, 353 (C.A.A.F. 2007)</w:t>
+        <w:spacing w:before="196" w:after="0" w:line="288" w:lineRule="exact"/>
+        <w:ind w:left="504" w:right="1120" w:hanging="504"/>
+      </w:pPr>
+      <w:r>
+        <w:t xml:space="preserve">Article</w:t>
+      </w:r>
+      <w:r>
+        <w:t xml:space="preserve"> </w:t>
+      </w:r>
+      <w:r>
+        <w:t xml:space="preserve">66,</w:t>
+      </w:r>
+      <w:r>
+        <w:t xml:space="preserve"> </w:t>
+      </w:r>
+      <w:r>
+        <w:t xml:space="preserve">UCMJ,</w:t>
+      </w:r>
+      <w:r>
+        <w:t xml:space="preserve"> </w:t>
+      </w:r>
+      <w:r>
+        <w:t xml:space="preserve">10</w:t>
+      </w:r>
+      <w:r>
+        <w:t xml:space="preserve"> </w:t>
+      </w:r>
+      <w:r>
+        <w:t xml:space="preserve">U.S.C.</w:t>
+      </w:r>
+      <w:r>
+        <w:t xml:space="preserve"> </w:t>
+      </w:r>
+      <w:r>
+        <w:t xml:space="preserve">§</w:t>
+      </w:r>
+      <w:r>
+        <w:t xml:space="preserve"> </w:t>
+      </w:r>
+      <w:r>
+        <w:t xml:space="preserve">866</w:t>
+      </w:r>
+      <w:r>
+        <w:t xml:space="preserve">⁠ ⁠ ⁠ ⁠</w:t>
       </w:r>
       <w:r>
         <w:tab/>
       </w:r>
       <w:r>
-        <w:t xml:space="preserve">7</w:t>
-      </w:r>
-    </w:p>
-    <w:p>
-      <w:pPr>
+        <w:t xml:space="preserve">1</w:t>
+      </w:r>
+    </w:p>
+    <w:p>
+      <w:pPr>
+        <w:keepLines/>
         <w:tabs>
           <w:tab w:val="right" w:leader="dot" w:pos="9360"/>
         </w:tabs>
-        <w:spacing w:before="196" w:after="0" w:line="240" w:lineRule="auto"/>
-        <w:ind w:left="504" w:hanging="504"/>
-      </w:pPr>
-      <w:r>
-        <w:rPr>
-          <w:i/>
-          <w:iCs/>
-        </w:rPr>
-        <w:t xml:space="preserve">United States v. Washington</w:t>
-      </w:r>
-      <w:r>
-        <w:t xml:space="preserve">, </w:t>
-      </w:r>
-      <w:r>
-        <w:t xml:space="preserve">63 M.J. 418, 424 (C.A.A.F. 2006)</w:t>
+        <w:spacing w:before="196" w:after="0" w:line="288" w:lineRule="exact"/>
+        <w:ind w:left="504" w:right="1120" w:hanging="504"/>
+      </w:pPr>
+      <w:r>
+        <w:t xml:space="preserve">Article</w:t>
+      </w:r>
+      <w:r>
+        <w:t xml:space="preserve"> </w:t>
+      </w:r>
+      <w:r>
+        <w:t xml:space="preserve">67(a)⁠(3),</w:t>
+      </w:r>
+      <w:r>
+        <w:t xml:space="preserve"> </w:t>
+      </w:r>
+      <w:r>
+        <w:t xml:space="preserve">UCMJ,</w:t>
+      </w:r>
+      <w:r>
+        <w:t xml:space="preserve"> </w:t>
+      </w:r>
+      <w:r>
+        <w:t xml:space="preserve">10</w:t>
+      </w:r>
+      <w:r>
+        <w:t xml:space="preserve"> </w:t>
+      </w:r>
+      <w:r>
+        <w:t xml:space="preserve">U.S.C.</w:t>
+      </w:r>
+      <w:r>
+        <w:t xml:space="preserve"> </w:t>
+      </w:r>
+      <w:r>
+        <w:t xml:space="preserve">§</w:t>
+      </w:r>
+      <w:r>
+        <w:t xml:space="preserve"> </w:t>
+      </w:r>
+      <w:r>
+        <w:t xml:space="preserve">867(a)⁠(3)</w:t>
+      </w:r>
+      <w:r>
+        <w:t xml:space="preserve">⁠ ⁠ ⁠ ⁠</w:t>
       </w:r>
       <w:r>
         <w:tab/>
       </w:r>
       <w:r>
-        <w:t xml:space="preserve">8</w:t>
+        <w:t xml:space="preserve">1</w:t>
       </w:r>
     </w:p>
     <w:p>
@@ -1148,258 +3575,1751 @@
         <w:tabs>
           <w:tab w:val="right" w:pos="9360"/>
         </w:tabs>
-        <w:spacing w:before="392" w:after="56" w:line="240" w:lineRule="auto"/>
-      </w:pPr>
-      <w:r>
-        <w:rPr>
-          <w:b/>
-          <w:bCs/>
-        </w:rPr>
-        <w:t xml:space="preserve">Service Courts of Criminal Appeals</w:t>
-      </w:r>
-    </w:p>
-    <w:p>
-      <w:pPr>
+        <w:spacing w:before="392" w:after="56" w:line="288" w:lineRule="exact"/>
+      </w:pPr>
+      <w:r>
+        <w:rPr>
+          <w:b/>
+          <w:bCs/>
+        </w:rPr>
+        <w:t xml:space="preserve">Rules and Other Authorities</w:t>
+      </w:r>
+    </w:p>
+    <w:p>
+      <w:pPr>
+        <w:keepLines/>
         <w:tabs>
           <w:tab w:val="right" w:leader="dot" w:pos="9360"/>
         </w:tabs>
-        <w:spacing w:before="196" w:after="0" w:line="240" w:lineRule="auto"/>
-        <w:ind w:left="504" w:hanging="504"/>
-      </w:pPr>
-      <w:r>
-        <w:rPr>
-          <w:i/>
-          <w:iCs/>
-        </w:rPr>
-        <w:t xml:space="preserve">United States v. Pinkerton</w:t>
-      </w:r>
-      <w:r>
-        <w:t xml:space="preserve">, </w:t>
-      </w:r>
-      <w:r>
-        <w:t xml:space="preserve">ARMY 20240353, 2026 CCA LEXIS 197 (Army Ct. Crim. App. Apr. 20, 2026)</w:t>
+        <w:spacing w:before="196" w:after="0" w:line="288" w:lineRule="exact"/>
+        <w:ind w:left="504" w:right="1120" w:hanging="504"/>
+      </w:pPr>
+      <w:r>
+        <w:t xml:space="preserve">Mil.</w:t>
+      </w:r>
+      <w:r>
+        <w:t xml:space="preserve"> </w:t>
+      </w:r>
+      <w:r>
+        <w:t xml:space="preserve">R.</w:t>
+      </w:r>
+      <w:r>
+        <w:t xml:space="preserve"> </w:t>
+      </w:r>
+      <w:r>
+        <w:t xml:space="preserve">Evid.</w:t>
+      </w:r>
+      <w:r>
+        <w:t xml:space="preserve"> </w:t>
+      </w:r>
+      <w:r>
+        <w:t xml:space="preserve">603</w:t>
+      </w:r>
+      <w:r>
+        <w:t xml:space="preserve">⁠ ⁠ ⁠ ⁠</w:t>
       </w:r>
       <w:r>
         <w:tab/>
       </w:r>
       <w:r>
-        <w:t xml:space="preserve">2</w:t>
-      </w:r>
-    </w:p>
-    <w:p>
-      <w:pPr>
-        <w:keepNext/>
-        <w:keepLines/>
-        <w:tabs>
-          <w:tab w:val="right" w:pos="9360"/>
-        </w:tabs>
-        <w:spacing w:before="392" w:after="56" w:line="240" w:lineRule="auto"/>
-      </w:pPr>
-      <w:r>
-        <w:rPr>
-          <w:b/>
-          <w:bCs/>
-        </w:rPr>
-        <w:t xml:space="preserve">State and Other Federal Court Cases</w:t>
-      </w:r>
-    </w:p>
-    <w:p>
-      <w:pPr>
+        <w:t xml:space="preserve">7</w:t>
+      </w:r>
+    </w:p>
+    <w:p>
+      <w:pPr>
+        <w:keepLines/>
         <w:tabs>
           <w:tab w:val="right" w:leader="dot" w:pos="9360"/>
         </w:tabs>
-        <w:spacing w:before="196" w:after="0" w:line="240" w:lineRule="auto"/>
-        <w:ind w:left="504" w:hanging="504"/>
-      </w:pPr>
+        <w:spacing w:before="196" w:after="0" w:line="288" w:lineRule="exact"/>
+        <w:ind w:left="504" w:right="1120" w:hanging="504"/>
+      </w:pPr>
+      <w:r>
+        <w:t xml:space="preserve">Mil.</w:t>
+      </w:r>
+      <w:r>
+        <w:t xml:space="preserve"> </w:t>
+      </w:r>
+      <w:r>
+        <w:t xml:space="preserve">R.</w:t>
+      </w:r>
+      <w:r>
+        <w:t xml:space="preserve"> </w:t>
+      </w:r>
+      <w:r>
+        <w:t xml:space="preserve">Evid.</w:t>
+      </w:r>
+      <w:r>
+        <w:t xml:space="preserve"> </w:t>
+      </w:r>
+      <w:r>
+        <w:t xml:space="preserve">807</w:t>
+      </w:r>
+      <w:r>
+        <w:t xml:space="preserve">⁠ ⁠ ⁠ ⁠</w:t>
+      </w:r>
+      <w:r>
+        <w:tab/>
+      </w:r>
+      <w:r>
+        <w:t xml:space="preserve">3, 5</w:t>
+      </w:r>
+    </w:p>
+    <w:p>
+      <w:pPr>
+        <w:spacing w:before="0" w:after="0" w:line="20" w:lineRule="exact"/>
+        <w:sectPr>
+          <w:footerReference w:type="default" r:id="rIdFtrPage"/>
+          <w:pgSz w:w="12240" w:h="15840"/>
+          <w:pgMar w:top="1440" w:right="1440" w:bottom="1440" w:left="1440" w:header="720" w:footer="718" w:gutter="0"/>
+          <w:pgNumType w:fmt="lowerRoman" w:start="1"/>
+        </w:sectPr>
+      </w:pPr>
+    </w:p>
+    <w:p>
+      <w:pPr>
+        <w:keepNext/>
+        <w:keepLines/>
+        <w:spacing w:before="0" w:after="308" w:line="288" w:lineRule="exact"/>
+        <w:ind w:left="0" w:firstLine="0"/>
+        <w:jc w:val="center"/>
+      </w:pPr>
+      <w:r>
+        <w:rPr>
+          <w:b/>
+          <w:bCs/>
+        </w:rPr>
+        <w:t xml:space="preserve">Granted</w:t>
+      </w:r>
+      <w:r>
+        <w:rPr>
+          <w:b/>
+          <w:bCs/>
+        </w:rPr>
+        <w:t xml:space="preserve"> </w:t>
+      </w:r>
+      <w:r>
+        <w:rPr>
+          <w:b/>
+          <w:bCs/>
+        </w:rPr>
+        <w:t xml:space="preserve">Issue</w:t>
+      </w:r>
+    </w:p>
+    <w:p>
+      <w:pPr>
+        <w:pStyle w:val="FirstParagraph"/>
+      </w:pPr>
+      <w:r>
+        <w:rPr>
+          <w:b/>
+          <w:bCs/>
+        </w:rPr>
+        <w:t xml:space="preserve">Whether appellant’s right to confrontation was violated with the admission of JP’s forensic interview.</w:t>
+      </w:r>
+    </w:p>
+    <w:p>
+      <w:pPr>
+        <w:keepNext/>
+        <w:keepLines/>
+        <w:spacing w:before="420" w:after="308" w:line="288" w:lineRule="exact"/>
+        <w:ind w:left="0" w:firstLine="0"/>
+        <w:jc w:val="center"/>
+      </w:pPr>
+      <w:r>
+        <w:rPr>
+          <w:b/>
+          <w:bCs/>
+        </w:rPr>
+        <w:t xml:space="preserve">Statement</w:t>
+      </w:r>
+      <w:r>
+        <w:rPr>
+          <w:b/>
+          <w:bCs/>
+        </w:rPr>
+        <w:t xml:space="preserve"> </w:t>
+      </w:r>
+      <w:r>
+        <w:rPr>
+          <w:b/>
+          <w:bCs/>
+        </w:rPr>
+        <w:t xml:space="preserve">of</w:t>
+      </w:r>
+      <w:r>
+        <w:rPr>
+          <w:b/>
+          <w:bCs/>
+        </w:rPr>
+        <w:t xml:space="preserve"> </w:t>
+      </w:r>
+      <w:r>
+        <w:rPr>
+          <w:b/>
+          <w:bCs/>
+        </w:rPr>
+        <w:t xml:space="preserve">Statutory</w:t>
+      </w:r>
+      <w:r>
+        <w:rPr>
+          <w:b/>
+          <w:bCs/>
+        </w:rPr>
+        <w:t xml:space="preserve"> </w:t>
+      </w:r>
+      <w:r>
+        <w:rPr>
+          <w:b/>
+          <w:bCs/>
+        </w:rPr>
+        <w:t xml:space="preserve">Jurisdiction</w:t>
+      </w:r>
+    </w:p>
+    <w:p>
+      <w:pPr>
+        <w:pStyle w:val="BodyText"/>
+      </w:pPr>
+      <w:r>
+        <w:t xml:space="preserve">The Army Court of Criminal Appeals (Army Court) had jurisdiction over this matter pursuant to Article 66, Uniform Code of Military Justice [hereinafter UCMJ], 10 U.S.C. § 866. This Honorable Court has jurisdiction over this matter under Article 67(a)⁠(3), UCMJ, 10 U.S.C. § 867 (a)⁠(3).</w:t>
+      </w:r>
+    </w:p>
+    <w:p>
+      <w:pPr>
+        <w:keepNext/>
+        <w:keepLines/>
+        <w:spacing w:before="420" w:after="308" w:line="288" w:lineRule="exact"/>
+        <w:ind w:left="0" w:firstLine="0"/>
+        <w:jc w:val="center"/>
+      </w:pPr>
+      <w:r>
+        <w:rPr>
+          <w:b/>
+          <w:bCs/>
+        </w:rPr>
+        <w:t xml:space="preserve">Statement</w:t>
+      </w:r>
+      <w:r>
+        <w:rPr>
+          <w:b/>
+          <w:bCs/>
+        </w:rPr>
+        <w:t xml:space="preserve"> </w:t>
+      </w:r>
+      <w:r>
+        <w:rPr>
+          <w:b/>
+          <w:bCs/>
+        </w:rPr>
+        <w:t xml:space="preserve">of</w:t>
+      </w:r>
+      <w:r>
+        <w:rPr>
+          <w:b/>
+          <w:bCs/>
+        </w:rPr>
+        <w:t xml:space="preserve"> </w:t>
+      </w:r>
+      <w:r>
+        <w:rPr>
+          <w:b/>
+          <w:bCs/>
+        </w:rPr>
+        <w:t xml:space="preserve">the</w:t>
+      </w:r>
+      <w:r>
+        <w:rPr>
+          <w:b/>
+          <w:bCs/>
+        </w:rPr>
+        <w:t xml:space="preserve"> </w:t>
+      </w:r>
+      <w:r>
+        <w:rPr>
+          <w:b/>
+          <w:bCs/>
+        </w:rPr>
+        <w:t xml:space="preserve">Case</w:t>
+      </w:r>
+    </w:p>
+    <w:p>
+      <w:pPr>
+        <w:pStyle w:val="BodyText"/>
+      </w:pPr>
+      <w:r>
+        <w:t xml:space="preserve">On July 19, 2024, a panel with enlisted representation sitting as a general court-martial convicted Appellant, Specialist Jonathan R. Pinkerton, contrary to his pleas, of five specifications of sexual abuse of a child in violation of Article 120b, Uniform Code of Military Justice.</w:t>
+      </w:r>
+      <w:r>
+        <w:rPr>
+          <w:rStyle w:val="FootnoteReference"/>
+        </w:rPr>
+        <w:footnoteReference w:id="9"/>
+      </w:r>
+      <w:r>
+        <w:t xml:space="preserve"> </w:t>
+      </w:r>
+      <w:r>
+        <w:t xml:space="preserve">(JA 7</w:t>
+      </w:r>
+      <w:r>
+        <w:noBreakHyphen/>
+      </w:r>
+      <w:r>
+        <w:t xml:space="preserve">9, 16</w:t>
+      </w:r>
+      <w:r>
+        <w:noBreakHyphen/>
+      </w:r>
+      <w:r>
+        <w:t xml:space="preserve">19). On July 20, 2024, the military judge sentenced appellant to 120 months of confinement and to be dishonorably discharged from the service.</w:t>
+      </w:r>
+      <w:r>
+        <w:rPr>
+          <w:rStyle w:val="FootnoteReference"/>
+        </w:rPr>
+        <w:footnoteReference w:id="10"/>
+      </w:r>
+      <w:r>
+        <w:t xml:space="preserve"> </w:t>
+      </w:r>
+      <w:r>
+        <w:t xml:space="preserve">(JA 10, 16</w:t>
+      </w:r>
+      <w:r>
+        <w:noBreakHyphen/>
+      </w:r>
+      <w:r>
+        <w:t xml:space="preserve">19). On August 2, 2024, the convening authority approved the findings and adjudged sentence. (JA 13). On November 13, 2024, the military judge entered Judgment. (JA 12).</w:t>
+      </w:r>
+    </w:p>
+    <w:p>
+      <w:pPr>
+        <w:pStyle w:val="BodyText"/>
+      </w:pPr>
+      <w:r>
+        <w:t xml:space="preserve">On April 20, 2026, the Army Court affirmed the findings and sentence.</w:t>
+      </w:r>
+      <w:r>
+        <w:t xml:space="preserve"> </w:t>
+      </w:r>
       <w:r>
         <w:rPr>
           <w:i/>
           <w:iCs/>
         </w:rPr>
-        <w:t xml:space="preserve">People v. Sharp</w:t>
-      </w:r>
-      <w:r>
-        <w:t xml:space="preserve">, </w:t>
-      </w:r>
-      <w:r>
-        <w:t xml:space="preserve">155 P.3d 577, 582 (Colo. App. 2006)</w:t>
-      </w:r>
-      <w:r>
+        <w:t xml:space="preserve">United States v. Pinkerton</w:t>
+      </w:r>
+      <w:r>
+        <w:t xml:space="preserve">, ARMY 20240353, 2026 CCA LEXIS 197 (Army Ct. Crim. App. Apr. 20, 2026). (JA 3). On July 29, 2026, this Court Granted Appellant’s petition for grant of review of the first presented issue and ordered briefing under Rule 25. (JA 1).</w:t>
+      </w:r>
+    </w:p>
+    <w:p>
+      <w:pPr>
+        <w:keepNext/>
+        <w:keepLines/>
+        <w:spacing w:before="420" w:after="308" w:line="288" w:lineRule="exact"/>
+        <w:ind w:left="0" w:firstLine="0"/>
+        <w:jc w:val="center"/>
+      </w:pPr>
+      <w:r>
+        <w:rPr>
+          <w:b/>
+          <w:bCs/>
+        </w:rPr>
+        <w:t xml:space="preserve">Statement</w:t>
+      </w:r>
+      <w:r>
+        <w:rPr>
+          <w:b/>
+          <w:bCs/>
+        </w:rPr>
+        <w:t xml:space="preserve"> </w:t>
+      </w:r>
+      <w:r>
+        <w:rPr>
+          <w:b/>
+          <w:bCs/>
+        </w:rPr>
+        <w:t xml:space="preserve">of</w:t>
+      </w:r>
+      <w:r>
+        <w:rPr>
+          <w:b/>
+          <w:bCs/>
+        </w:rPr>
+        <w:t xml:space="preserve"> </w:t>
+      </w:r>
+      <w:r>
+        <w:rPr>
+          <w:b/>
+          <w:bCs/>
+        </w:rPr>
+        <w:t xml:space="preserve">Facts</w:t>
+      </w:r>
+    </w:p>
+    <w:p>
+      <w:pPr>
+        <w:pStyle w:val="BodyText"/>
+      </w:pPr>
+      <w:r>
+        <w:t xml:space="preserve">At the time of the alleged misconduct, Appellant and his wife had five children—two of whom were girls named JP and AP. (JA 132).</w:t>
+      </w:r>
+    </w:p>
+    <w:p>
+      <w:pPr>
+        <w:pStyle w:val="BodyText"/>
+      </w:pPr>
+      <w:r>
+        <w:t xml:space="preserve">After moving to Fort Sill, Oklahoma, in August 2020, Appellant’s family befriended Ms. Shannon Taylor—a member of their church’s worship team and a chaplain’s wife. (JA 131, 133). Ms. Taylor grew particularly close to JP and AP. (JA 143).</w:t>
+      </w:r>
+    </w:p>
+    <w:p>
+      <w:pPr>
+        <w:keepNext/>
+        <w:keepLines/>
+        <w:spacing w:before="308" w:after="252" w:line="288" w:lineRule="exact"/>
+        <w:ind w:left="1440" w:hanging="720"/>
+      </w:pPr>
+      <w:r>
+        <w:rPr>
+          <w:b/>
+          <w:bCs/>
+        </w:rPr>
+        <w:t xml:space="preserve">A.</w:t>
+      </w:r>
+      <w:r>
+        <w:rPr>
+          <w:b/>
+          <w:bCs/>
+        </w:rPr>
         <w:tab/>
       </w:r>
       <w:r>
-        <w:t xml:space="preserve">9</w:t>
+        <w:rPr>
+          <w:b/>
+          <w:bCs/>
+        </w:rPr>
+        <w:t xml:space="preserve">JP</w:t>
+      </w:r>
+      <w:r>
+        <w:rPr>
+          <w:b/>
+          <w:bCs/>
+        </w:rPr>
+        <w:t xml:space="preserve"> </w:t>
+      </w:r>
+      <w:r>
+        <w:rPr>
+          <w:b/>
+          <w:bCs/>
+        </w:rPr>
+        <w:t xml:space="preserve">Discloses</w:t>
+      </w:r>
+      <w:r>
+        <w:rPr>
+          <w:b/>
+          <w:bCs/>
+        </w:rPr>
+        <w:t xml:space="preserve"> </w:t>
+      </w:r>
+      <w:r>
+        <w:rPr>
+          <w:b/>
+          <w:bCs/>
+        </w:rPr>
+        <w:t xml:space="preserve">Her</w:t>
+      </w:r>
+      <w:r>
+        <w:rPr>
+          <w:b/>
+          <w:bCs/>
+        </w:rPr>
+        <w:t xml:space="preserve"> </w:t>
+      </w:r>
+      <w:r>
+        <w:rPr>
+          <w:b/>
+          <w:bCs/>
+        </w:rPr>
+        <w:t xml:space="preserve">Allegation</w:t>
+      </w:r>
+      <w:r>
+        <w:rPr>
+          <w:b/>
+          <w:bCs/>
+        </w:rPr>
+        <w:t xml:space="preserve"> </w:t>
+      </w:r>
+      <w:r>
+        <w:rPr>
+          <w:b/>
+          <w:bCs/>
+        </w:rPr>
+        <w:t xml:space="preserve">of</w:t>
+      </w:r>
+      <w:r>
+        <w:rPr>
+          <w:b/>
+          <w:bCs/>
+        </w:rPr>
+        <w:t xml:space="preserve"> </w:t>
+      </w:r>
+      <w:r>
+        <w:rPr>
+          <w:b/>
+          <w:bCs/>
+        </w:rPr>
+        <w:t xml:space="preserve">Sexual</w:t>
+      </w:r>
+      <w:r>
+        <w:rPr>
+          <w:b/>
+          <w:bCs/>
+        </w:rPr>
+        <w:t xml:space="preserve"> </w:t>
+      </w:r>
+      <w:r>
+        <w:rPr>
+          <w:b/>
+          <w:bCs/>
+        </w:rPr>
+        <w:t xml:space="preserve">Abuse</w:t>
+      </w:r>
+      <w:r>
+        <w:rPr>
+          <w:b/>
+          <w:bCs/>
+        </w:rPr>
+        <w:t xml:space="preserve"> </w:t>
+      </w:r>
+      <w:r>
+        <w:rPr>
+          <w:b/>
+          <w:bCs/>
+        </w:rPr>
+        <w:t xml:space="preserve">to</w:t>
+      </w:r>
+      <w:r>
+        <w:rPr>
+          <w:b/>
+          <w:bCs/>
+        </w:rPr>
+        <w:t xml:space="preserve"> </w:t>
+      </w:r>
+      <w:r>
+        <w:rPr>
+          <w:b/>
+          <w:bCs/>
+        </w:rPr>
+        <w:t xml:space="preserve">Ms.</w:t>
+      </w:r>
+      <w:r>
+        <w:rPr>
+          <w:b/>
+          <w:bCs/>
+        </w:rPr>
+        <w:t xml:space="preserve"> </w:t>
+      </w:r>
+      <w:r>
+        <w:rPr>
+          <w:b/>
+          <w:bCs/>
+        </w:rPr>
+        <w:t xml:space="preserve">Taylor.</w:t>
+      </w:r>
+    </w:p>
+    <w:p>
+      <w:pPr>
+        <w:pStyle w:val="BodyText"/>
+      </w:pPr>
+      <w:r>
+        <w:t xml:space="preserve">On or about February 19, 2023, Ms. Taylor babysat JP and AP—then five and three years old respectively. (JA 136). While bathing the girls, Ms. Taylor noticed JP’s hand “lingering . . . down in her private part area” and told her with few exceptions, “we don’t really touch our parts.” (JA 137</w:t>
+      </w:r>
+      <w:r>
+        <w:noBreakHyphen/>
+      </w:r>
+      <w:r>
+        <w:t xml:space="preserve">38).</w:t>
+      </w:r>
+    </w:p>
+    <w:p>
+      <w:pPr>
+        <w:pStyle w:val="BodyText"/>
+      </w:pPr>
+      <w:r>
+        <w:t xml:space="preserve">JP asked, “[s]o, you mean nobody should ever ask you to touch there [sic] private parts?” (JA 139). Ms. Taylor replied whether “somebody asked [her] that,” to which JP said, “[y]es.” (JA 139). JP said it was “[d]addy” that touched her.</w:t>
+      </w:r>
+      <w:r>
+        <w:rPr>
+          <w:rStyle w:val="FootnoteReference"/>
+        </w:rPr>
+        <w:footnoteReference w:id="11"/>
+      </w:r>
+      <w:r>
+        <w:t xml:space="preserve"> </w:t>
+      </w:r>
+      <w:r>
+        <w:t xml:space="preserve">(JA 140). During this conversation in the bathtub, AP sat silently next to JP. (JA 140).</w:t>
+      </w:r>
+    </w:p>
+    <w:p>
+      <w:pPr>
+        <w:pStyle w:val="BodyText"/>
+      </w:pPr>
+      <w:r>
+        <w:t xml:space="preserve">After putting AP to bed, Ms. Taylor, using her cell phone to record the conversation, had JP repeat her earlier statement. (JA 140, 366). JP said Appellant asked her if she would touch his genitals and if she would touch her own genitals, and that he then touched her genitals. (JA 366).</w:t>
+      </w:r>
+    </w:p>
+    <w:p>
+      <w:pPr>
+        <w:pStyle w:val="BodyText"/>
+      </w:pPr>
+      <w:r>
+        <w:t xml:space="preserve">Ms. Taylor intended to give the recording to Appellant’s wife. (JA 141). Instead, as a mandatory reporter,</w:t>
+      </w:r>
+      <w:r>
+        <w:rPr>
+          <w:rStyle w:val="FootnoteReference"/>
+        </w:rPr>
+        <w:footnoteReference w:id="12"/>
+      </w:r>
+      <w:r>
+        <w:t xml:space="preserve"> </w:t>
+      </w:r>
+      <w:r>
+        <w:t xml:space="preserve">Ms. Taylor delivered the recording to CID. (JA 101). Special Agent (SA) Richard Caldwell video recorded Ms. Taylor’s recording and arranged for a child forensic interviewer to meet with JP.</w:t>
+      </w:r>
+      <w:r>
+        <w:rPr>
+          <w:rStyle w:val="FootnoteReference"/>
+        </w:rPr>
+        <w:footnoteReference w:id="13"/>
+      </w:r>
+      <w:r>
+        <w:t xml:space="preserve"> </w:t>
+      </w:r>
+      <w:r>
+        <w:t xml:space="preserve">(JA 142, 157</w:t>
+      </w:r>
+      <w:r>
+        <w:noBreakHyphen/>
+      </w:r>
+      <w:r>
+        <w:t xml:space="preserve">58).</w:t>
       </w:r>
     </w:p>
     <w:p>
       <w:pPr>
         <w:keepNext/>
         <w:keepLines/>
-        <w:tabs>
-          <w:tab w:val="right" w:pos="9360"/>
-        </w:tabs>
-        <w:spacing w:before="392" w:after="56" w:line="240" w:lineRule="auto"/>
-      </w:pPr>
-      <w:r>
-        <w:rPr>
-          <w:b/>
-          <w:bCs/>
-        </w:rPr>
-        <w:t xml:space="preserve">Statutes</w:t>
-      </w:r>
-    </w:p>
-    <w:p>
-      <w:pPr>
-        <w:tabs>
-          <w:tab w:val="right" w:leader="dot" w:pos="9360"/>
-        </w:tabs>
-        <w:spacing w:before="196" w:after="0" w:line="240" w:lineRule="auto"/>
-        <w:ind w:left="504" w:hanging="504"/>
-      </w:pPr>
-      <w:r>
-        <w:t xml:space="preserve">Article 120b, UCMJ</w:t>
-      </w:r>
-      <w:r>
+        <w:spacing w:before="308" w:after="252" w:line="288" w:lineRule="exact"/>
+        <w:ind w:left="1440" w:hanging="720"/>
+      </w:pPr>
+      <w:r>
+        <w:rPr>
+          <w:b/>
+          <w:bCs/>
+        </w:rPr>
+        <w:t xml:space="preserve">B.</w:t>
+      </w:r>
+      <w:r>
+        <w:rPr>
+          <w:b/>
+          <w:bCs/>
+        </w:rPr>
         <w:tab/>
       </w:r>
       <w:r>
-        <w:t xml:space="preserve">1</w:t>
-      </w:r>
-    </w:p>
-    <w:p>
-      <w:pPr>
-        <w:tabs>
-          <w:tab w:val="right" w:leader="dot" w:pos="9360"/>
-        </w:tabs>
-        <w:spacing w:before="196" w:after="0" w:line="240" w:lineRule="auto"/>
-        <w:ind w:left="504" w:hanging="504"/>
-      </w:pPr>
-      <w:r>
-        <w:t xml:space="preserve">Article 66, UCMJ, 10 U.S.C. § 866</w:t>
-      </w:r>
-      <w:r>
+        <w:rPr>
+          <w:b/>
+          <w:bCs/>
+        </w:rPr>
+        <w:t xml:space="preserve">A</w:t>
+      </w:r>
+      <w:r>
+        <w:rPr>
+          <w:b/>
+          <w:bCs/>
+        </w:rPr>
+        <w:t xml:space="preserve"> </w:t>
+      </w:r>
+      <w:r>
+        <w:rPr>
+          <w:b/>
+          <w:bCs/>
+        </w:rPr>
+        <w:t xml:space="preserve">Forensic</w:t>
+      </w:r>
+      <w:r>
+        <w:rPr>
+          <w:b/>
+          <w:bCs/>
+        </w:rPr>
+        <w:t xml:space="preserve"> </w:t>
+      </w:r>
+      <w:r>
+        <w:rPr>
+          <w:b/>
+          <w:bCs/>
+        </w:rPr>
+        <w:t xml:space="preserve">Interviewer</w:t>
+      </w:r>
+      <w:r>
+        <w:rPr>
+          <w:b/>
+          <w:bCs/>
+        </w:rPr>
+        <w:t xml:space="preserve"> </w:t>
+      </w:r>
+      <w:r>
+        <w:rPr>
+          <w:b/>
+          <w:bCs/>
+        </w:rPr>
+        <w:t xml:space="preserve">Meets</w:t>
+      </w:r>
+      <w:r>
+        <w:rPr>
+          <w:b/>
+          <w:bCs/>
+        </w:rPr>
+        <w:t xml:space="preserve"> </w:t>
+      </w:r>
+      <w:r>
+        <w:rPr>
+          <w:b/>
+          <w:bCs/>
+        </w:rPr>
+        <w:t xml:space="preserve">with</w:t>
+      </w:r>
+      <w:r>
+        <w:rPr>
+          <w:b/>
+          <w:bCs/>
+        </w:rPr>
+        <w:t xml:space="preserve"> </w:t>
+      </w:r>
+      <w:r>
+        <w:rPr>
+          <w:b/>
+          <w:bCs/>
+        </w:rPr>
+        <w:t xml:space="preserve">JP.</w:t>
+      </w:r>
+    </w:p>
+    <w:p>
+      <w:pPr>
+        <w:pStyle w:val="BodyText"/>
+      </w:pPr>
+      <w:r>
+        <w:t xml:space="preserve">On February 23, 2023, a forensic interviewer met with JP while SA Caldwell observed in an adjacent room. (JA 158). JP recounted and expanded upon her initial statement to Ms. Taylor. (JA 367).</w:t>
+      </w:r>
+    </w:p>
+    <w:p>
+      <w:pPr>
+        <w:keepNext/>
+        <w:keepLines/>
+        <w:spacing w:before="308" w:after="252" w:line="288" w:lineRule="exact"/>
+        <w:ind w:left="1440" w:hanging="720"/>
+      </w:pPr>
+      <w:r>
+        <w:rPr>
+          <w:b/>
+          <w:bCs/>
+        </w:rPr>
+        <w:t xml:space="preserve">C.</w:t>
+      </w:r>
+      <w:r>
+        <w:rPr>
+          <w:b/>
+          <w:bCs/>
+        </w:rPr>
         <w:tab/>
       </w:r>
       <w:r>
-        <w:t xml:space="preserve">1</w:t>
-      </w:r>
-    </w:p>
-    <w:p>
-      <w:pPr>
-        <w:tabs>
-          <w:tab w:val="right" w:leader="dot" w:pos="9360"/>
-        </w:tabs>
-        <w:spacing w:before="196" w:after="0" w:line="240" w:lineRule="auto"/>
-        <w:ind w:left="504" w:hanging="504"/>
-      </w:pPr>
-      <w:r>
-        <w:t xml:space="preserve">Article 67(a)(3), UCMJ, 10 U.S.C. § 867(a)(3)</w:t>
-      </w:r>
-      <w:r>
+        <w:rPr>
+          <w:b/>
+          <w:bCs/>
+        </w:rPr>
+        <w:t xml:space="preserve">The</w:t>
+      </w:r>
+      <w:r>
+        <w:rPr>
+          <w:b/>
+          <w:bCs/>
+        </w:rPr>
+        <w:t xml:space="preserve"> </w:t>
+      </w:r>
+      <w:r>
+        <w:rPr>
+          <w:b/>
+          <w:bCs/>
+        </w:rPr>
+        <w:t xml:space="preserve">Government</w:t>
+      </w:r>
+      <w:r>
+        <w:rPr>
+          <w:b/>
+          <w:bCs/>
+        </w:rPr>
+        <w:t xml:space="preserve"> </w:t>
+      </w:r>
+      <w:r>
+        <w:rPr>
+          <w:b/>
+          <w:bCs/>
+        </w:rPr>
+        <w:t xml:space="preserve">Sought</w:t>
+      </w:r>
+      <w:r>
+        <w:rPr>
+          <w:b/>
+          <w:bCs/>
+        </w:rPr>
+        <w:t xml:space="preserve"> </w:t>
+      </w:r>
+      <w:r>
+        <w:rPr>
+          <w:b/>
+          <w:bCs/>
+        </w:rPr>
+        <w:t xml:space="preserve">to</w:t>
+      </w:r>
+      <w:r>
+        <w:rPr>
+          <w:b/>
+          <w:bCs/>
+        </w:rPr>
+        <w:t xml:space="preserve"> </w:t>
+      </w:r>
+      <w:r>
+        <w:rPr>
+          <w:b/>
+          <w:bCs/>
+        </w:rPr>
+        <w:t xml:space="preserve">Admit</w:t>
+      </w:r>
+      <w:r>
+        <w:rPr>
+          <w:b/>
+          <w:bCs/>
+        </w:rPr>
+        <w:t xml:space="preserve"> </w:t>
+      </w:r>
+      <w:r>
+        <w:rPr>
+          <w:b/>
+          <w:bCs/>
+        </w:rPr>
+        <w:t xml:space="preserve">JP’s</w:t>
+      </w:r>
+      <w:r>
+        <w:rPr>
+          <w:b/>
+          <w:bCs/>
+        </w:rPr>
+        <w:t xml:space="preserve"> </w:t>
+      </w:r>
+      <w:r>
+        <w:rPr>
+          <w:b/>
+          <w:bCs/>
+        </w:rPr>
+        <w:t xml:space="preserve">Forensic</w:t>
+      </w:r>
+      <w:r>
+        <w:rPr>
+          <w:b/>
+          <w:bCs/>
+        </w:rPr>
+        <w:t xml:space="preserve"> </w:t>
+      </w:r>
+      <w:r>
+        <w:rPr>
+          <w:b/>
+          <w:bCs/>
+        </w:rPr>
+        <w:t xml:space="preserve">Interview</w:t>
+      </w:r>
+      <w:r>
+        <w:rPr>
+          <w:b/>
+          <w:bCs/>
+        </w:rPr>
+        <w:t xml:space="preserve"> </w:t>
+      </w:r>
+      <w:r>
+        <w:rPr>
+          <w:b/>
+          <w:bCs/>
+        </w:rPr>
+        <w:t xml:space="preserve">as</w:t>
+      </w:r>
+      <w:r>
+        <w:rPr>
+          <w:b/>
+          <w:bCs/>
+        </w:rPr>
+        <w:t xml:space="preserve"> </w:t>
+      </w:r>
+      <w:r>
+        <w:rPr>
+          <w:b/>
+          <w:bCs/>
+        </w:rPr>
+        <w:t xml:space="preserve">Residual</w:t>
+      </w:r>
+      <w:r>
+        <w:rPr>
+          <w:b/>
+          <w:bCs/>
+        </w:rPr>
+        <w:t xml:space="preserve"> </w:t>
+      </w:r>
+      <w:r>
+        <w:rPr>
+          <w:b/>
+          <w:bCs/>
+        </w:rPr>
+        <w:t xml:space="preserve">Hearsay.</w:t>
+      </w:r>
+    </w:p>
+    <w:p>
+      <w:pPr>
+        <w:pStyle w:val="BodyText"/>
+      </w:pPr>
+      <w:r>
+        <w:t xml:space="preserve">Fearing JP might forget the details of her allegations when called to testify, the government sought to pre-admit her prior statements pursuant to Mil. R. Evid. 807. (JA 246). The military judge issued a preliminary ruling finding the government had not satisfied Mil. R. Evid. 807(a)⁠(2) as it was speculative that JP’s memory faded, that she would refuse to testify, or that she would fail to appear for trial. (JA 277).</w:t>
+      </w:r>
+    </w:p>
+    <w:p>
+      <w:pPr>
+        <w:pStyle w:val="BodyText"/>
+      </w:pPr>
+      <w:r>
+        <w:t xml:space="preserve">On the eve of trial, it seemed like JP would not appear. Since JP’s interview, Appellant’s wife declined the government’s efforts to interview her daughter and indicated she would refuse to bring JP to Appellant’s court-martial. (JA 234). Ultimately, the prospect of a warrant of attachment motivated Appellant’s wife to bring JP to trial. (JA 102</w:t>
+      </w:r>
+      <w:r>
+        <w:noBreakHyphen/>
+      </w:r>
+      <w:r>
+        <w:t xml:space="preserve">28).</w:t>
+      </w:r>
+    </w:p>
+    <w:p>
+      <w:pPr>
+        <w:keepNext/>
+        <w:keepLines/>
+        <w:spacing w:before="308" w:after="252" w:line="288" w:lineRule="exact"/>
+        <w:ind w:left="1440" w:hanging="720"/>
+      </w:pPr>
+      <w:r>
+        <w:rPr>
+          <w:b/>
+          <w:bCs/>
+        </w:rPr>
+        <w:t xml:space="preserve">D.</w:t>
+      </w:r>
+      <w:r>
+        <w:rPr>
+          <w:b/>
+          <w:bCs/>
+        </w:rPr>
         <w:tab/>
       </w:r>
       <w:r>
-        <w:t xml:space="preserve">1</w:t>
+        <w:rPr>
+          <w:b/>
+          <w:bCs/>
+        </w:rPr>
+        <w:t xml:space="preserve">On</w:t>
+      </w:r>
+      <w:r>
+        <w:rPr>
+          <w:b/>
+          <w:bCs/>
+        </w:rPr>
+        <w:t xml:space="preserve"> </w:t>
+      </w:r>
+      <w:r>
+        <w:rPr>
+          <w:b/>
+          <w:bCs/>
+        </w:rPr>
+        <w:t xml:space="preserve">Direct</w:t>
+      </w:r>
+      <w:r>
+        <w:rPr>
+          <w:b/>
+          <w:bCs/>
+        </w:rPr>
+        <w:t xml:space="preserve"> </w:t>
+      </w:r>
+      <w:r>
+        <w:rPr>
+          <w:b/>
+          <w:bCs/>
+        </w:rPr>
+        <w:t xml:space="preserve">Examination,</w:t>
+      </w:r>
+      <w:r>
+        <w:rPr>
+          <w:b/>
+          <w:bCs/>
+        </w:rPr>
+        <w:t xml:space="preserve"> </w:t>
+      </w:r>
+      <w:r>
+        <w:rPr>
+          <w:b/>
+          <w:bCs/>
+        </w:rPr>
+        <w:t xml:space="preserve">JP</w:t>
+      </w:r>
+      <w:r>
+        <w:rPr>
+          <w:b/>
+          <w:bCs/>
+        </w:rPr>
+        <w:t xml:space="preserve"> </w:t>
+      </w:r>
+      <w:r>
+        <w:rPr>
+          <w:b/>
+          <w:bCs/>
+        </w:rPr>
+        <w:t xml:space="preserve">Immediately</w:t>
+      </w:r>
+      <w:r>
+        <w:rPr>
+          <w:b/>
+          <w:bCs/>
+        </w:rPr>
+        <w:t xml:space="preserve"> </w:t>
+      </w:r>
+      <w:r>
+        <w:rPr>
+          <w:b/>
+          <w:bCs/>
+        </w:rPr>
+        <w:t xml:space="preserve">Stated</w:t>
+      </w:r>
+      <w:r>
+        <w:rPr>
+          <w:b/>
+          <w:bCs/>
+        </w:rPr>
+        <w:t xml:space="preserve"> </w:t>
+      </w:r>
+      <w:r>
+        <w:rPr>
+          <w:b/>
+          <w:bCs/>
+        </w:rPr>
+        <w:t xml:space="preserve">She</w:t>
+      </w:r>
+      <w:r>
+        <w:rPr>
+          <w:b/>
+          <w:bCs/>
+        </w:rPr>
+        <w:t xml:space="preserve"> </w:t>
+      </w:r>
+      <w:r>
+        <w:rPr>
+          <w:b/>
+          <w:bCs/>
+        </w:rPr>
+        <w:t xml:space="preserve">Did</w:t>
+      </w:r>
+      <w:r>
+        <w:rPr>
+          <w:b/>
+          <w:bCs/>
+        </w:rPr>
+        <w:t xml:space="preserve"> </w:t>
+      </w:r>
+      <w:r>
+        <w:rPr>
+          <w:b/>
+          <w:bCs/>
+        </w:rPr>
+        <w:t xml:space="preserve">Not</w:t>
+      </w:r>
+      <w:r>
+        <w:rPr>
+          <w:b/>
+          <w:bCs/>
+        </w:rPr>
+        <w:t xml:space="preserve"> </w:t>
+      </w:r>
+      <w:r>
+        <w:rPr>
+          <w:b/>
+          <w:bCs/>
+        </w:rPr>
+        <w:t xml:space="preserve">Want</w:t>
+      </w:r>
+      <w:r>
+        <w:rPr>
+          <w:b/>
+          <w:bCs/>
+        </w:rPr>
+        <w:t xml:space="preserve"> </w:t>
+      </w:r>
+      <w:r>
+        <w:rPr>
+          <w:b/>
+          <w:bCs/>
+        </w:rPr>
+        <w:t xml:space="preserve">to</w:t>
+      </w:r>
+      <w:r>
+        <w:rPr>
+          <w:b/>
+          <w:bCs/>
+        </w:rPr>
+        <w:t xml:space="preserve"> </w:t>
+      </w:r>
+      <w:r>
+        <w:rPr>
+          <w:b/>
+          <w:bCs/>
+        </w:rPr>
+        <w:t xml:space="preserve">Testify.</w:t>
+      </w:r>
+    </w:p>
+    <w:p>
+      <w:pPr>
+        <w:pStyle w:val="BodyText"/>
+      </w:pPr>
+      <w:r>
+        <w:t xml:space="preserve">Several hours later, the government called JP, now seven years old, to testify. (JA 160</w:t>
+      </w:r>
+      <w:r>
+        <w:noBreakHyphen/>
+      </w:r>
+      <w:r>
+        <w:t xml:space="preserve">63). Before taking the oath and in front of the panel, JP stated “I don’t want to testify.” (JA 162). The military judge told JP, “I understand, but it’s a requirement for you to testify.” (JA 162). When asked by the prosecutor if she promised to tell the truth, JP said, “I don’t want to.” (JA 163). After JP appeared to become emotional, the military judge called for a twenty-minute recess. (JA 163).</w:t>
+      </w:r>
+    </w:p>
+    <w:p>
+      <w:pPr>
+        <w:pStyle w:val="BodyText"/>
+      </w:pPr>
+      <w:r>
+        <w:t xml:space="preserve">The government recalled JP. (JA 168). After answering some preliminary questions, JP acknowledged the circumstances of her presence:</w:t>
+      </w:r>
+    </w:p>
+    <w:p>
+      <w:pPr>
+        <w:pStyle w:val="BlockText"/>
+      </w:pPr>
+      <w:r>
+        <w:t xml:space="preserve">GOV: [JP], do you know why you’re here today?</w:t>
+      </w:r>
+    </w:p>
+    <w:p>
+      <w:pPr>
+        <w:pStyle w:val="BlockText"/>
+      </w:pPr>
+      <w:r>
+        <w:t xml:space="preserve">JP: [Witness becomes emotional.] Of course I do, and I don’t like the reason.</w:t>
+      </w:r>
+    </w:p>
+    <w:p>
+      <w:pPr>
+        <w:pStyle w:val="BlockText"/>
+      </w:pPr>
+      <w:r>
+        <w:t xml:space="preserve">GOV: Okay, why is that?</w:t>
+      </w:r>
+    </w:p>
+    <w:p>
+      <w:pPr>
+        <w:pStyle w:val="BlockText"/>
+      </w:pPr>
+      <w:r>
+        <w:t xml:space="preserve">JP: Because it’s going against my dad, and I love him.</w:t>
+      </w:r>
+    </w:p>
+    <w:p>
+      <w:pPr>
+        <w:pStyle w:val="FirstParagraph"/>
+      </w:pPr>
+      <w:r>
+        <w:t xml:space="preserve">(JA 169).</w:t>
+      </w:r>
+    </w:p>
+    <w:p>
+      <w:pPr>
+        <w:pStyle w:val="BodyText"/>
+      </w:pPr>
+      <w:r>
+        <w:t xml:space="preserve">The government asked, “[JP], will you talk about the things that happened, that brought us here today?” JP answered, “No!” (JA 170). The government asked no further questions and Appellant offered no cross-examination. (JA 170).</w:t>
       </w:r>
     </w:p>
     <w:p>
       <w:pPr>
         <w:keepNext/>
         <w:keepLines/>
-        <w:tabs>
-          <w:tab w:val="right" w:pos="9360"/>
-        </w:tabs>
-        <w:spacing w:before="392" w:after="56" w:line="240" w:lineRule="auto"/>
-      </w:pPr>
-      <w:r>
-        <w:rPr>
-          <w:b/>
-          <w:bCs/>
-        </w:rPr>
-        <w:t xml:space="preserve">Rules and Other Authorities</w:t>
-      </w:r>
-    </w:p>
-    <w:p>
-      <w:pPr>
-        <w:tabs>
-          <w:tab w:val="right" w:leader="dot" w:pos="9360"/>
-        </w:tabs>
-        <w:spacing w:before="196" w:after="0" w:line="240" w:lineRule="auto"/>
-        <w:ind w:left="504" w:hanging="504"/>
-      </w:pPr>
-      <w:r>
-        <w:t xml:space="preserve">Mil. R. Evid. 603</w:t>
-      </w:r>
-      <w:r>
+        <w:spacing w:before="308" w:after="252" w:line="288" w:lineRule="exact"/>
+        <w:ind w:left="1440" w:hanging="720"/>
+      </w:pPr>
+      <w:r>
+        <w:rPr>
+          <w:b/>
+          <w:bCs/>
+        </w:rPr>
+        <w:t xml:space="preserve">E.</w:t>
+      </w:r>
+      <w:r>
+        <w:rPr>
+          <w:b/>
+          <w:bCs/>
+        </w:rPr>
         <w:tab/>
       </w:r>
       <w:r>
-        <w:t xml:space="preserve">8</w:t>
-      </w:r>
-    </w:p>
-    <w:p>
-      <w:pPr>
-        <w:tabs>
-          <w:tab w:val="right" w:leader="dot" w:pos="9360"/>
-        </w:tabs>
-        <w:spacing w:before="196" w:after="0" w:line="240" w:lineRule="auto"/>
-        <w:ind w:left="504" w:hanging="504"/>
-      </w:pPr>
-      <w:r>
-        <w:t xml:space="preserve">Mil. R. Evid. 807</w:t>
-      </w:r>
-      <w:r>
+        <w:rPr>
+          <w:b/>
+          <w:bCs/>
+        </w:rPr>
+        <w:t xml:space="preserve">The</w:t>
+      </w:r>
+      <w:r>
+        <w:rPr>
+          <w:b/>
+          <w:bCs/>
+        </w:rPr>
+        <w:t xml:space="preserve"> </w:t>
+      </w:r>
+      <w:r>
+        <w:rPr>
+          <w:b/>
+          <w:bCs/>
+        </w:rPr>
+        <w:t xml:space="preserve">Military</w:t>
+      </w:r>
+      <w:r>
+        <w:rPr>
+          <w:b/>
+          <w:bCs/>
+        </w:rPr>
+        <w:t xml:space="preserve"> </w:t>
+      </w:r>
+      <w:r>
+        <w:rPr>
+          <w:b/>
+          <w:bCs/>
+        </w:rPr>
+        <w:t xml:space="preserve">Judge</w:t>
+      </w:r>
+      <w:r>
+        <w:rPr>
+          <w:b/>
+          <w:bCs/>
+        </w:rPr>
+        <w:t xml:space="preserve"> </w:t>
+      </w:r>
+      <w:r>
+        <w:rPr>
+          <w:b/>
+          <w:bCs/>
+        </w:rPr>
+        <w:t xml:space="preserve">Admitted</w:t>
+      </w:r>
+      <w:r>
+        <w:rPr>
+          <w:b/>
+          <w:bCs/>
+        </w:rPr>
+        <w:t xml:space="preserve"> </w:t>
+      </w:r>
+      <w:r>
+        <w:rPr>
+          <w:b/>
+          <w:bCs/>
+        </w:rPr>
+        <w:t xml:space="preserve">JP’s</w:t>
+      </w:r>
+      <w:r>
+        <w:rPr>
+          <w:b/>
+          <w:bCs/>
+        </w:rPr>
+        <w:t xml:space="preserve"> </w:t>
+      </w:r>
+      <w:r>
+        <w:rPr>
+          <w:b/>
+          <w:bCs/>
+        </w:rPr>
+        <w:t xml:space="preserve">Forensic</w:t>
+      </w:r>
+      <w:r>
+        <w:rPr>
+          <w:b/>
+          <w:bCs/>
+        </w:rPr>
+        <w:t xml:space="preserve"> </w:t>
+      </w:r>
+      <w:r>
+        <w:rPr>
+          <w:b/>
+          <w:bCs/>
+        </w:rPr>
+        <w:t xml:space="preserve">Interview</w:t>
+      </w:r>
+      <w:r>
+        <w:rPr>
+          <w:b/>
+          <w:bCs/>
+        </w:rPr>
+        <w:t xml:space="preserve"> </w:t>
+      </w:r>
+      <w:r>
+        <w:rPr>
+          <w:b/>
+          <w:bCs/>
+        </w:rPr>
+        <w:t xml:space="preserve">as</w:t>
+      </w:r>
+      <w:r>
+        <w:rPr>
+          <w:b/>
+          <w:bCs/>
+        </w:rPr>
+        <w:t xml:space="preserve"> </w:t>
+      </w:r>
+      <w:r>
+        <w:rPr>
+          <w:b/>
+          <w:bCs/>
+        </w:rPr>
+        <w:t xml:space="preserve">Residual</w:t>
+      </w:r>
+      <w:r>
+        <w:rPr>
+          <w:b/>
+          <w:bCs/>
+        </w:rPr>
+        <w:t xml:space="preserve"> </w:t>
+      </w:r>
+      <w:r>
+        <w:rPr>
+          <w:b/>
+          <w:bCs/>
+        </w:rPr>
+        <w:t xml:space="preserve">Hearsay.</w:t>
+      </w:r>
+    </w:p>
+    <w:p>
+      <w:pPr>
+        <w:pStyle w:val="BodyText"/>
+      </w:pPr>
+      <w:r>
+        <w:t xml:space="preserve">After JP briefly testified, the government sought to admit Pros. Ex. 22 and 23—JP’s previously recorded statement—under Mil. R. Evid. 807. (JA 366</w:t>
+      </w:r>
+      <w:r>
+        <w:noBreakHyphen/>
+      </w:r>
+      <w:r>
+        <w:t xml:space="preserve">67). Appellant objected under the Confrontation Clause and argued the government failed to satisfy the requirements for residual hearsay. (JA 176).</w:t>
+      </w:r>
+    </w:p>
+    <w:p>
+      <w:pPr>
+        <w:pStyle w:val="BodyText"/>
+      </w:pPr>
+      <w:r>
+        <w:t xml:space="preserve">Regarding the Confrontation Clause, the military judge found JP’s statement was testimonial. (JA 314). But she found Appellant’s confrontation rights were satisfied when she took the stand, thus providing Appellant with an opportunity for cross-examination. (JA 223). Ultimately, the military judge admitted Pros. Ex. 22 and 23. (JA 220, 223).</w:t>
+      </w:r>
+    </w:p>
+    <w:p>
+      <w:pPr>
+        <w:pStyle w:val="BodyText"/>
+      </w:pPr>
+      <w:r>
+        <w:t xml:space="preserve">Appellant was convicted of Specifications 1, 2, 4, and 5 of The Charge relating to JP.</w:t>
+      </w:r>
+      <w:r>
+        <w:rPr>
+          <w:rStyle w:val="FootnoteReference"/>
+        </w:rPr>
+        <w:footnoteReference w:id="14"/>
+      </w:r>
+      <w:r>
+        <w:t xml:space="preserve"> </w:t>
+      </w:r>
+      <w:r>
+        <w:t xml:space="preserve">On April 20, 2026, the Army Court summarily affirmed Appellant’s convictions. (JA 3).</w:t>
+      </w:r>
+    </w:p>
+    <w:p>
+      <w:pPr>
+        <w:keepNext/>
+        <w:keepLines/>
+        <w:spacing w:before="420" w:after="308" w:line="288" w:lineRule="exact"/>
+        <w:ind w:left="0" w:firstLine="0"/>
+        <w:jc w:val="center"/>
+      </w:pPr>
+      <w:r>
+        <w:rPr>
+          <w:b/>
+          <w:bCs/>
+        </w:rPr>
+        <w:t xml:space="preserve">Summary</w:t>
+      </w:r>
+      <w:r>
+        <w:rPr>
+          <w:b/>
+          <w:bCs/>
+        </w:rPr>
+        <w:t xml:space="preserve"> </w:t>
+      </w:r>
+      <w:r>
+        <w:rPr>
+          <w:b/>
+          <w:bCs/>
+        </w:rPr>
+        <w:t xml:space="preserve">of</w:t>
+      </w:r>
+      <w:r>
+        <w:rPr>
+          <w:b/>
+          <w:bCs/>
+        </w:rPr>
+        <w:t xml:space="preserve"> </w:t>
+      </w:r>
+      <w:r>
+        <w:rPr>
+          <w:b/>
+          <w:bCs/>
+        </w:rPr>
+        <w:t xml:space="preserve">Argument</w:t>
+      </w:r>
+    </w:p>
+    <w:p>
+      <w:pPr>
+        <w:pStyle w:val="BodyText"/>
+      </w:pPr>
+      <w:r>
+        <w:t xml:space="preserve">Appellant was denied due process when the military judge committed reversible constitutional error by admitting JP’s out-of-court forensic interview during his court-martial. The Sixth Amendment’s Confrontation Clause guarantees a criminal defendant the right to confront the witnesses against him, securing a fundamental, procedural guarantee of a meaningful, face-to-face opportunity for cross-examination.</w:t>
+      </w:r>
+    </w:p>
+    <w:p>
+      <w:pPr>
+        <w:pStyle w:val="BodyText"/>
+      </w:pPr>
+      <w:r>
+        <w:t xml:space="preserve">Physical presence on the stand is a prerequisite for confrontation, but it is not a constitutionally sufficient shield for the government if the witness has preemptively and categorically refused to discuss the abuse allegations like JP did here. Admitting JP’s out-of-court forensic interview, in the absence of a meaningful opportunity to cross-examine her, violated Appellant’s right to confrontation.</w:t>
+      </w:r>
+    </w:p>
+    <w:p>
+      <w:pPr>
+        <w:keepNext/>
+        <w:keepLines/>
+        <w:spacing w:before="420" w:after="308" w:line="288" w:lineRule="exact"/>
+        <w:ind w:left="0" w:firstLine="0"/>
+        <w:jc w:val="center"/>
+      </w:pPr>
+      <w:r>
+        <w:rPr>
+          <w:b/>
+          <w:bCs/>
+        </w:rPr>
+        <w:t xml:space="preserve">Argument</w:t>
+      </w:r>
+    </w:p>
+    <w:p>
+      <w:pPr>
+        <w:keepNext/>
+        <w:keepLines/>
+        <w:spacing w:before="336" w:after="280" w:line="288" w:lineRule="exact"/>
+        <w:ind w:left="0" w:firstLine="0"/>
+        <w:jc w:val="center"/>
+      </w:pPr>
+      <w:r>
+        <w:rPr>
+          <w:b/>
+          <w:bCs/>
+        </w:rPr>
+        <w:t xml:space="preserve">I. </w:t>
+      </w:r>
+      <w:r>
+        <w:rPr>
+          <w:b/>
+          <w:bCs/>
+        </w:rPr>
+        <w:t xml:space="preserve">Whether</w:t>
+      </w:r>
+      <w:r>
+        <w:rPr>
+          <w:b/>
+          <w:bCs/>
+        </w:rPr>
+        <w:t xml:space="preserve"> </w:t>
+      </w:r>
+      <w:r>
+        <w:rPr>
+          <w:b/>
+          <w:bCs/>
+        </w:rPr>
+        <w:t xml:space="preserve">Appellant’s</w:t>
+      </w:r>
+      <w:r>
+        <w:rPr>
+          <w:b/>
+          <w:bCs/>
+        </w:rPr>
+        <w:t xml:space="preserve"> </w:t>
+      </w:r>
+      <w:r>
+        <w:rPr>
+          <w:b/>
+          <w:bCs/>
+        </w:rPr>
+        <w:t xml:space="preserve">right</w:t>
+      </w:r>
+      <w:r>
+        <w:rPr>
+          <w:b/>
+          <w:bCs/>
+        </w:rPr>
+        <w:t xml:space="preserve"> </w:t>
+      </w:r>
+      <w:r>
+        <w:rPr>
+          <w:b/>
+          <w:bCs/>
+        </w:rPr>
+        <w:t xml:space="preserve">to</w:t>
+      </w:r>
+      <w:r>
+        <w:rPr>
+          <w:b/>
+          <w:bCs/>
+        </w:rPr>
+        <w:t xml:space="preserve"> </w:t>
+      </w:r>
+      <w:r>
+        <w:rPr>
+          <w:b/>
+          <w:bCs/>
+        </w:rPr>
+        <w:t xml:space="preserve">confrontation</w:t>
+      </w:r>
+      <w:r>
+        <w:rPr>
+          <w:b/>
+          <w:bCs/>
+        </w:rPr>
+        <w:t xml:space="preserve"> </w:t>
+      </w:r>
+      <w:r>
+        <w:rPr>
+          <w:b/>
+          <w:bCs/>
+        </w:rPr>
+        <w:t xml:space="preserve">was</w:t>
+      </w:r>
+      <w:r>
+        <w:rPr>
+          <w:b/>
+          <w:bCs/>
+        </w:rPr>
+        <w:t xml:space="preserve"> </w:t>
+      </w:r>
+      <w:r>
+        <w:rPr>
+          <w:b/>
+          <w:bCs/>
+        </w:rPr>
+        <w:t xml:space="preserve">violated</w:t>
+      </w:r>
+      <w:r>
+        <w:rPr>
+          <w:b/>
+          <w:bCs/>
+        </w:rPr>
+        <w:t xml:space="preserve"> </w:t>
+      </w:r>
+      <w:r>
+        <w:rPr>
+          <w:b/>
+          <w:bCs/>
+        </w:rPr>
+        <w:t xml:space="preserve">with</w:t>
+      </w:r>
+      <w:r>
+        <w:rPr>
+          <w:b/>
+          <w:bCs/>
+        </w:rPr>
+        <w:t xml:space="preserve"> </w:t>
+      </w:r>
+      <w:r>
+        <w:rPr>
+          <w:b/>
+          <w:bCs/>
+        </w:rPr>
+        <w:t xml:space="preserve">the</w:t>
+      </w:r>
+      <w:r>
+        <w:rPr>
+          <w:b/>
+          <w:bCs/>
+        </w:rPr>
+        <w:t xml:space="preserve"> </w:t>
+      </w:r>
+      <w:r>
+        <w:rPr>
+          <w:b/>
+          <w:bCs/>
+        </w:rPr>
+        <w:t xml:space="preserve">admission</w:t>
+      </w:r>
+      <w:r>
+        <w:rPr>
+          <w:b/>
+          <w:bCs/>
+        </w:rPr>
+        <w:t xml:space="preserve"> </w:t>
+      </w:r>
+      <w:r>
+        <w:rPr>
+          <w:b/>
+          <w:bCs/>
+        </w:rPr>
+        <w:t xml:space="preserve">of</w:t>
+      </w:r>
+      <w:r>
+        <w:rPr>
+          <w:b/>
+          <w:bCs/>
+        </w:rPr>
+        <w:t xml:space="preserve"> </w:t>
+      </w:r>
+      <w:r>
+        <w:rPr>
+          <w:b/>
+          <w:bCs/>
+        </w:rPr>
+        <w:t xml:space="preserve">JP’s</w:t>
+      </w:r>
+      <w:r>
+        <w:rPr>
+          <w:b/>
+          <w:bCs/>
+        </w:rPr>
+        <w:t xml:space="preserve"> </w:t>
+      </w:r>
+      <w:r>
+        <w:rPr>
+          <w:b/>
+          <w:bCs/>
+        </w:rPr>
+        <w:t xml:space="preserve">forensic</w:t>
+      </w:r>
+      <w:r>
+        <w:rPr>
+          <w:b/>
+          <w:bCs/>
+        </w:rPr>
+        <w:t xml:space="preserve"> </w:t>
+      </w:r>
+      <w:r>
+        <w:rPr>
+          <w:b/>
+          <w:bCs/>
+        </w:rPr>
+        <w:t xml:space="preserve">interview.</w:t>
+      </w:r>
+    </w:p>
+    <w:p>
+      <w:pPr>
+        <w:keepNext/>
+        <w:keepLines/>
+        <w:spacing w:before="308" w:after="252" w:line="288" w:lineRule="exact"/>
+        <w:ind w:left="1440" w:hanging="720"/>
+      </w:pPr>
+      <w:r>
+        <w:rPr>
+          <w:b/>
+          <w:bCs/>
+        </w:rPr>
+        <w:t xml:space="preserve">A.</w:t>
+      </w:r>
+      <w:r>
+        <w:rPr>
+          <w:b/>
+          <w:bCs/>
+        </w:rPr>
         <w:tab/>
       </w:r>
       <w:r>
-        <w:t xml:space="preserve">4</w:t>
-      </w:r>
-    </w:p>
-    <w:p>
-      <w:pPr>
-        <w:spacing w:before="0" w:after="0" w:line="240" w:lineRule="auto"/>
-        <w:sectPr>
-          <w:footerReference w:type="default" r:id="rId100"/>
-          <w:pgSz w:w="12240" w:h="15840"/>
-          <w:pgMar w:top="1440" w:right="1440" w:bottom="1440" w:left="1440" w:header="720" w:footer="720" w:gutter="0"/>
-          <w:pgNumType w:fmt="lowerRoman" w:start="1"/>
-        </w:sectPr>
-      </w:pPr>
-    </w:p>
-    <w:p>
-      <w:pPr>
-        <w:pStyle w:val="SectionHeadTop"/>
-      </w:pPr>
-      <w:r>
-        <w:rPr>
-          <w:b/>
-          <w:bCs/>
-        </w:rPr>
-        <w:t xml:space="preserve">Granted Issue</w:t>
-      </w:r>
-    </w:p>
-    <w:p>
-      <w:pPr>
-        <w:pStyle w:val="FirstParagraph"/>
-      </w:pPr>
-      <w:r>
-        <w:rPr>
-          <w:b/>
-          <w:bCs/>
-        </w:rPr>
-        <w:t xml:space="preserve">Whether appellant’s right to confrontation was violated with the admission of JP’s forensic interview.</w:t>
-      </w:r>
-    </w:p>
-    <w:p>
-      <w:pPr>
-        <w:pStyle w:val="SectionHead"/>
-      </w:pPr>
-      <w:r>
-        <w:rPr>
-          <w:b/>
-          <w:bCs/>
-        </w:rPr>
-        <w:t xml:space="preserve">Statement of Statutory Jurisdiction</w:t>
+        <w:rPr>
+          <w:b/>
+          <w:bCs/>
+        </w:rPr>
+        <w:t xml:space="preserve">Standard</w:t>
+      </w:r>
+      <w:r>
+        <w:rPr>
+          <w:b/>
+          <w:bCs/>
+        </w:rPr>
+        <w:t xml:space="preserve"> </w:t>
+      </w:r>
+      <w:r>
+        <w:rPr>
+          <w:b/>
+          <w:bCs/>
+        </w:rPr>
+        <w:t xml:space="preserve">of</w:t>
+      </w:r>
+      <w:r>
+        <w:rPr>
+          <w:b/>
+          <w:bCs/>
+        </w:rPr>
+        <w:t xml:space="preserve"> </w:t>
+      </w:r>
+      <w:r>
+        <w:rPr>
+          <w:b/>
+          <w:bCs/>
+        </w:rPr>
+        <w:t xml:space="preserve">Review</w:t>
+      </w:r>
+      <w:r>
+        <w:rPr>
+          <w:b/>
+          <w:bCs/>
+        </w:rPr>
+        <w:t xml:space="preserve"> </w:t>
+      </w:r>
+      <w:r>
+        <w:rPr>
+          <w:b/>
+          <w:bCs/>
+        </w:rPr>
+        <w:t xml:space="preserve">and</w:t>
+      </w:r>
+      <w:r>
+        <w:rPr>
+          <w:b/>
+          <w:bCs/>
+        </w:rPr>
+        <w:t xml:space="preserve"> </w:t>
+      </w:r>
+      <w:r>
+        <w:rPr>
+          <w:b/>
+          <w:bCs/>
+        </w:rPr>
+        <w:t xml:space="preserve">Law</w:t>
       </w:r>
     </w:p>
     <w:p>
@@ -1407,86 +5327,7 @@
         <w:pStyle w:val="BodyText"/>
       </w:pPr>
       <w:r>
-        <w:t xml:space="preserve">The Army Court of Criminal Appeals (Army Court) had jurisdiction over this matter pursuant to</w:t>
-      </w:r>
-      <w:r>
-        <w:t xml:space="preserve"> </w:t>
-      </w:r>
-      <w:r>
-        <w:t xml:space="preserve">Article 66, Uniform Code of Military Justice [hereinafter UCMJ], 10 U.S.C. § 866</w:t>
-      </w:r>
-      <w:r>
-        <w:t xml:space="preserve">. This Honorable Court has jurisdiction over this matter under</w:t>
-      </w:r>
-      <w:r>
-        <w:t xml:space="preserve"> </w:t>
-      </w:r>
-      <w:r>
-        <w:t xml:space="preserve">Article 67(a)(3), UCMJ, 10 U.S.C. § 867 (a)(3)</w:t>
-      </w:r>
-      <w:r>
-        <w:t xml:space="preserve">.</w:t>
-      </w:r>
-    </w:p>
-    <w:p>
-      <w:pPr>
-        <w:pStyle w:val="SectionHead"/>
-      </w:pPr>
-      <w:r>
-        <w:rPr>
-          <w:b/>
-          <w:bCs/>
-        </w:rPr>
-        <w:t xml:space="preserve">Statement of the Case</w:t>
-      </w:r>
-    </w:p>
-    <w:p>
-      <w:pPr>
-        <w:pStyle w:val="BodyText"/>
-      </w:pPr>
-      <w:r>
-        <w:t xml:space="preserve">On July 19, 2024, a panel with enlisted representation sitting as a general court-martial convicted Appellant, Specialist Jonathan R. Pinkerton, contrary to his pleas, of five specifications of sexual abuse of a child in violation of</w:t>
-      </w:r>
-      <w:r>
-        <w:t xml:space="preserve"> </w:t>
-      </w:r>
-      <w:r>
-        <w:t xml:space="preserve">Article 120b, Uniform Code of Military Justice</w:t>
-      </w:r>
-      <w:r>
-        <w:t xml:space="preserve">.</w:t>
-      </w:r>
-      <w:r>
-        <w:rPr>
-          <w:rStyle w:val="FootnoteReference"/>
-        </w:rPr>
-        <w:footnoteReference w:id="109"/>
-      </w:r>
-      <w:r>
-        <w:t xml:space="preserve"> </w:t>
-      </w:r>
-      <w:r>
-        <w:t xml:space="preserve">(JA 7-9, 16-19). On July 20, 2024, the military judge sentenced appellant to 120 months of confinement and to be dishonorably discharged from the service.</w:t>
-      </w:r>
-      <w:r>
-        <w:rPr>
-          <w:rStyle w:val="FootnoteReference"/>
-        </w:rPr>
-        <w:footnoteReference w:id="110"/>
-      </w:r>
-      <w:r>
-        <w:t xml:space="preserve"> </w:t>
-      </w:r>
-      <w:r>
-        <w:t xml:space="preserve">(JA 10, 16-19). On August 2, 2024, the convening authority approved the findings and adjudged sentence. (JA 13). On November 13, 2024, the military judge entered Judgment. (JA 12).</w:t>
-      </w:r>
-    </w:p>
-    <w:p>
-      <w:pPr>
-        <w:pStyle w:val="BodyText"/>
-      </w:pPr>
-      <w:r>
-        <w:t xml:space="preserve">On April 20, 2026, the Army Court affirmed the findings and sentence.</w:t>
+        <w:t xml:space="preserve">Whether admitted evidence violates the Confrontation Clause is a question this Court reviews de novo.</w:t>
       </w:r>
       <w:r>
         <w:t xml:space="preserve"> </w:t>
@@ -1496,473 +5337,10 @@
           <w:i/>
           <w:iCs/>
         </w:rPr>
-        <w:t xml:space="preserve">United States v. Pinkerton</w:t>
-      </w:r>
-      <w:r>
-        <w:t xml:space="preserve">, ARMY 20240353, 2026 CCA LEXIS 197 (Army Ct. Crim. App. Apr. 20, 2026)</w:t>
-      </w:r>
-      <w:r>
-        <w:t xml:space="preserve">. (JA 3). On July 29, 2026, this Court Granted Appellant’s petition for grant of review of the first presented issue and ordered briefing under Rule 25. (JA 1).</w:t>
-      </w:r>
-    </w:p>
-    <w:p>
-      <w:pPr>
-        <w:pStyle w:val="SectionHead"/>
-      </w:pPr>
-      <w:r>
-        <w:rPr>
-          <w:b/>
-          <w:bCs/>
-        </w:rPr>
-        <w:t xml:space="preserve">Statement of Facts</w:t>
-      </w:r>
-    </w:p>
-    <w:p>
-      <w:pPr>
-        <w:pStyle w:val="BodyText"/>
-      </w:pPr>
-      <w:r>
-        <w:t xml:space="preserve">At the time of the alleged misconduct, Appellant and his wife had five children—two of whom were girls named JP and AP. (JA 132).</w:t>
-      </w:r>
-    </w:p>
-    <w:p>
-      <w:pPr>
-        <w:pStyle w:val="BodyText"/>
-      </w:pPr>
-      <w:r>
-        <w:t xml:space="preserve">After moving to Fort Sill, Oklahoma, in August 2020, Appellant’s family befriended Ms. Shannon Taylor—a member of their church’s worship team and a chaplain’s wife. (JA 131, 133). Ms. Taylor grew particularly close to JP and AP. (JA 143).</w:t>
-      </w:r>
-    </w:p>
-    <w:p>
-      <w:pPr>
-        <w:pStyle w:val="Hang1"/>
-      </w:pPr>
-      <w:r>
-        <w:rPr>
-          <w:b/>
-          <w:bCs/>
-        </w:rPr>
-        <w:t xml:space="preserve">A.</w:t>
-      </w:r>
-      <w:r>
-        <w:tab/>
-      </w:r>
-      <w:r>
-        <w:rPr>
-          <w:b/>
-          <w:bCs/>
-        </w:rPr>
-        <w:t xml:space="preserve">JP Discloses Her Allegation of Sexual Abuse to Ms. Taylor.</w:t>
-      </w:r>
-    </w:p>
-    <w:p>
-      <w:pPr>
-        <w:pStyle w:val="BodyText"/>
-      </w:pPr>
-      <w:r>
-        <w:t xml:space="preserve">On or about February 19, 2023, Ms. Taylor babysat JP and AP—then five and three years old respectively. (JA 136). While bathing the girls, Ms. Taylor noticed JP’s hand “lingering . . . down in her private part area” and told her with few exceptions, “we don’t really touch our parts.” (JA 137-38).</w:t>
-      </w:r>
-    </w:p>
-    <w:p>
-      <w:pPr>
-        <w:pStyle w:val="BodyText"/>
-      </w:pPr>
-      <w:r>
-        <w:t xml:space="preserve">JP asked, “[s]o, you mean nobody should ever ask you to touch there [sic] private parts?” (JA 139). Ms. Taylor replied whether “somebody asked [her] that,” to which JP said, “[y]es.” (JA 139). JP said it was “[d]addy” that touched her.</w:t>
-      </w:r>
-      <w:r>
-        <w:rPr>
-          <w:rStyle w:val="FootnoteReference"/>
-        </w:rPr>
-        <w:footnoteReference w:id="111"/>
-      </w:r>
-      <w:r>
-        <w:t xml:space="preserve"> </w:t>
-      </w:r>
-      <w:r>
-        <w:t xml:space="preserve">(JA 140). During this conversation in the bathtub, AP sat silently next to JP. (JA 140).</w:t>
-      </w:r>
-    </w:p>
-    <w:p>
-      <w:pPr>
-        <w:pStyle w:val="BodyText"/>
-      </w:pPr>
-      <w:r>
-        <w:t xml:space="preserve">After putting AP to bed, Ms. Taylor, using her cell phone to record the conversation, had JP repeat her earlier statement. (JA 140, 366). JP said Appellant asked her if she would touch his genitals and if she would touch her own genitals, and that he then touched her genitals. (JA 366).</w:t>
-      </w:r>
-    </w:p>
-    <w:p>
-      <w:pPr>
-        <w:pStyle w:val="BodyText"/>
-      </w:pPr>
-      <w:r>
-        <w:t xml:space="preserve">Ms. Taylor intended to give the recording to Appellant’s wife. (JA 141). Instead, as a mandatory reporter,</w:t>
-      </w:r>
-      <w:r>
-        <w:rPr>
-          <w:rStyle w:val="FootnoteReference"/>
-        </w:rPr>
-        <w:footnoteReference w:id="112"/>
-      </w:r>
-      <w:r>
-        <w:t xml:space="preserve"> </w:t>
-      </w:r>
-      <w:r>
-        <w:t xml:space="preserve">Ms. Taylor delivered the recording to CID. (JA 101). Special Agent (SA) Richard Caldwell video recorded Ms. Taylor’s recording and arranged for a child forensic interviewer to meet with JP.</w:t>
-      </w:r>
-      <w:r>
-        <w:rPr>
-          <w:rStyle w:val="FootnoteReference"/>
-        </w:rPr>
-        <w:footnoteReference w:id="113"/>
-      </w:r>
-      <w:r>
-        <w:t xml:space="preserve"> </w:t>
-      </w:r>
-      <w:r>
-        <w:t xml:space="preserve">(JA 142, 157-58).</w:t>
-      </w:r>
-    </w:p>
-    <w:p>
-      <w:pPr>
-        <w:pStyle w:val="Hang1"/>
-      </w:pPr>
-      <w:r>
-        <w:rPr>
-          <w:b/>
-          <w:bCs/>
-        </w:rPr>
-        <w:t xml:space="preserve">B.</w:t>
-      </w:r>
-      <w:r>
-        <w:tab/>
-      </w:r>
-      <w:r>
-        <w:rPr>
-          <w:b/>
-          <w:bCs/>
-        </w:rPr>
-        <w:t xml:space="preserve">A Forensic Interviewer Meets with JP.</w:t>
-      </w:r>
-    </w:p>
-    <w:p>
-      <w:pPr>
-        <w:pStyle w:val="BodyText"/>
-      </w:pPr>
-      <w:r>
-        <w:t xml:space="preserve">On February 23, 2023, a forensic interviewer met with JP while SA Caldwell observed in an adjacent room. (JA 158). JP recounted and expanded upon her initial statement to Ms. Taylor. (JA 367).</w:t>
-      </w:r>
-    </w:p>
-    <w:p>
-      <w:pPr>
-        <w:pStyle w:val="Hang1"/>
-      </w:pPr>
-      <w:r>
-        <w:rPr>
-          <w:b/>
-          <w:bCs/>
-        </w:rPr>
-        <w:t xml:space="preserve">C.</w:t>
-      </w:r>
-      <w:r>
-        <w:tab/>
-      </w:r>
-      <w:r>
-        <w:rPr>
-          <w:b/>
-          <w:bCs/>
-        </w:rPr>
-        <w:t xml:space="preserve">The Government Sought to Admit JP’s Forensic Interview as Residual Hearsay.</w:t>
-      </w:r>
-    </w:p>
-    <w:p>
-      <w:pPr>
-        <w:pStyle w:val="BodyText"/>
-      </w:pPr>
-      <w:r>
-        <w:t xml:space="preserve">Fearing JP might forget the details of her allegations when called to testify, the government sought to pre-admit her prior statements pursuant to</w:t>
-      </w:r>
-      <w:r>
-        <w:t xml:space="preserve"> </w:t>
-      </w:r>
-      <w:r>
-        <w:t xml:space="preserve">Mil. R. Evid. 807</w:t>
-      </w:r>
-      <w:r>
-        <w:t xml:space="preserve">. (JA 246). The military judge issued a preliminary ruling finding the government had not satisfied</w:t>
-      </w:r>
-      <w:r>
-        <w:t xml:space="preserve"> </w:t>
-      </w:r>
-      <w:r>
-        <w:t xml:space="preserve">Mil. R. Evid. 807(a)(2)</w:t>
-      </w:r>
-      <w:r>
-        <w:t xml:space="preserve"> </w:t>
-      </w:r>
-      <w:r>
-        <w:t xml:space="preserve">as it was speculative that JP’s memory faded, that she would refuse to testify, or that she would fail to appear for trial. (JA 277).</w:t>
-      </w:r>
-    </w:p>
-    <w:p>
-      <w:pPr>
-        <w:pStyle w:val="BodyText"/>
-      </w:pPr>
-      <w:r>
-        <w:t xml:space="preserve">On the eve of trial, it seemed like JP would not appear. Since JP’s interview, Appellant’s wife declined the government’s efforts to interview her daughter and indicated she would refuse to bring JP to Appellant’s court-martial. (JA 234). Ultimately, the prospect of a warrant of attachment motivated Appellant’s wife to bring JP to trial. (JA 102-28).</w:t>
-      </w:r>
-    </w:p>
-    <w:p>
-      <w:pPr>
-        <w:pStyle w:val="Hang1"/>
-      </w:pPr>
-      <w:r>
-        <w:rPr>
-          <w:b/>
-          <w:bCs/>
-        </w:rPr>
-        <w:t xml:space="preserve">D.</w:t>
-      </w:r>
-      <w:r>
-        <w:tab/>
-      </w:r>
-      <w:r>
-        <w:rPr>
-          <w:b/>
-          <w:bCs/>
-        </w:rPr>
-        <w:t xml:space="preserve">On Direct Examination, JP Immediately Stated She Did Not Want to Testify.</w:t>
-      </w:r>
-    </w:p>
-    <w:p>
-      <w:pPr>
-        <w:pStyle w:val="BodyText"/>
-      </w:pPr>
-      <w:r>
-        <w:t xml:space="preserve">Several hours later, the government called JP, now seven years old, to testify. (JA 160-63). Before taking the oath and in front of the panel, JP stated “I don’t want to testify.” (JA 162). The military judge told JP, “I understand, but it’s a requirement for you to testify.” (JA 162). When asked by the prosecutor if she promised to tell the truth, JP said, “I don’t want to.” (JA 163). After JP appeared to become emotional, the military judge called for a twenty-minute recess. (JA 163).</w:t>
-      </w:r>
-    </w:p>
-    <w:p>
-      <w:pPr>
-        <w:pStyle w:val="BodyText"/>
-      </w:pPr>
-      <w:r>
-        <w:t xml:space="preserve">The government recalled JP. (JA 168). After answering some preliminary questions, JP acknowledged the circumstances of her presence:</w:t>
-      </w:r>
-    </w:p>
-    <w:p>
-      <w:pPr>
-        <w:pStyle w:val="BlockText"/>
-      </w:pPr>
-      <w:r>
-        <w:t xml:space="preserve">GOV: [JP], do you know why you’re here today?</w:t>
-      </w:r>
-    </w:p>
-    <w:p>
-      <w:pPr>
-        <w:pStyle w:val="BlockText"/>
-      </w:pPr>
-      <w:r>
-        <w:t xml:space="preserve">JP: [Witness becomes emotional.] Of course I do, and I don’t like the reason.</w:t>
-      </w:r>
-    </w:p>
-    <w:p>
-      <w:pPr>
-        <w:pStyle w:val="BlockText"/>
-      </w:pPr>
-      <w:r>
-        <w:t xml:space="preserve">GOV: Okay, why is that?</w:t>
-      </w:r>
-    </w:p>
-    <w:p>
-      <w:pPr>
-        <w:pStyle w:val="BlockText"/>
-      </w:pPr>
-      <w:r>
-        <w:t xml:space="preserve">JP: Because it’s going against my dad, and I love him.</w:t>
-      </w:r>
-    </w:p>
-    <w:p>
-      <w:pPr>
-        <w:pStyle w:val="FirstParagraph"/>
-      </w:pPr>
-      <w:r>
-        <w:t xml:space="preserve">(JA 169).</w:t>
-      </w:r>
-    </w:p>
-    <w:p>
-      <w:pPr>
-        <w:pStyle w:val="BodyText"/>
-      </w:pPr>
-      <w:r>
-        <w:t xml:space="preserve">The government asked, “[JP], will you talk about the things that happened, that brought us here today?” JP answered, “No!” (JA 170). The government asked no further questions and Appellant offered no cross-examination. (JA 170).</w:t>
-      </w:r>
-    </w:p>
-    <w:p>
-      <w:pPr>
-        <w:pStyle w:val="Hang1"/>
-      </w:pPr>
-      <w:r>
-        <w:rPr>
-          <w:b/>
-          <w:bCs/>
-        </w:rPr>
-        <w:t xml:space="preserve">E.</w:t>
-      </w:r>
-      <w:r>
-        <w:tab/>
-      </w:r>
-      <w:r>
-        <w:rPr>
-          <w:b/>
-          <w:bCs/>
-        </w:rPr>
-        <w:t xml:space="preserve">The Military Judge Admitted JP’s Forensic Interview as Residual Hearsay.</w:t>
-      </w:r>
-    </w:p>
-    <w:p>
-      <w:pPr>
-        <w:pStyle w:val="BodyText"/>
-      </w:pPr>
-      <w:r>
-        <w:t xml:space="preserve">After JP briefly testified, the government sought to admit Pros. Ex. 22 and 23—JP’s previously recorded statement—under</w:t>
-      </w:r>
-      <w:r>
-        <w:t xml:space="preserve"> </w:t>
-      </w:r>
-      <w:r>
-        <w:t xml:space="preserve">Mil. R. Evid. 807</w:t>
-      </w:r>
-      <w:r>
-        <w:t xml:space="preserve">. (JA 366-67). Appellant objected under the Confrontation Clause and argued the government failed to satisfy the requirements for residual hearsay. (JA 176).</w:t>
-      </w:r>
-    </w:p>
-    <w:p>
-      <w:pPr>
-        <w:pStyle w:val="BodyText"/>
-      </w:pPr>
-      <w:r>
-        <w:t xml:space="preserve">Regarding the Confrontation Clause, the military judge found JP’s statement was testimonial. (JA 314). But she found Appellant’s confrontation rights were satisfied when she took the stand, thus providing Appellant with an opportunity for cross-examination. (JA 223). Ultimately, the military judge admitted Pros. Ex. 22 and 23. (JA 220, 223).</w:t>
-      </w:r>
-    </w:p>
-    <w:p>
-      <w:pPr>
-        <w:pStyle w:val="BodyText"/>
-      </w:pPr>
-      <w:r>
-        <w:t xml:space="preserve">Appellant was convicted of Specifications 1, 2, 4, and 5 of The Charge relating to JP.</w:t>
-      </w:r>
-      <w:r>
-        <w:rPr>
-          <w:rStyle w:val="FootnoteReference"/>
-        </w:rPr>
-        <w:footnoteReference w:id="114"/>
-      </w:r>
-      <w:r>
-        <w:t xml:space="preserve"> </w:t>
-      </w:r>
-      <w:r>
-        <w:t xml:space="preserve">On April 20, 2026, the Army Court summarily affirmed Appellant’s convictions. (JA 3).</w:t>
-      </w:r>
-    </w:p>
-    <w:p>
-      <w:pPr>
-        <w:pStyle w:val="SectionHead"/>
-      </w:pPr>
-      <w:r>
-        <w:rPr>
-          <w:b/>
-          <w:bCs/>
-        </w:rPr>
-        <w:t xml:space="preserve">Summary of Argument</w:t>
-      </w:r>
-    </w:p>
-    <w:p>
-      <w:pPr>
-        <w:pStyle w:val="BodyText"/>
-      </w:pPr>
-      <w:r>
-        <w:t xml:space="preserve">Appellant was denied due process when the military judge committed reversible constitutional error by admitting JP’s out-of-court forensic interview during his court-martial. The Sixth Amendment’s Confrontation Clause guarantees a criminal defendant the right to confront the witnesses against him, securing a fundamental, procedural guarantee of a meaningful, face-to-face opportunity for cross-examination.</w:t>
-      </w:r>
-    </w:p>
-    <w:p>
-      <w:pPr>
-        <w:pStyle w:val="BodyText"/>
-      </w:pPr>
-      <w:r>
-        <w:t xml:space="preserve">Physical presence on the stand is a prerequisite for confrontation, but it is not a constitutionally sufficient shield for the government if the witness has preemptively and categorically refused to discuss the abuse allegations like JP did here. Admitting JP’s out-of-court forensic interview, in the absence of a meaningful opportunity to cross-examine her, violated Appellant’s right to confrontation.</w:t>
-      </w:r>
-    </w:p>
-    <w:p>
-      <w:pPr>
-        <w:pStyle w:val="SectionHead"/>
-      </w:pPr>
-      <w:r>
-        <w:rPr>
-          <w:b/>
-          <w:bCs/>
-        </w:rPr>
-        <w:t xml:space="preserve">Argument</w:t>
-      </w:r>
-    </w:p>
-    <w:p>
-      <w:pPr>
-        <w:pStyle w:val="PointHead"/>
-      </w:pPr>
-      <w:r>
-        <w:rPr>
-          <w:b/>
-          <w:b/>
-          <w:bCs/>
-          <w:bCs/>
-        </w:rPr>
-        <w:t xml:space="preserve">I.</w:t>
-      </w:r>
-      <w:r>
-        <w:rPr>
-          <w:b/>
-          <w:b/>
-          <w:bCs/>
-          <w:bCs/>
-        </w:rPr>
-        <w:t xml:space="preserve"> </w:t>
-      </w:r>
-      <w:r>
-        <w:rPr>
-          <w:b/>
-          <w:bCs/>
-        </w:rPr>
-        <w:t xml:space="preserve">Whether Appellant’s right to confrontation was violated with the admission of JP’s forensic interview.</w:t>
-      </w:r>
-    </w:p>
-    <w:p>
-      <w:pPr>
-        <w:pStyle w:val="Hang1"/>
-      </w:pPr>
-      <w:r>
-        <w:rPr>
-          <w:b/>
-          <w:bCs/>
-        </w:rPr>
-        <w:t xml:space="preserve">A.</w:t>
-      </w:r>
-      <w:r>
-        <w:tab/>
-      </w:r>
-      <w:r>
-        <w:rPr>
-          <w:b/>
-          <w:bCs/>
-        </w:rPr>
-        <w:t xml:space="preserve">Standard of Review and Law</w:t>
-      </w:r>
-    </w:p>
-    <w:p>
-      <w:pPr>
-        <w:pStyle w:val="BodyText"/>
-      </w:pPr>
-      <w:r>
-        <w:t xml:space="preserve">Whether admitted evidence violates the Confrontation Clause is a question this Court reviews de novo.</w:t>
+        <w:t xml:space="preserve">United States v. Blazier</w:t>
+      </w:r>
+      <w:r>
+        <w:t xml:space="preserve">, 68 M.J. 439, 442 (C.A.A.F. 2010). If it finds such a violation, this Court cannot affirm the conviction unless the evidence’s admission was harmless beyond a reasonable doubt.</w:t>
       </w:r>
       <w:r>
         <w:t xml:space="preserve"> </w:t>
@@ -1972,13 +5350,18 @@
           <w:i/>
           <w:iCs/>
         </w:rPr>
-        <w:t xml:space="preserve">United States v. Blazier</w:t>
-      </w:r>
-      <w:r>
-        <w:t xml:space="preserve">, 68 M.J. 439, 442 (C.A.A.F. 2010)</w:t>
-      </w:r>
-      <w:r>
-        <w:t xml:space="preserve">. If it finds such a violation, this Court cannot affirm the conviction unless the evidence’s admission was harmless beyond a reasonable doubt.</w:t>
+        <w:t xml:space="preserve">United States v. Rankin</w:t>
+      </w:r>
+      <w:r>
+        <w:t xml:space="preserve">, 64 M.J. 348, 353 (C.A.A.F. 2007).</w:t>
+      </w:r>
+    </w:p>
+    <w:p>
+      <w:pPr>
+        <w:pStyle w:val="BodyText"/>
+      </w:pPr>
+      <w:r>
+        <w:t xml:space="preserve">The Confrontation Clause provides that “[i]n all criminal prosecutions, the accused shall enjoy the right . . . to be confronted with the witnesses against him.”</w:t>
       </w:r>
       <w:r>
         <w:t xml:space="preserve"> </w:t>
@@ -1988,21 +5371,10 @@
           <w:i/>
           <w:iCs/>
         </w:rPr>
-        <w:t xml:space="preserve">United States v. Rankin</w:t>
-      </w:r>
-      <w:r>
-        <w:t xml:space="preserve">, 64 M.J. 348, 353 (C.A.A.F. 2007)</w:t>
-      </w:r>
-      <w:r>
-        <w:t xml:space="preserve">.</w:t>
-      </w:r>
-    </w:p>
-    <w:p>
-      <w:pPr>
-        <w:pStyle w:val="BodyText"/>
-      </w:pPr>
-      <w:r>
-        <w:t xml:space="preserve">The Confrontation Clause provides that “[i]n all criminal prosecutions, the accused shall enjoy the right . . . to be confronted with the witnesses against him.”</w:t>
+        <w:t xml:space="preserve">Giles v. California</w:t>
+      </w:r>
+      <w:r>
+        <w:t xml:space="preserve">, 554 U.S. 353, 357–58 (2008). Where testimonial evidence is at issue, the Sixth Amendment “demands what the common law required: unavailability and a prior opportunity for cross-examination.”</w:t>
       </w:r>
       <w:r>
         <w:t xml:space="preserve"> </w:t>
@@ -2012,13 +5384,10 @@
           <w:i/>
           <w:iCs/>
         </w:rPr>
-        <w:t xml:space="preserve">Giles v. California</w:t>
-      </w:r>
-      <w:r>
-        <w:t xml:space="preserve">, 554 U.S. 353, 357–58 (2008)</w:t>
-      </w:r>
-      <w:r>
-        <w:t xml:space="preserve">. Where testimonial evidence is at issue, the Sixth Amendment “demands what the common law required: unavailability and a prior opportunity for cross-examination.”</w:t>
+        <w:t xml:space="preserve">Crawford v. Washington</w:t>
+      </w:r>
+      <w:r>
+        <w:t xml:space="preserve">, 541 U.S. 36, 68 (2004). “The Confrontation Clause is not violated by admitting a declarant’s out-of-court statements, as long as the declarant is testifying as a witness and subject to . . . cross-examination.”</w:t>
       </w:r>
       <w:r>
         <w:t xml:space="preserve"> </w:t>
@@ -2028,13 +5397,18 @@
           <w:i/>
           <w:iCs/>
         </w:rPr>
-        <w:t xml:space="preserve">Crawford v. Washington</w:t>
-      </w:r>
-      <w:r>
-        <w:t xml:space="preserve">, 541 U.S. 36, 68 (2004)</w:t>
-      </w:r>
-      <w:r>
-        <w:t xml:space="preserve">. “The Confrontation Clause is not violated by admitting a declarant’s out-of-court statements, as long as the declarant is testifying as a witness and subject to . . . cross-examination.”</w:t>
+        <w:t xml:space="preserve">California v. Green</w:t>
+      </w:r>
+      <w:r>
+        <w:t xml:space="preserve">, 399 U.S. 149, 158 (1970).</w:t>
+      </w:r>
+    </w:p>
+    <w:p>
+      <w:pPr>
+        <w:pStyle w:val="BodyText"/>
+      </w:pPr>
+      <w:r>
+        <w:t xml:space="preserve">The Court has recognized that a defendant does not have an opportunity to cross-examine a witness who refuses to testify.</w:t>
       </w:r>
       <w:r>
         <w:t xml:space="preserve"> </w:t>
@@ -2044,21 +5418,10 @@
           <w:i/>
           <w:iCs/>
         </w:rPr>
-        <w:t xml:space="preserve">California v. Green</w:t>
-      </w:r>
-      <w:r>
-        <w:t xml:space="preserve">, 399 U.S. 149, 158 (1970)</w:t>
-      </w:r>
-      <w:r>
-        <w:t xml:space="preserve">.</w:t>
-      </w:r>
-    </w:p>
-    <w:p>
-      <w:pPr>
-        <w:pStyle w:val="BodyText"/>
-      </w:pPr>
-      <w:r>
-        <w:t xml:space="preserve">The Court has recognized that a defendant does not have an opportunity to cross-examine a witness who refuses to testify.</w:t>
+        <w:t xml:space="preserve">Douglas v. Alabama</w:t>
+      </w:r>
+      <w:r>
+        <w:t xml:space="preserve">, 380 U.S. 415 (1965). While an oath or affirmation to testify truthfully is a prerequisite to testify, the oath is not a prerequisite to refuse to testify. Mil. R. Evid. 603;</w:t>
       </w:r>
       <w:r>
         <w:t xml:space="preserve"> </w:t>
@@ -2068,22 +5431,7 @@
           <w:i/>
           <w:iCs/>
         </w:rPr>
-        <w:t xml:space="preserve">Douglas v. Alabama</w:t>
-      </w:r>
-      <w:r>
-        <w:t xml:space="preserve">, 380 U.S. 415 (1965)</w:t>
-      </w:r>
-      <w:r>
-        <w:t xml:space="preserve">. While an oath or affirmation to testify truthfully is a prerequisite to testify, the oath is not a prerequisite to refuse to testify.</w:t>
-      </w:r>
-      <w:r>
-        <w:t xml:space="preserve"> </w:t>
-      </w:r>
-      <w:r>
-        <w:t xml:space="preserve">Mil. R. Evid. 603</w:t>
-      </w:r>
-      <w:r>
-        <w:t xml:space="preserve">;</w:t>
+        <w:t xml:space="preserve">See</w:t>
       </w:r>
       <w:r>
         <w:t xml:space="preserve"> </w:t>
@@ -2093,7 +5441,414 @@
           <w:i/>
           <w:iCs/>
         </w:rPr>
-        <w:t xml:space="preserve">See</w:t>
+        <w:t xml:space="preserve">United States v. Washington</w:t>
+      </w:r>
+      <w:r>
+        <w:t xml:space="preserve">, 63 M.J. 418, 424 (C.A.A.F. 2006).</w:t>
+      </w:r>
+    </w:p>
+    <w:p>
+      <w:pPr>
+        <w:keepNext/>
+        <w:keepLines/>
+        <w:spacing w:before="308" w:after="252" w:line="288" w:lineRule="exact"/>
+        <w:ind w:left="1440" w:hanging="720"/>
+      </w:pPr>
+      <w:r>
+        <w:rPr>
+          <w:b/>
+          <w:bCs/>
+        </w:rPr>
+        <w:t xml:space="preserve">B.</w:t>
+      </w:r>
+      <w:r>
+        <w:rPr>
+          <w:b/>
+          <w:bCs/>
+        </w:rPr>
+        <w:tab/>
+      </w:r>
+      <w:r>
+        <w:rPr>
+          <w:b/>
+          <w:bCs/>
+        </w:rPr>
+        <w:t xml:space="preserve">The</w:t>
+      </w:r>
+      <w:r>
+        <w:rPr>
+          <w:b/>
+          <w:bCs/>
+        </w:rPr>
+        <w:t xml:space="preserve"> </w:t>
+      </w:r>
+      <w:r>
+        <w:rPr>
+          <w:b/>
+          <w:bCs/>
+        </w:rPr>
+        <w:t xml:space="preserve">Two-Path</w:t>
+      </w:r>
+      <w:r>
+        <w:rPr>
+          <w:b/>
+          <w:bCs/>
+        </w:rPr>
+        <w:t xml:space="preserve"> </w:t>
+      </w:r>
+      <w:r>
+        <w:rPr>
+          <w:b/>
+          <w:bCs/>
+        </w:rPr>
+        <w:t xml:space="preserve">Constitutional</w:t>
+      </w:r>
+      <w:r>
+        <w:rPr>
+          <w:b/>
+          <w:bCs/>
+        </w:rPr>
+        <w:t xml:space="preserve"> </w:t>
+      </w:r>
+      <w:r>
+        <w:rPr>
+          <w:b/>
+          <w:bCs/>
+        </w:rPr>
+        <w:t xml:space="preserve">Dilemma:</w:t>
+      </w:r>
+      <w:r>
+        <w:rPr>
+          <w:b/>
+          <w:bCs/>
+        </w:rPr>
+        <w:t xml:space="preserve"> </w:t>
+      </w:r>
+      <w:r>
+        <w:rPr>
+          <w:b/>
+          <w:bCs/>
+        </w:rPr>
+        <w:t xml:space="preserve">JP’s</w:t>
+      </w:r>
+      <w:r>
+        <w:rPr>
+          <w:b/>
+          <w:bCs/>
+        </w:rPr>
+        <w:t xml:space="preserve"> </w:t>
+      </w:r>
+      <w:r>
+        <w:rPr>
+          <w:b/>
+          <w:bCs/>
+        </w:rPr>
+        <w:t xml:space="preserve">Absolute</w:t>
+      </w:r>
+      <w:r>
+        <w:rPr>
+          <w:b/>
+          <w:bCs/>
+        </w:rPr>
+        <w:t xml:space="preserve"> </w:t>
+      </w:r>
+      <w:r>
+        <w:rPr>
+          <w:b/>
+          <w:bCs/>
+        </w:rPr>
+        <w:t xml:space="preserve">Refusal</w:t>
+      </w:r>
+      <w:r>
+        <w:rPr>
+          <w:b/>
+          <w:bCs/>
+        </w:rPr>
+        <w:t xml:space="preserve"> </w:t>
+      </w:r>
+      <w:r>
+        <w:rPr>
+          <w:b/>
+          <w:bCs/>
+        </w:rPr>
+        <w:t xml:space="preserve">to</w:t>
+      </w:r>
+      <w:r>
+        <w:rPr>
+          <w:b/>
+          <w:bCs/>
+        </w:rPr>
+        <w:t xml:space="preserve"> </w:t>
+      </w:r>
+      <w:r>
+        <w:rPr>
+          <w:b/>
+          <w:bCs/>
+        </w:rPr>
+        <w:t xml:space="preserve">Testify</w:t>
+      </w:r>
+      <w:r>
+        <w:rPr>
+          <w:b/>
+          <w:bCs/>
+        </w:rPr>
+        <w:t xml:space="preserve"> </w:t>
+      </w:r>
+      <w:r>
+        <w:rPr>
+          <w:b/>
+          <w:bCs/>
+        </w:rPr>
+        <w:t xml:space="preserve">Extinguished</w:t>
+      </w:r>
+      <w:r>
+        <w:rPr>
+          <w:b/>
+          <w:bCs/>
+        </w:rPr>
+        <w:t xml:space="preserve"> </w:t>
+      </w:r>
+      <w:r>
+        <w:rPr>
+          <w:b/>
+          <w:bCs/>
+        </w:rPr>
+        <w:t xml:space="preserve">Any</w:t>
+      </w:r>
+      <w:r>
+        <w:rPr>
+          <w:b/>
+          <w:bCs/>
+        </w:rPr>
+        <w:t xml:space="preserve"> </w:t>
+      </w:r>
+      <w:r>
+        <w:rPr>
+          <w:b/>
+          <w:bCs/>
+        </w:rPr>
+        <w:t xml:space="preserve">Cognizable</w:t>
+      </w:r>
+      <w:r>
+        <w:rPr>
+          <w:b/>
+          <w:bCs/>
+        </w:rPr>
+        <w:t xml:space="preserve"> </w:t>
+      </w:r>
+      <w:r>
+        <w:rPr>
+          <w:b/>
+          <w:bCs/>
+        </w:rPr>
+        <w:t xml:space="preserve">Opportunity</w:t>
+      </w:r>
+      <w:r>
+        <w:rPr>
+          <w:b/>
+          <w:bCs/>
+        </w:rPr>
+        <w:t xml:space="preserve"> </w:t>
+      </w:r>
+      <w:r>
+        <w:rPr>
+          <w:b/>
+          <w:bCs/>
+        </w:rPr>
+        <w:t xml:space="preserve">for</w:t>
+      </w:r>
+      <w:r>
+        <w:rPr>
+          <w:b/>
+          <w:bCs/>
+        </w:rPr>
+        <w:t xml:space="preserve"> </w:t>
+      </w:r>
+      <w:r>
+        <w:rPr>
+          <w:b/>
+          <w:bCs/>
+        </w:rPr>
+        <w:t xml:space="preserve">Cross-Examination.</w:t>
+      </w:r>
+    </w:p>
+    <w:p>
+      <w:pPr>
+        <w:pStyle w:val="BodyText"/>
+      </w:pPr>
+      <w:r>
+        <w:t xml:space="preserve">The constitutional error in this case presents two alternative, yet equally fatal, pathways. Regardless of the pathway, the admission of the out-of-court forensic interview violated Appellant’s Sixth Amendment right to confrontation.</w:t>
+      </w:r>
+    </w:p>
+    <w:p>
+      <w:pPr>
+        <w:keepNext/>
+        <w:keepLines/>
+        <w:spacing w:before="308" w:after="252" w:line="288" w:lineRule="exact"/>
+        <w:ind w:left="2160" w:hanging="720"/>
+      </w:pPr>
+      <w:r>
+        <w:rPr>
+          <w:b/>
+          <w:bCs/>
+        </w:rPr>
+        <w:t xml:space="preserve">1.</w:t>
+      </w:r>
+      <w:r>
+        <w:rPr>
+          <w:b/>
+          <w:bCs/>
+        </w:rPr>
+        <w:tab/>
+      </w:r>
+      <w:r>
+        <w:rPr>
+          <w:b/>
+          <w:bCs/>
+        </w:rPr>
+        <w:t xml:space="preserve">Path</w:t>
+      </w:r>
+      <w:r>
+        <w:rPr>
+          <w:b/>
+          <w:bCs/>
+        </w:rPr>
+        <w:t xml:space="preserve"> </w:t>
+      </w:r>
+      <w:r>
+        <w:rPr>
+          <w:b/>
+          <w:bCs/>
+        </w:rPr>
+        <w:t xml:space="preserve">1:</w:t>
+      </w:r>
+      <w:r>
+        <w:rPr>
+          <w:b/>
+          <w:bCs/>
+        </w:rPr>
+        <w:t xml:space="preserve"> </w:t>
+      </w:r>
+      <w:r>
+        <w:rPr>
+          <w:b/>
+          <w:bCs/>
+        </w:rPr>
+        <w:t xml:space="preserve">JP</w:t>
+      </w:r>
+      <w:r>
+        <w:rPr>
+          <w:b/>
+          <w:bCs/>
+        </w:rPr>
+        <w:t xml:space="preserve"> </w:t>
+      </w:r>
+      <w:r>
+        <w:rPr>
+          <w:b/>
+          <w:bCs/>
+        </w:rPr>
+        <w:t xml:space="preserve">Refused</w:t>
+      </w:r>
+      <w:r>
+        <w:rPr>
+          <w:b/>
+          <w:bCs/>
+        </w:rPr>
+        <w:t xml:space="preserve"> </w:t>
+      </w:r>
+      <w:r>
+        <w:rPr>
+          <w:b/>
+          <w:bCs/>
+        </w:rPr>
+        <w:t xml:space="preserve">to</w:t>
+      </w:r>
+      <w:r>
+        <w:rPr>
+          <w:b/>
+          <w:bCs/>
+        </w:rPr>
+        <w:t xml:space="preserve"> </w:t>
+      </w:r>
+      <w:r>
+        <w:rPr>
+          <w:b/>
+          <w:bCs/>
+        </w:rPr>
+        <w:t xml:space="preserve">Testify</w:t>
+      </w:r>
+      <w:r>
+        <w:rPr>
+          <w:b/>
+          <w:bCs/>
+        </w:rPr>
+        <w:t xml:space="preserve"> </w:t>
+      </w:r>
+      <w:r>
+        <w:rPr>
+          <w:b/>
+          <w:bCs/>
+        </w:rPr>
+        <w:t xml:space="preserve">Before</w:t>
+      </w:r>
+      <w:r>
+        <w:rPr>
+          <w:b/>
+          <w:bCs/>
+        </w:rPr>
+        <w:t xml:space="preserve"> </w:t>
+      </w:r>
+      <w:r>
+        <w:rPr>
+          <w:b/>
+          <w:bCs/>
+        </w:rPr>
+        <w:t xml:space="preserve">Taking</w:t>
+      </w:r>
+      <w:r>
+        <w:rPr>
+          <w:b/>
+          <w:bCs/>
+        </w:rPr>
+        <w:t xml:space="preserve"> </w:t>
+      </w:r>
+      <w:r>
+        <w:rPr>
+          <w:b/>
+          <w:bCs/>
+        </w:rPr>
+        <w:t xml:space="preserve">the</w:t>
+      </w:r>
+      <w:r>
+        <w:rPr>
+          <w:b/>
+          <w:bCs/>
+        </w:rPr>
+        <w:t xml:space="preserve"> </w:t>
+      </w:r>
+      <w:r>
+        <w:rPr>
+          <w:b/>
+          <w:bCs/>
+        </w:rPr>
+        <w:t xml:space="preserve">Oath.</w:t>
+      </w:r>
+    </w:p>
+    <w:p>
+      <w:pPr>
+        <w:pStyle w:val="BodyText"/>
+      </w:pPr>
+      <w:r>
+        <w:t xml:space="preserve">The first pathway of constitutional error occurred when JP entered the courtroom and explicitly refused to testify before taking the oath. (JA 162). At that point, she was functionally unavailable, and admitting her forensic interview was a direct violation of Appellant’s confrontation rights.</w:t>
+      </w:r>
+    </w:p>
+    <w:p>
+      <w:pPr>
+        <w:pStyle w:val="BodyText"/>
+      </w:pPr>
+      <w:r>
+        <w:t xml:space="preserve">The baseline threshold of confrontation is a functionally interactive, communicative exchange, not merely a display of physical proximity.</w:t>
       </w:r>
       <w:r>
         <w:t xml:space="preserve"> </w:t>
@@ -2103,81 +5858,16 @@
           <w:i/>
           <w:iCs/>
         </w:rPr>
-        <w:t xml:space="preserve">United States v. Washington</w:t>
-      </w:r>
-      <w:r>
-        <w:t xml:space="preserve">, 63 M.J. 418, 424 (C.A.A.F. 2006)</w:t>
-      </w:r>
-      <w:r>
-        <w:t xml:space="preserve">.</w:t>
-      </w:r>
-    </w:p>
-    <w:p>
-      <w:pPr>
-        <w:pStyle w:val="Hang1"/>
-      </w:pPr>
-      <w:r>
-        <w:rPr>
-          <w:b/>
-          <w:bCs/>
-        </w:rPr>
-        <w:t xml:space="preserve">B.</w:t>
-      </w:r>
-      <w:r>
-        <w:tab/>
-      </w:r>
-      <w:r>
-        <w:rPr>
-          <w:b/>
-          <w:bCs/>
-        </w:rPr>
-        <w:t xml:space="preserve">The Two-Path Constitutional Dilemma: JP’s Absolute Refusal to Testify Extinguished Any Cognizable Opportunity for Cross-Examination.</w:t>
-      </w:r>
-    </w:p>
-    <w:p>
-      <w:pPr>
-        <w:pStyle w:val="BodyText"/>
-      </w:pPr>
-      <w:r>
-        <w:t xml:space="preserve">The constitutional error in this case presents two alternative, yet equally fatal, pathways. Regardless of the pathway, the admission of the out-of-court forensic interview violated Appellant’s Sixth Amendment right to confrontation.</w:t>
-      </w:r>
-    </w:p>
-    <w:p>
-      <w:pPr>
-        <w:pStyle w:val="Hang2"/>
-      </w:pPr>
-      <w:r>
-        <w:rPr>
-          <w:b/>
-          <w:bCs/>
-        </w:rPr>
-        <w:t xml:space="preserve">1.</w:t>
-      </w:r>
-      <w:r>
-        <w:tab/>
-      </w:r>
-      <w:r>
-        <w:rPr>
-          <w:b/>
-          <w:bCs/>
-        </w:rPr>
-        <w:t xml:space="preserve">Path 1: JP Refused to Testify Before Taking the Oath.</w:t>
-      </w:r>
-    </w:p>
-    <w:p>
-      <w:pPr>
-        <w:pStyle w:val="BodyText"/>
-      </w:pPr>
-      <w:r>
-        <w:t xml:space="preserve">The first pathway of constitutional error occurred when JP entered the courtroom and explicitly refused to testify before taking the oath. (JA 162). At that point, she was functionally unavailable, and admitting her forensic interview was a direct violation of Appellant’s confrontation rights.</w:t>
-      </w:r>
-    </w:p>
-    <w:p>
-      <w:pPr>
-        <w:pStyle w:val="BodyText"/>
-      </w:pPr>
-      <w:r>
-        <w:t xml:space="preserve">The baseline threshold of confrontation is a functionally interactive, communicative exchange, not merely a display of physical proximity.</w:t>
+        <w:t xml:space="preserve">Owens</w:t>
+      </w:r>
+      <w:r>
+        <w:t xml:space="preserve">, 484 U.S. at 561</w:t>
+      </w:r>
+      <w:r>
+        <w:noBreakHyphen/>
+      </w:r>
+      <w:r>
+        <w:t xml:space="preserve">62;</w:t>
       </w:r>
       <w:r>
         <w:t xml:space="preserve"> </w:t>
@@ -2187,13 +5877,10 @@
           <w:i/>
           <w:iCs/>
         </w:rPr>
-        <w:t xml:space="preserve">Owens</w:t>
-      </w:r>
-      <w:r>
-        <w:t xml:space="preserve">, 484 U.S. at 561-62</w:t>
-      </w:r>
-      <w:r>
-        <w:t xml:space="preserve">;</w:t>
+        <w:t xml:space="preserve">Douglas</w:t>
+      </w:r>
+      <w:r>
+        <w:t xml:space="preserve">, 380 U.S. at 419. JP’s mere physical presence on the stand was an empty gesture and insufficient to satisfy Appellant’s constitutional confrontation rights. Merely placing a child witness on the stand without eliciting substantive, material testimony is constitutionally deficient and fails to satisfy the core requirements of the Confrontation Clause.</w:t>
       </w:r>
       <w:r>
         <w:t xml:space="preserve"> </w:t>
@@ -2203,26 +5890,1082 @@
           <w:i/>
           <w:iCs/>
         </w:rPr>
-        <w:t xml:space="preserve">Douglas</w:t>
-      </w:r>
-      <w:r>
-        <w:t xml:space="preserve">, 380 U.S. at 419</w:t>
-      </w:r>
-      <w:r>
-        <w:t xml:space="preserve">. JP’s mere physical presence on the stand was an empty gesture and insufficient to satisfy Appellant’s constitutional confrontation rights. Merely placing a child witness on the stand without eliciting substantive, material testimony is constitutionally deficient and fails to satisfy the core requirements of the Confrontation Clause.</w:t>
-      </w:r>
-      <w:r>
-        <w:t xml:space="preserve"> </w:t>
-      </w:r>
-      <w:r>
-        <w:rPr>
-          <w:i/>
-          <w:iCs/>
-        </w:rPr>
         <w:t xml:space="preserve">People v. Sharp</w:t>
       </w:r>
       <w:r>
-        <w:t xml:space="preserve">, 155 P.3d 577, 582 (Colo. App. 2006)</w:t>
+        <w:t xml:space="preserve">, 155 P.3d 577, 582 (Colo. App. 2006).</w:t>
+      </w:r>
+    </w:p>
+    <w:p>
+      <w:pPr>
+        <w:keepNext/>
+        <w:keepLines/>
+        <w:spacing w:before="420" w:after="308" w:line="288" w:lineRule="exact"/>
+        <w:ind w:left="0" w:firstLine="0"/>
+        <w:jc w:val="center"/>
+      </w:pPr>
+      <w:r>
+        <w:rPr>
+          <w:b/>
+          <w:bCs/>
+        </w:rPr>
+        <w:t xml:space="preserve">Conclusion</w:t>
+      </w:r>
+    </w:p>
+    <w:p>
+      <w:pPr>
+        <w:keepNext/>
+        <w:keepLines/>
+        <w:spacing w:before="0" w:after="0" w:line="518" w:lineRule="exact"/>
+        <w:ind w:left="0" w:firstLine="720"/>
+      </w:pPr>
+      <w:r>
+        <w:t xml:space="preserve">As</w:t>
+      </w:r>
+      <w:r>
+        <w:t xml:space="preserve"> </w:t>
+      </w:r>
+      <w:r>
+        <w:t xml:space="preserve">JP</w:t>
+      </w:r>
+      <w:r>
+        <w:t xml:space="preserve"> </w:t>
+      </w:r>
+      <w:r>
+        <w:t xml:space="preserve">refused</w:t>
+      </w:r>
+      <w:r>
+        <w:t xml:space="preserve"> </w:t>
+      </w:r>
+      <w:r>
+        <w:t xml:space="preserve">to</w:t>
+      </w:r>
+      <w:r>
+        <w:t xml:space="preserve"> </w:t>
+      </w:r>
+      <w:r>
+        <w:t xml:space="preserve">testify</w:t>
+      </w:r>
+      <w:r>
+        <w:t xml:space="preserve"> </w:t>
+      </w:r>
+      <w:r>
+        <w:t xml:space="preserve">and</w:t>
+      </w:r>
+      <w:r>
+        <w:t xml:space="preserve"> </w:t>
+      </w:r>
+      <w:r>
+        <w:t xml:space="preserve">did</w:t>
+      </w:r>
+      <w:r>
+        <w:t xml:space="preserve"> </w:t>
+      </w:r>
+      <w:r>
+        <w:t xml:space="preserve">not</w:t>
+      </w:r>
+      <w:r>
+        <w:t xml:space="preserve"> </w:t>
+      </w:r>
+      <w:r>
+        <w:t xml:space="preserve">willingly</w:t>
+      </w:r>
+      <w:r>
+        <w:t xml:space="preserve"> </w:t>
+      </w:r>
+      <w:r>
+        <w:t xml:space="preserve">respond</w:t>
+      </w:r>
+      <w:r>
+        <w:t xml:space="preserve"> </w:t>
+      </w:r>
+      <w:r>
+        <w:t xml:space="preserve">to</w:t>
+      </w:r>
+      <w:r>
+        <w:t xml:space="preserve"> </w:t>
+      </w:r>
+      <w:r>
+        <w:t xml:space="preserve">any</w:t>
+      </w:r>
+      <w:r>
+        <w:t xml:space="preserve"> </w:t>
+      </w:r>
+      <w:r>
+        <w:t xml:space="preserve">questions</w:t>
+      </w:r>
+      <w:r>
+        <w:t xml:space="preserve"> </w:t>
+      </w:r>
+      <w:r>
+        <w:t xml:space="preserve">regarding</w:t>
+      </w:r>
+      <w:r>
+        <w:t xml:space="preserve"> </w:t>
+      </w:r>
+      <w:r>
+        <w:t xml:space="preserve">her</w:t>
+      </w:r>
+      <w:r>
+        <w:t xml:space="preserve"> </w:t>
+      </w:r>
+      <w:r>
+        <w:t xml:space="preserve">allegations</w:t>
+      </w:r>
+      <w:r>
+        <w:t xml:space="preserve"> </w:t>
+      </w:r>
+      <w:r>
+        <w:t xml:space="preserve">against</w:t>
+      </w:r>
+      <w:r>
+        <w:t xml:space="preserve"> </w:t>
+      </w:r>
+      <w:r>
+        <w:t xml:space="preserve">Appellant,</w:t>
+      </w:r>
+      <w:r>
+        <w:t xml:space="preserve"> </w:t>
+      </w:r>
+      <w:r>
+        <w:t xml:space="preserve">he</w:t>
+      </w:r>
+      <w:r>
+        <w:t xml:space="preserve"> </w:t>
+      </w:r>
+      <w:r>
+        <w:t xml:space="preserve">did</w:t>
+      </w:r>
+      <w:r>
+        <w:t xml:space="preserve"> </w:t>
+      </w:r>
+      <w:r>
+        <w:t xml:space="preserve">not</w:t>
+      </w:r>
+      <w:r>
+        <w:t xml:space="preserve"> </w:t>
+      </w:r>
+      <w:r>
+        <w:t xml:space="preserve">have</w:t>
+      </w:r>
+      <w:r>
+        <w:t xml:space="preserve"> </w:t>
+      </w:r>
+      <w:r>
+        <w:t xml:space="preserve">an</w:t>
+      </w:r>
+      <w:r>
+        <w:t xml:space="preserve"> </w:t>
+      </w:r>
+      <w:r>
+        <w:t xml:space="preserve">opportunity</w:t>
+      </w:r>
+      <w:r>
+        <w:t xml:space="preserve"> </w:t>
+      </w:r>
+      <w:r>
+        <w:t xml:space="preserve">to</w:t>
+      </w:r>
+      <w:r>
+        <w:t xml:space="preserve"> </w:t>
+      </w:r>
+      <w:r>
+        <w:t xml:space="preserve">meaningfully</w:t>
+      </w:r>
+      <w:r>
+        <w:t xml:space="preserve"> </w:t>
+      </w:r>
+      <w:r>
+        <w:t xml:space="preserve">cross-examine</w:t>
+      </w:r>
+      <w:r>
+        <w:t xml:space="preserve"> </w:t>
+      </w:r>
+      <w:r>
+        <w:t xml:space="preserve">her.</w:t>
+      </w:r>
+      <w:r>
+        <w:t xml:space="preserve"> </w:t>
+      </w:r>
+      <w:r>
+        <w:t xml:space="preserve">Therefore,</w:t>
+      </w:r>
+      <w:r>
+        <w:t xml:space="preserve"> </w:t>
+      </w:r>
+      <w:r>
+        <w:t xml:space="preserve">Appellant’s</w:t>
+      </w:r>
+      <w:r>
+        <w:t xml:space="preserve"> </w:t>
+      </w:r>
+      <w:r>
+        <w:t xml:space="preserve">right</w:t>
+      </w:r>
+      <w:r>
+        <w:t xml:space="preserve"> </w:t>
+      </w:r>
+      <w:r>
+        <w:t xml:space="preserve">to</w:t>
+      </w:r>
+      <w:r>
+        <w:t xml:space="preserve"> </w:t>
+      </w:r>
+      <w:r>
+        <w:t xml:space="preserve">confrontation</w:t>
+      </w:r>
+      <w:r>
+        <w:t xml:space="preserve"> </w:t>
+      </w:r>
+      <w:r>
+        <w:t xml:space="preserve">was</w:t>
+      </w:r>
+      <w:r>
+        <w:t xml:space="preserve"> </w:t>
+      </w:r>
+      <w:r>
+        <w:t xml:space="preserve">violated</w:t>
+      </w:r>
+      <w:r>
+        <w:t xml:space="preserve"> </w:t>
+      </w:r>
+      <w:r>
+        <w:t xml:space="preserve">with</w:t>
+      </w:r>
+      <w:r>
+        <w:t xml:space="preserve"> </w:t>
+      </w:r>
+      <w:r>
+        <w:t xml:space="preserve">the</w:t>
+      </w:r>
+      <w:r>
+        <w:t xml:space="preserve"> </w:t>
+      </w:r>
+      <w:r>
+        <w:t xml:space="preserve">admission</w:t>
+      </w:r>
+      <w:r>
+        <w:t xml:space="preserve"> </w:t>
+      </w:r>
+      <w:r>
+        <w:t xml:space="preserve">of</w:t>
+      </w:r>
+      <w:r>
+        <w:t xml:space="preserve"> </w:t>
+      </w:r>
+      <w:r>
+        <w:t xml:space="preserve">JP’s</w:t>
+      </w:r>
+      <w:r>
+        <w:t xml:space="preserve"> </w:t>
+      </w:r>
+      <w:r>
+        <w:t xml:space="preserve">out-of-court</w:t>
+      </w:r>
+      <w:r>
+        <w:t xml:space="preserve"> </w:t>
+      </w:r>
+      <w:r>
+        <w:t xml:space="preserve">statements.</w:t>
+      </w:r>
+      <w:r>
+        <w:t xml:space="preserve"> </w:t>
+      </w:r>
+      <w:r>
+        <w:t xml:space="preserve">Furthermore,</w:t>
+      </w:r>
+      <w:r>
+        <w:t xml:space="preserve"> </w:t>
+      </w:r>
+      <w:r>
+        <w:t xml:space="preserve">this</w:t>
+      </w:r>
+      <w:r>
+        <w:t xml:space="preserve"> </w:t>
+      </w:r>
+      <w:r>
+        <w:t xml:space="preserve">Court</w:t>
+      </w:r>
+      <w:r>
+        <w:t xml:space="preserve"> </w:t>
+      </w:r>
+      <w:r>
+        <w:t xml:space="preserve">cannot</w:t>
+      </w:r>
+      <w:r>
+        <w:t xml:space="preserve"> </w:t>
+      </w:r>
+      <w:r>
+        <w:t xml:space="preserve">affirm</w:t>
+      </w:r>
+      <w:r>
+        <w:t xml:space="preserve"> </w:t>
+      </w:r>
+      <w:r>
+        <w:t xml:space="preserve">Appellant’s</w:t>
+      </w:r>
+      <w:r>
+        <w:t xml:space="preserve"> </w:t>
+      </w:r>
+      <w:r>
+        <w:t xml:space="preserve">convictions</w:t>
+      </w:r>
+      <w:r>
+        <w:t xml:space="preserve"> </w:t>
+      </w:r>
+      <w:r>
+        <w:t xml:space="preserve">regarding</w:t>
+      </w:r>
+      <w:r>
+        <w:t xml:space="preserve"> </w:t>
+      </w:r>
+      <w:r>
+        <w:t xml:space="preserve">her</w:t>
+      </w:r>
+      <w:r>
+        <w:t xml:space="preserve"> </w:t>
+      </w:r>
+      <w:r>
+        <w:t xml:space="preserve">allegations,</w:t>
+      </w:r>
+      <w:r>
+        <w:t xml:space="preserve"> </w:t>
+      </w:r>
+      <w:r>
+        <w:t xml:space="preserve">as</w:t>
+      </w:r>
+      <w:r>
+        <w:t xml:space="preserve"> </w:t>
+      </w:r>
+      <w:r>
+        <w:t xml:space="preserve">the</w:t>
+      </w:r>
+      <w:r>
+        <w:t xml:space="preserve"> </w:t>
+      </w:r>
+      <w:r>
+        <w:t xml:space="preserve">government</w:t>
+      </w:r>
+      <w:r>
+        <w:t xml:space="preserve"> </w:t>
+      </w:r>
+      <w:r>
+        <w:t xml:space="preserve">cannot</w:t>
+      </w:r>
+      <w:r>
+        <w:t xml:space="preserve"> </w:t>
+      </w:r>
+      <w:r>
+        <w:t xml:space="preserve">prove</w:t>
+      </w:r>
+      <w:r>
+        <w:t xml:space="preserve"> </w:t>
+      </w:r>
+      <w:r>
+        <w:t xml:space="preserve">these</w:t>
+      </w:r>
+      <w:r>
+        <w:t xml:space="preserve"> </w:t>
+      </w:r>
+      <w:r>
+        <w:t xml:space="preserve">statements</w:t>
+      </w:r>
+      <w:r>
+        <w:t xml:space="preserve"> </w:t>
+      </w:r>
+      <w:r>
+        <w:t xml:space="preserve">were</w:t>
+      </w:r>
+      <w:r>
+        <w:t xml:space="preserve"> </w:t>
+      </w:r>
+      <w:r>
+        <w:t xml:space="preserve">harmless</w:t>
+      </w:r>
+      <w:r>
+        <w:t xml:space="preserve"> </w:t>
+      </w:r>
+      <w:r>
+        <w:t xml:space="preserve">beyond</w:t>
+      </w:r>
+      <w:r>
+        <w:t xml:space="preserve"> </w:t>
+      </w:r>
+      <w:r>
+        <w:t xml:space="preserve">a</w:t>
+      </w:r>
+      <w:r>
+        <w:t xml:space="preserve"> </w:t>
+      </w:r>
+      <w:r>
+        <w:t xml:space="preserve">reasonable</w:t>
+      </w:r>
+      <w:r>
+        <w:t xml:space="preserve"> </w:t>
+      </w:r>
+      <w:r>
+        <w:t xml:space="preserve">doubt</w:t>
+      </w:r>
+      <w:r>
+        <w:t xml:space="preserve"> </w:t>
+      </w:r>
+      <w:r>
+        <w:t xml:space="preserve">since</w:t>
+      </w:r>
+      <w:r>
+        <w:t xml:space="preserve"> </w:t>
+      </w:r>
+      <w:r>
+        <w:t xml:space="preserve">they</w:t>
+      </w:r>
+      <w:r>
+        <w:t xml:space="preserve"> </w:t>
+      </w:r>
+      <w:r>
+        <w:t xml:space="preserve">were</w:t>
+      </w:r>
+      <w:r>
+        <w:t xml:space="preserve"> </w:t>
+      </w:r>
+      <w:r>
+        <w:t xml:space="preserve">the</w:t>
+      </w:r>
+      <w:r>
+        <w:t xml:space="preserve"> </w:t>
+      </w:r>
+      <w:r>
+        <w:t xml:space="preserve">only</w:t>
+      </w:r>
+      <w:r>
+        <w:t xml:space="preserve"> </w:t>
+      </w:r>
+      <w:r>
+        <w:t xml:space="preserve">evidence</w:t>
+      </w:r>
+      <w:r>
+        <w:t xml:space="preserve"> </w:t>
+      </w:r>
+      <w:r>
+        <w:t xml:space="preserve">of</w:t>
+      </w:r>
+      <w:r>
+        <w:t xml:space="preserve"> </w:t>
+      </w:r>
+      <w:r>
+        <w:t xml:space="preserve">JP’s</w:t>
+      </w:r>
+      <w:r>
+        <w:t xml:space="preserve"> </w:t>
+      </w:r>
+      <w:r>
+        <w:t xml:space="preserve">purported</w:t>
+      </w:r>
+      <w:r>
+        <w:t xml:space="preserve"> </w:t>
+      </w:r>
+      <w:r>
+        <w:t xml:space="preserve">abuse.</w:t>
+      </w:r>
+    </w:p>
+    <w:p>
+      <w:pPr>
+        <w:keepNext/>
+        <w:keepLines/>
+        <w:spacing w:before="392" w:after="0" w:line="288" w:lineRule="exact"/>
+        <w:ind w:left="4680" w:firstLine="0"/>
+      </w:pPr>
+      <w:r>
+        <w:t xml:space="preserve">/s/ </w:t>
+      </w:r>
+      <w:r>
+        <w:t xml:space="preserve">Alexis</w:t>
+      </w:r>
+      <w:r>
+        <w:t xml:space="preserve"> </w:t>
+      </w:r>
+      <w:r>
+        <w:t xml:space="preserve">N.</w:t>
+      </w:r>
+      <w:r>
+        <w:t xml:space="preserve"> </w:t>
+      </w:r>
+      <w:r>
+        <w:t xml:space="preserve">Dunlap</w:t>
+      </w:r>
+    </w:p>
+    <w:p>
+      <w:pPr>
+        <w:keepNext/>
+        <w:keepLines/>
+        <w:spacing w:before="140" w:after="0" w:line="288" w:lineRule="exact"/>
+        <w:ind w:left="4680" w:firstLine="0"/>
+      </w:pPr>
+      <w:r>
+        <w:t xml:space="preserve">Captain,</w:t>
+      </w:r>
+      <w:r>
+        <w:t xml:space="preserve"> </w:t>
+      </w:r>
+      <w:r>
+        <w:t xml:space="preserve">Judge</w:t>
+      </w:r>
+      <w:r>
+        <w:t xml:space="preserve"> </w:t>
+      </w:r>
+      <w:r>
+        <w:t xml:space="preserve">Advocate</w:t>
+      </w:r>
+    </w:p>
+    <w:p>
+      <w:pPr>
+        <w:keepNext/>
+        <w:keepLines/>
+        <w:spacing w:before="0" w:after="0" w:line="288" w:lineRule="exact"/>
+        <w:ind w:left="4680" w:firstLine="0"/>
+      </w:pPr>
+      <w:r>
+        <w:t xml:space="preserve">Appellate</w:t>
+      </w:r>
+      <w:r>
+        <w:t xml:space="preserve"> </w:t>
+      </w:r>
+      <w:r>
+        <w:t xml:space="preserve">Defense</w:t>
+      </w:r>
+      <w:r>
+        <w:t xml:space="preserve"> </w:t>
+      </w:r>
+      <w:r>
+        <w:t xml:space="preserve">Counsel</w:t>
+      </w:r>
+    </w:p>
+    <w:p>
+      <w:pPr>
+        <w:keepNext/>
+        <w:keepLines/>
+        <w:spacing w:before="0" w:after="0" w:line="288" w:lineRule="exact"/>
+        <w:ind w:left="4680" w:firstLine="0"/>
+      </w:pPr>
+      <w:r>
+        <w:t xml:space="preserve">Defense</w:t>
+      </w:r>
+      <w:r>
+        <w:t xml:space="preserve"> </w:t>
+      </w:r>
+      <w:r>
+        <w:t xml:space="preserve">Appellate</w:t>
+      </w:r>
+      <w:r>
+        <w:t xml:space="preserve"> </w:t>
+      </w:r>
+      <w:r>
+        <w:t xml:space="preserve">Division</w:t>
+      </w:r>
+    </w:p>
+    <w:p>
+      <w:pPr>
+        <w:keepNext/>
+        <w:keepLines/>
+        <w:spacing w:before="0" w:after="0" w:line="288" w:lineRule="exact"/>
+        <w:ind w:left="4680" w:firstLine="0"/>
+      </w:pPr>
+      <w:r>
+        <w:t xml:space="preserve">U.S.</w:t>
+      </w:r>
+      <w:r>
+        <w:t xml:space="preserve"> </w:t>
+      </w:r>
+      <w:r>
+        <w:t xml:space="preserve">Army</w:t>
+      </w:r>
+      <w:r>
+        <w:t xml:space="preserve"> </w:t>
+      </w:r>
+      <w:r>
+        <w:t xml:space="preserve">Legal</w:t>
+      </w:r>
+      <w:r>
+        <w:t xml:space="preserve"> </w:t>
+      </w:r>
+      <w:r>
+        <w:t xml:space="preserve">Services</w:t>
+      </w:r>
+      <w:r>
+        <w:t xml:space="preserve"> </w:t>
+      </w:r>
+      <w:r>
+        <w:t xml:space="preserve">Agency</w:t>
+      </w:r>
+    </w:p>
+    <w:p>
+      <w:pPr>
+        <w:keepNext/>
+        <w:keepLines/>
+        <w:spacing w:before="0" w:after="0" w:line="288" w:lineRule="exact"/>
+        <w:ind w:left="4680" w:firstLine="0"/>
+      </w:pPr>
+      <w:r>
+        <w:t xml:space="preserve">9275</w:t>
+      </w:r>
+      <w:r>
+        <w:t xml:space="preserve"> </w:t>
+      </w:r>
+      <w:r>
+        <w:t xml:space="preserve">Gunston</w:t>
+      </w:r>
+      <w:r>
+        <w:t xml:space="preserve"> </w:t>
+      </w:r>
+      <w:r>
+        <w:t xml:space="preserve">Road</w:t>
+      </w:r>
+    </w:p>
+    <w:p>
+      <w:pPr>
+        <w:keepNext/>
+        <w:keepLines/>
+        <w:spacing w:before="0" w:after="0" w:line="288" w:lineRule="exact"/>
+        <w:ind w:left="4680" w:firstLine="0"/>
+      </w:pPr>
+      <w:r>
+        <w:t xml:space="preserve">Fort</w:t>
+      </w:r>
+      <w:r>
+        <w:t xml:space="preserve"> </w:t>
+      </w:r>
+      <w:r>
+        <w:t xml:space="preserve">Belvoir,</w:t>
+      </w:r>
+      <w:r>
+        <w:t xml:space="preserve"> </w:t>
+      </w:r>
+      <w:r>
+        <w:t xml:space="preserve">Virginia</w:t>
+      </w:r>
+      <w:r>
+        <w:t xml:space="preserve"> </w:t>
+      </w:r>
+      <w:r>
+        <w:t xml:space="preserve">22060</w:t>
+      </w:r>
+    </w:p>
+    <w:p>
+      <w:pPr>
+        <w:keepNext/>
+        <w:keepLines/>
+        <w:spacing w:before="0" w:after="0" w:line="288" w:lineRule="exact"/>
+        <w:ind w:left="4680" w:firstLine="0"/>
+      </w:pPr>
+      <w:r>
+        <w:t xml:space="preserve">Alexis.N.Dunlap2.mil@army.mil</w:t>
+      </w:r>
+    </w:p>
+    <w:p>
+      <w:pPr>
+        <w:keepNext/>
+        <w:keepLines/>
+        <w:spacing w:before="0" w:after="0" w:line="288" w:lineRule="exact"/>
+        <w:ind w:left="4680" w:firstLine="0"/>
+      </w:pPr>
+      <w:r>
+        <w:t xml:space="preserve">(703)</w:t>
+      </w:r>
+      <w:r>
+        <w:t xml:space="preserve"> </w:t>
+      </w:r>
+      <w:r>
+        <w:t xml:space="preserve">693</w:t>
+        <w:noBreakHyphen/>
+        <w:t xml:space="preserve">0682</w:t>
+      </w:r>
+    </w:p>
+    <w:p>
+      <w:pPr>
+        <w:keepNext/>
+        <w:keepLines/>
+        <w:spacing w:before="0" w:after="0" w:line="288" w:lineRule="exact"/>
+        <w:ind w:left="4680" w:firstLine="0"/>
+      </w:pPr>
+      <w:r>
+        <w:t xml:space="preserve">USCAAF</w:t>
+      </w:r>
+      <w:r>
+        <w:t xml:space="preserve"> </w:t>
+      </w:r>
+      <w:r>
+        <w:t xml:space="preserve">Bar</w:t>
+      </w:r>
+      <w:r>
+        <w:t xml:space="preserve"> </w:t>
+      </w:r>
+      <w:r>
+        <w:t xml:space="preserve">No.</w:t>
+      </w:r>
+      <w:r>
+        <w:t xml:space="preserve"> </w:t>
+      </w:r>
+      <w:r>
+        <w:t xml:space="preserve">38336</w:t>
+      </w:r>
+    </w:p>
+    <w:p>
+      <w:pPr>
+        <w:keepLines/>
+        <w:spacing w:before="224" w:after="0" w:line="288" w:lineRule="exact"/>
+        <w:ind w:left="4680" w:firstLine="0"/>
+      </w:pPr>
+      <w:r>
+        <w:t xml:space="preserve">Dated: </w:t>
+      </w:r>
+      <w:r>
+        <w:t xml:space="preserve">September</w:t>
+      </w:r>
+      <w:r>
+        <w:t xml:space="preserve"> </w:t>
+      </w:r>
+      <w:r>
+        <w:t xml:space="preserve">9,</w:t>
+      </w:r>
+      <w:r>
+        <w:t xml:space="preserve"> </w:t>
+      </w:r>
+      <w:r>
+        <w:t xml:space="preserve">2026</w:t>
+      </w:r>
+    </w:p>
+    <w:p>
+      <w:pPr>
+        <w:keepNext/>
+        <w:keepLines/>
+        <w:pageBreakBefore/>
+        <w:spacing w:before="0" w:after="308" w:line="288" w:lineRule="exact"/>
+        <w:ind w:left="0" w:firstLine="0"/>
+        <w:jc w:val="center"/>
+      </w:pPr>
+      <w:r>
+        <w:rPr>
+          <w:b/>
+          <w:bCs/>
+        </w:rPr>
+        <w:t xml:space="preserve">Certificate of Compliance with Rule 24(b)</w:t>
+      </w:r>
+    </w:p>
+    <w:p>
+      <w:pPr>
+        <w:keepNext/>
+        <w:keepLines/>
+        <w:spacing w:before="0" w:after="0" w:line="288" w:lineRule="exact"/>
+        <w:ind w:left="0" w:firstLine="0"/>
+      </w:pPr>
+      <w:r>
+        <w:t xml:space="preserve">This brief complies with the type-volume limitation of Rule 24(b) because: This brief contains 1833 words. This brief complies with the typeface and type style requirements of Rule 37.</w:t>
+      </w:r>
+    </w:p>
+    <w:p>
+      <w:pPr>
+        <w:keepNext/>
+        <w:keepLines/>
+        <w:spacing w:before="392" w:after="0" w:line="288" w:lineRule="exact"/>
+        <w:ind w:left="4680" w:firstLine="0"/>
+      </w:pPr>
+      <w:r>
+        <w:t xml:space="preserve">/s/ </w:t>
+      </w:r>
+      <w:r>
+        <w:t xml:space="preserve">Alexis</w:t>
+      </w:r>
+      <w:r>
+        <w:t xml:space="preserve"> </w:t>
+      </w:r>
+      <w:r>
+        <w:t xml:space="preserve">N.</w:t>
+      </w:r>
+      <w:r>
+        <w:t xml:space="preserve"> </w:t>
+      </w:r>
+      <w:r>
+        <w:t xml:space="preserve">Dunlap</w:t>
+      </w:r>
+    </w:p>
+    <w:p>
+      <w:pPr>
+        <w:keepNext/>
+        <w:keepLines/>
+        <w:spacing w:before="112" w:after="0" w:line="288" w:lineRule="exact"/>
+        <w:ind w:left="4680" w:firstLine="0"/>
+      </w:pPr>
+      <w:r>
+        <w:t xml:space="preserve">Captain,</w:t>
+      </w:r>
+      <w:r>
+        <w:t xml:space="preserve"> </w:t>
+      </w:r>
+      <w:r>
+        <w:t xml:space="preserve">Judge</w:t>
+      </w:r>
+      <w:r>
+        <w:t xml:space="preserve"> </w:t>
+      </w:r>
+      <w:r>
+        <w:t xml:space="preserve">Advocate</w:t>
+      </w:r>
+    </w:p>
+    <w:p>
+      <w:pPr>
+        <w:keepNext/>
+        <w:keepLines/>
+        <w:spacing w:before="0" w:after="0" w:line="288" w:lineRule="exact"/>
+        <w:ind w:left="4680" w:firstLine="0"/>
+      </w:pPr>
+      <w:r>
+        <w:t xml:space="preserve">Appellate</w:t>
+      </w:r>
+      <w:r>
+        <w:t xml:space="preserve"> </w:t>
+      </w:r>
+      <w:r>
+        <w:t xml:space="preserve">Defense</w:t>
+      </w:r>
+      <w:r>
+        <w:t xml:space="preserve"> </w:t>
+      </w:r>
+      <w:r>
+        <w:t xml:space="preserve">Counsel</w:t>
+      </w:r>
+    </w:p>
+    <w:p>
+      <w:pPr>
+        <w:keepNext/>
+        <w:keepLines/>
+        <w:spacing w:before="0" w:after="0" w:line="288" w:lineRule="exact"/>
+        <w:ind w:left="4680" w:firstLine="0"/>
+      </w:pPr>
+      <w:r>
+        <w:t xml:space="preserve">Defense</w:t>
+      </w:r>
+      <w:r>
+        <w:t xml:space="preserve"> </w:t>
+      </w:r>
+      <w:r>
+        <w:t xml:space="preserve">Appellate</w:t>
+      </w:r>
+      <w:r>
+        <w:t xml:space="preserve"> </w:t>
+      </w:r>
+      <w:r>
+        <w:t xml:space="preserve">Division</w:t>
+      </w:r>
+    </w:p>
+    <w:p>
+      <w:pPr>
+        <w:keepNext/>
+        <w:keepLines/>
+        <w:spacing w:before="0" w:after="0" w:line="288" w:lineRule="exact"/>
+        <w:ind w:left="4680" w:firstLine="0"/>
+      </w:pPr>
+      <w:r>
+        <w:t xml:space="preserve">U.S.</w:t>
+      </w:r>
+      <w:r>
+        <w:t xml:space="preserve"> </w:t>
+      </w:r>
+      <w:r>
+        <w:t xml:space="preserve">Army</w:t>
+      </w:r>
+      <w:r>
+        <w:t xml:space="preserve"> </w:t>
+      </w:r>
+      <w:r>
+        <w:t xml:space="preserve">Legal</w:t>
+      </w:r>
+      <w:r>
+        <w:t xml:space="preserve"> </w:t>
+      </w:r>
+      <w:r>
+        <w:t xml:space="preserve">Services</w:t>
+      </w:r>
+      <w:r>
+        <w:t xml:space="preserve"> </w:t>
+      </w:r>
+      <w:r>
+        <w:t xml:space="preserve">Agency</w:t>
+      </w:r>
+    </w:p>
+    <w:p>
+      <w:pPr>
+        <w:keepNext/>
+        <w:keepLines/>
+        <w:spacing w:before="0" w:after="0" w:line="288" w:lineRule="exact"/>
+        <w:ind w:left="4680" w:firstLine="0"/>
+      </w:pPr>
+      <w:r>
+        <w:t xml:space="preserve">9275</w:t>
+      </w:r>
+      <w:r>
+        <w:t xml:space="preserve"> </w:t>
+      </w:r>
+      <w:r>
+        <w:t xml:space="preserve">Gunston</w:t>
+      </w:r>
+      <w:r>
+        <w:t xml:space="preserve"> </w:t>
+      </w:r>
+      <w:r>
+        <w:t xml:space="preserve">Road</w:t>
+      </w:r>
+    </w:p>
+    <w:p>
+      <w:pPr>
+        <w:keepNext/>
+        <w:keepLines/>
+        <w:spacing w:before="0" w:after="0" w:line="288" w:lineRule="exact"/>
+        <w:ind w:left="4680" w:firstLine="0"/>
+      </w:pPr>
+      <w:r>
+        <w:t xml:space="preserve">Fort</w:t>
+      </w:r>
+      <w:r>
+        <w:t xml:space="preserve"> </w:t>
+      </w:r>
+      <w:r>
+        <w:t xml:space="preserve">Belvoir,</w:t>
+      </w:r>
+      <w:r>
+        <w:t xml:space="preserve"> </w:t>
+      </w:r>
+      <w:r>
+        <w:t xml:space="preserve">Virginia</w:t>
+      </w:r>
+      <w:r>
+        <w:t xml:space="preserve"> </w:t>
+      </w:r>
+      <w:r>
+        <w:t xml:space="preserve">22060</w:t>
+      </w:r>
+    </w:p>
+    <w:p>
+      <w:pPr>
+        <w:keepNext/>
+        <w:keepLines/>
+        <w:spacing w:before="0" w:after="0" w:line="288" w:lineRule="exact"/>
+        <w:ind w:left="4680" w:firstLine="0"/>
+      </w:pPr>
+      <w:r>
+        <w:t xml:space="preserve">Alexis.N.Dunlap2.mil@army.mil</w:t>
+      </w:r>
+    </w:p>
+    <w:p>
+      <w:pPr>
+        <w:keepNext/>
+        <w:keepLines/>
+        <w:spacing w:before="0" w:after="0" w:line="288" w:lineRule="exact"/>
+        <w:ind w:left="4680" w:firstLine="0"/>
+      </w:pPr>
+      <w:r>
+        <w:t xml:space="preserve">(703)</w:t>
+      </w:r>
+      <w:r>
+        <w:t xml:space="preserve"> </w:t>
+      </w:r>
+      <w:r>
+        <w:t xml:space="preserve">693</w:t>
+        <w:noBreakHyphen/>
+        <w:t xml:space="preserve">0682</w:t>
+      </w:r>
+    </w:p>
+    <w:p>
+      <w:pPr>
+        <w:keepLines/>
+        <w:spacing w:before="0" w:after="0" w:line="288" w:lineRule="exact"/>
+        <w:ind w:left="4680" w:firstLine="0"/>
+      </w:pPr>
+      <w:r>
+        <w:t xml:space="preserve">USCAAF</w:t>
+      </w:r>
+      <w:r>
+        <w:t xml:space="preserve"> </w:t>
+      </w:r>
+      <w:r>
+        <w:t xml:space="preserve">Bar</w:t>
+      </w:r>
+      <w:r>
+        <w:t xml:space="preserve"> </w:t>
+      </w:r>
+      <w:r>
+        <w:t xml:space="preserve">No.</w:t>
+      </w:r>
+      <w:r>
+        <w:t xml:space="preserve"> </w:t>
+      </w:r>
+      <w:r>
+        <w:t xml:space="preserve">38336</w:t>
+      </w:r>
+    </w:p>
+    <w:p>
+      <w:pPr>
+        <w:keepNext/>
+        <w:keepLines/>
+        <w:pageBreakBefore/>
+        <w:spacing w:before="0" w:after="308" w:line="288" w:lineRule="exact"/>
+        <w:ind w:left="0" w:firstLine="0"/>
+        <w:jc w:val="center"/>
+      </w:pPr>
+      <w:r>
+        <w:rPr>
+          <w:b/>
+          <w:bCs/>
+        </w:rPr>
+        <w:t xml:space="preserve">Certificate of Filing and Service</w:t>
+      </w:r>
+    </w:p>
+    <w:p>
+      <w:pPr>
+        <w:keepNext/>
+        <w:keepLines/>
+        <w:spacing w:before="0" w:after="0" w:line="288" w:lineRule="exact"/>
+        <w:ind w:left="0" w:firstLine="0"/>
+      </w:pPr>
+      <w:r>
+        <w:t xml:space="preserve">I certify that a copy of the foregoing was electronically filed with the Court and electronically served on </w:t>
+      </w:r>
+      <w:r>
+        <w:t xml:space="preserve">the</w:t>
+      </w:r>
+      <w:r>
+        <w:t xml:space="preserve"> </w:t>
+      </w:r>
+      <w:r>
+        <w:t xml:space="preserve">Government</w:t>
+      </w:r>
+      <w:r>
+        <w:t xml:space="preserve"> </w:t>
+      </w:r>
+      <w:r>
+        <w:t xml:space="preserve">Appellate</w:t>
+      </w:r>
+      <w:r>
+        <w:t xml:space="preserve"> </w:t>
+      </w:r>
+      <w:r>
+        <w:t xml:space="preserve">Division</w:t>
+      </w:r>
+      <w:r>
+        <w:t xml:space="preserve"> on </w:t>
+      </w:r>
+      <w:r>
+        <w:t xml:space="preserve">September</w:t>
+      </w:r>
+      <w:r>
+        <w:t xml:space="preserve"> </w:t>
+      </w:r>
+      <w:r>
+        <w:t xml:space="preserve">9,</w:t>
+      </w:r>
+      <w:r>
+        <w:t xml:space="preserve"> </w:t>
+      </w:r>
+      <w:r>
+        <w:t xml:space="preserve">2026</w:t>
       </w:r>
       <w:r>
         <w:t xml:space="preserve">.</w:t>
@@ -2230,106 +6973,191 @@
     </w:p>
     <w:p>
       <w:pPr>
-        <w:pStyle w:val="SectionHead"/>
-      </w:pPr>
-      <w:r>
-        <w:rPr>
-          <w:b/>
-          <w:bCs/>
-        </w:rPr>
-        <w:t xml:space="preserve">Conclusion</w:t>
-      </w:r>
-    </w:p>
-    <w:p>
-      <w:pPr>
-        <w:pStyle w:val="KeepBody"/>
-      </w:pPr>
-      <w:r>
-        <w:t xml:space="preserve">As JP refused to testify and did not willingly respond to any questions regarding her allegations against Appellant, he did not have an opportunity to meaningfully cross-examine her. Therefore, Appellant’s right to confrontation was violated with the admission of JP’s out-of-court statements. Furthermore, this Court cannot affirm Appellant’s convictions regarding her allegations, as the government cannot prove these statements were harmless beyond a reasonable doubt since they were the only evidence of JP’s purported abuse.</w:t>
-      </w:r>
-    </w:p>
-    <w:p>
-      <w:pPr>
         <w:keepNext/>
         <w:keepLines/>
-        <w:spacing w:before="392" w:after="140" w:line="240" w:lineRule="auto"/>
+        <w:spacing w:before="392" w:after="0" w:line="288" w:lineRule="exact"/>
         <w:ind w:left="4680" w:firstLine="0"/>
       </w:pPr>
       <w:r>
-        <w:t xml:space="preserve">/s/ Alexis N. Dunlap</w:t>
+        <w:t xml:space="preserve">/s/ </w:t>
+      </w:r>
+      <w:r>
+        <w:t xml:space="preserve">Alexis</w:t>
+      </w:r>
+      <w:r>
+        <w:t xml:space="preserve"> </w:t>
+      </w:r>
+      <w:r>
+        <w:t xml:space="preserve">N.</w:t>
+      </w:r>
+      <w:r>
+        <w:t xml:space="preserve"> </w:t>
+      </w:r>
+      <w:r>
+        <w:t xml:space="preserve">Dunlap</w:t>
       </w:r>
     </w:p>
     <w:p>
       <w:pPr>
         <w:keepNext/>
         <w:keepLines/>
-        <w:spacing w:before="0" w:after="0" w:line="240" w:lineRule="auto"/>
+        <w:spacing w:before="112" w:after="0" w:line="288" w:lineRule="exact"/>
         <w:ind w:left="4680" w:firstLine="0"/>
       </w:pPr>
       <w:r>
-        <w:t xml:space="preserve">Captain, Judge Advocate</w:t>
+        <w:t xml:space="preserve">Captain,</w:t>
+      </w:r>
+      <w:r>
+        <w:t xml:space="preserve"> </w:t>
+      </w:r>
+      <w:r>
+        <w:t xml:space="preserve">Judge</w:t>
+      </w:r>
+      <w:r>
+        <w:t xml:space="preserve"> </w:t>
+      </w:r>
+      <w:r>
+        <w:t xml:space="preserve">Advocate</w:t>
       </w:r>
     </w:p>
     <w:p>
       <w:pPr>
         <w:keepNext/>
         <w:keepLines/>
-        <w:spacing w:before="0" w:after="0" w:line="240" w:lineRule="auto"/>
+        <w:spacing w:before="0" w:after="0" w:line="288" w:lineRule="exact"/>
         <w:ind w:left="4680" w:firstLine="0"/>
       </w:pPr>
       <w:r>
-        <w:t xml:space="preserve">Appellate Defense Counsel</w:t>
+        <w:t xml:space="preserve">Appellate</w:t>
+      </w:r>
+      <w:r>
+        <w:t xml:space="preserve"> </w:t>
+      </w:r>
+      <w:r>
+        <w:t xml:space="preserve">Defense</w:t>
+      </w:r>
+      <w:r>
+        <w:t xml:space="preserve"> </w:t>
+      </w:r>
+      <w:r>
+        <w:t xml:space="preserve">Counsel</w:t>
       </w:r>
     </w:p>
     <w:p>
       <w:pPr>
         <w:keepNext/>
         <w:keepLines/>
-        <w:spacing w:before="0" w:after="0" w:line="240" w:lineRule="auto"/>
+        <w:spacing w:before="0" w:after="0" w:line="288" w:lineRule="exact"/>
         <w:ind w:left="4680" w:firstLine="0"/>
       </w:pPr>
       <w:r>
-        <w:t xml:space="preserve">Defense Appellate Division</w:t>
+        <w:t xml:space="preserve">Defense</w:t>
+      </w:r>
+      <w:r>
+        <w:t xml:space="preserve"> </w:t>
+      </w:r>
+      <w:r>
+        <w:t xml:space="preserve">Appellate</w:t>
+      </w:r>
+      <w:r>
+        <w:t xml:space="preserve"> </w:t>
+      </w:r>
+      <w:r>
+        <w:t xml:space="preserve">Division</w:t>
       </w:r>
     </w:p>
     <w:p>
       <w:pPr>
         <w:keepNext/>
         <w:keepLines/>
-        <w:spacing w:before="0" w:after="0" w:line="240" w:lineRule="auto"/>
+        <w:spacing w:before="0" w:after="0" w:line="288" w:lineRule="exact"/>
         <w:ind w:left="4680" w:firstLine="0"/>
       </w:pPr>
       <w:r>
-        <w:t xml:space="preserve">U.S. Army Legal Services Agency</w:t>
+        <w:t xml:space="preserve">U.S.</w:t>
+      </w:r>
+      <w:r>
+        <w:t xml:space="preserve"> </w:t>
+      </w:r>
+      <w:r>
+        <w:t xml:space="preserve">Army</w:t>
+      </w:r>
+      <w:r>
+        <w:t xml:space="preserve"> </w:t>
+      </w:r>
+      <w:r>
+        <w:t xml:space="preserve">Legal</w:t>
+      </w:r>
+      <w:r>
+        <w:t xml:space="preserve"> </w:t>
+      </w:r>
+      <w:r>
+        <w:t xml:space="preserve">Services</w:t>
+      </w:r>
+      <w:r>
+        <w:t xml:space="preserve"> </w:t>
+      </w:r>
+      <w:r>
+        <w:t xml:space="preserve">Agency</w:t>
       </w:r>
     </w:p>
     <w:p>
       <w:pPr>
         <w:keepNext/>
         <w:keepLines/>
-        <w:spacing w:before="0" w:after="0" w:line="240" w:lineRule="auto"/>
+        <w:spacing w:before="0" w:after="0" w:line="288" w:lineRule="exact"/>
         <w:ind w:left="4680" w:firstLine="0"/>
       </w:pPr>
       <w:r>
-        <w:t xml:space="preserve">9275 Gunston Road</w:t>
+        <w:t xml:space="preserve">9275</w:t>
+      </w:r>
+      <w:r>
+        <w:t xml:space="preserve"> </w:t>
+      </w:r>
+      <w:r>
+        <w:t xml:space="preserve">Gunston</w:t>
+      </w:r>
+      <w:r>
+        <w:t xml:space="preserve"> </w:t>
+      </w:r>
+      <w:r>
+        <w:t xml:space="preserve">Road</w:t>
       </w:r>
     </w:p>
     <w:p>
       <w:pPr>
         <w:keepNext/>
         <w:keepLines/>
-        <w:spacing w:before="0" w:after="0" w:line="240" w:lineRule="auto"/>
+        <w:spacing w:before="0" w:after="0" w:line="288" w:lineRule="exact"/>
         <w:ind w:left="4680" w:firstLine="0"/>
       </w:pPr>
       <w:r>
-        <w:t xml:space="preserve">Fort Belvoir, Virginia 22060</w:t>
+        <w:t xml:space="preserve">Fort</w:t>
+      </w:r>
+      <w:r>
+        <w:t xml:space="preserve"> </w:t>
+      </w:r>
+      <w:r>
+        <w:t xml:space="preserve">Belvoir,</w:t>
+      </w:r>
+      <w:r>
+        <w:t xml:space="preserve"> </w:t>
+      </w:r>
+      <w:r>
+        <w:t xml:space="preserve">Virginia</w:t>
+      </w:r>
+      <w:r>
+        <w:t xml:space="preserve"> </w:t>
+      </w:r>
+      <w:r>
+        <w:t xml:space="preserve">22060</w:t>
       </w:r>
     </w:p>
     <w:p>
       <w:pPr>
         <w:keepNext/>
         <w:keepLines/>
-        <w:spacing w:before="0" w:after="0" w:line="240" w:lineRule="auto"/>
+        <w:spacing w:before="0" w:after="0" w:line="288" w:lineRule="exact"/>
         <w:ind w:left="4680" w:firstLine="0"/>
       </w:pPr>
       <w:r>
@@ -2340,331 +7168,53 @@
       <w:pPr>
         <w:keepNext/>
         <w:keepLines/>
-        <w:spacing w:before="0" w:after="0" w:line="240" w:lineRule="auto"/>
+        <w:spacing w:before="0" w:after="0" w:line="288" w:lineRule="exact"/>
         <w:ind w:left="4680" w:firstLine="0"/>
       </w:pPr>
       <w:r>
-        <w:t xml:space="preserve">(703) 693-0682</w:t>
-      </w:r>
-    </w:p>
-    <w:p>
-      <w:pPr>
-        <w:keepNext/>
-        <w:keepLines/>
-        <w:spacing w:before="0" w:after="0" w:line="240" w:lineRule="auto"/>
+        <w:t xml:space="preserve">(703)</w:t>
+      </w:r>
+      <w:r>
+        <w:t xml:space="preserve"> </w:t>
+      </w:r>
+      <w:r>
+        <w:t xml:space="preserve">693</w:t>
+        <w:noBreakHyphen/>
+        <w:t xml:space="preserve">0682</w:t>
+      </w:r>
+    </w:p>
+    <w:p>
+      <w:pPr>
+        <w:keepLines/>
+        <w:spacing w:before="0" w:after="0" w:line="288" w:lineRule="exact"/>
         <w:ind w:left="4680" w:firstLine="0"/>
       </w:pPr>
       <w:r>
-        <w:t xml:space="preserve">USCAAF Bar No. 38336</w:t>
-      </w:r>
-    </w:p>
-    <w:p>
-      <w:pPr>
-        <w:spacing w:before="0" w:after="0" w:line="224" w:lineRule="exact"/>
-      </w:pPr>
-    </w:p>
-    <w:p>
-      <w:pPr>
-        <w:spacing w:before="0" w:after="0" w:line="240" w:lineRule="auto"/>
-        <w:ind w:left="4680" w:firstLine="0"/>
-      </w:pPr>
-      <w:r>
-        <w:t xml:space="preserve">Dated: September 9, 2026</w:t>
-      </w:r>
-    </w:p>
-    <w:p>
-      <w:r>
-        <w:br w:type="page"/>
-      </w:r>
-    </w:p>
-    <w:p>
-      <w:pPr>
-        <w:keepNext/>
-        <w:keepLines/>
-        <w:tabs>
-          <w:tab w:val="right" w:leader="dot" w:pos="9360"/>
-        </w:tabs>
-        <w:spacing w:before="420" w:after="308" w:line="240" w:lineRule="auto"/>
-        <w:jc w:val="center"/>
-      </w:pPr>
-      <w:r>
-        <w:rPr>
-          <w:b/>
-          <w:bCs/>
-        </w:rPr>
-        <w:t xml:space="preserve">Certificate of Compliance with Rule 24(b)</w:t>
-      </w:r>
-    </w:p>
-    <w:p>
-      <w:pPr>
-        <w:keepNext/>
-        <w:keepLines/>
-        <w:spacing w:before="0" w:after="280" w:line="240" w:lineRule="auto"/>
-      </w:pPr>
-      <w:r>
-        <w:t xml:space="preserve">This brief complies with the type-volume limitation of Rule 24(b) because: This brief contains 1819 words. This brief complies with the typeface and type style requirements of Rule 37.</w:t>
-      </w:r>
-    </w:p>
-    <w:p>
-      <w:pPr>
-        <w:spacing w:before="0" w:after="0" w:line="336" w:lineRule="exact"/>
-      </w:pPr>
-    </w:p>
-    <w:p>
-      <w:pPr>
-        <w:keepNext/>
-        <w:keepLines/>
-        <w:spacing w:before="392" w:after="140" w:line="240" w:lineRule="auto"/>
-        <w:ind w:left="4680" w:firstLine="0"/>
-      </w:pPr>
-      <w:r>
-        <w:t xml:space="preserve">/s/ Alexis N. Dunlap</w:t>
-      </w:r>
-    </w:p>
-    <w:p>
-      <w:pPr>
-        <w:keepNext/>
-        <w:keepLines/>
-        <w:spacing w:before="0" w:after="0" w:line="240" w:lineRule="auto"/>
-        <w:ind w:left="4680" w:firstLine="0"/>
-      </w:pPr>
-      <w:r>
-        <w:t xml:space="preserve">Captain, Judge Advocate</w:t>
-      </w:r>
-    </w:p>
-    <w:p>
-      <w:pPr>
-        <w:keepNext/>
-        <w:keepLines/>
-        <w:spacing w:before="0" w:after="0" w:line="240" w:lineRule="auto"/>
-        <w:ind w:left="4680" w:firstLine="0"/>
-      </w:pPr>
-      <w:r>
-        <w:t xml:space="preserve">Appellate Defense Counsel</w:t>
-      </w:r>
-    </w:p>
-    <w:p>
-      <w:pPr>
-        <w:keepNext/>
-        <w:keepLines/>
-        <w:spacing w:before="0" w:after="0" w:line="240" w:lineRule="auto"/>
-        <w:ind w:left="4680" w:firstLine="0"/>
-      </w:pPr>
-      <w:r>
-        <w:t xml:space="preserve">Defense Appellate Division</w:t>
-      </w:r>
-    </w:p>
-    <w:p>
-      <w:pPr>
-        <w:keepNext/>
-        <w:keepLines/>
-        <w:spacing w:before="0" w:after="0" w:line="240" w:lineRule="auto"/>
-        <w:ind w:left="4680" w:firstLine="0"/>
-      </w:pPr>
-      <w:r>
-        <w:t xml:space="preserve">U.S. Army Legal Services Agency</w:t>
-      </w:r>
-    </w:p>
-    <w:p>
-      <w:pPr>
-        <w:keepNext/>
-        <w:keepLines/>
-        <w:spacing w:before="0" w:after="0" w:line="240" w:lineRule="auto"/>
-        <w:ind w:left="4680" w:firstLine="0"/>
-      </w:pPr>
-      <w:r>
-        <w:t xml:space="preserve">9275 Gunston Road</w:t>
-      </w:r>
-    </w:p>
-    <w:p>
-      <w:pPr>
-        <w:keepNext/>
-        <w:keepLines/>
-        <w:spacing w:before="0" w:after="0" w:line="240" w:lineRule="auto"/>
-        <w:ind w:left="4680" w:firstLine="0"/>
-      </w:pPr>
-      <w:r>
-        <w:t xml:space="preserve">Fort Belvoir, Virginia 22060</w:t>
-      </w:r>
-    </w:p>
-    <w:p>
-      <w:pPr>
-        <w:keepNext/>
-        <w:keepLines/>
-        <w:spacing w:before="0" w:after="0" w:line="240" w:lineRule="auto"/>
-        <w:ind w:left="4680" w:firstLine="0"/>
-      </w:pPr>
-      <w:r>
-        <w:t xml:space="preserve">Alexis.N.Dunlap2.mil@army.mil</w:t>
-      </w:r>
-    </w:p>
-    <w:p>
-      <w:pPr>
-        <w:keepNext/>
-        <w:keepLines/>
-        <w:spacing w:before="0" w:after="0" w:line="240" w:lineRule="auto"/>
-        <w:ind w:left="4680" w:firstLine="0"/>
-      </w:pPr>
-      <w:r>
-        <w:t xml:space="preserve">(703) 693-0682</w:t>
-      </w:r>
-    </w:p>
-    <w:p>
-      <w:pPr>
-        <w:spacing w:before="0" w:after="0" w:line="240" w:lineRule="auto"/>
-        <w:ind w:left="4680" w:firstLine="0"/>
-      </w:pPr>
-      <w:r>
-        <w:t xml:space="preserve">USCAAF Bar No. 38336</w:t>
-      </w:r>
-    </w:p>
-    <w:p>
-      <w:r>
-        <w:br w:type="page"/>
-      </w:r>
-    </w:p>
-    <w:p>
-      <w:pPr>
-        <w:keepNext/>
-        <w:keepLines/>
-        <w:spacing w:before="420" w:after="308" w:line="240" w:lineRule="auto"/>
-        <w:jc w:val="center"/>
-      </w:pPr>
-      <w:r>
-        <w:rPr>
-          <w:b/>
-          <w:bCs/>
-        </w:rPr>
-        <w:t xml:space="preserve">Certificate of Filing and Service</w:t>
-      </w:r>
-    </w:p>
-    <w:p>
-      <w:pPr>
-        <w:keepNext/>
-        <w:keepLines/>
-        <w:spacing w:before="0" w:after="280" w:line="240" w:lineRule="auto"/>
-      </w:pPr>
-      <w:r>
-        <w:t xml:space="preserve">I certify that a copy of the foregoing was electronically filed with the Court and electronically served on the Government Appellate Division on September 9, 2026.</w:t>
-      </w:r>
-    </w:p>
-    <w:p>
-      <w:pPr>
-        <w:spacing w:before="0" w:after="0" w:line="336" w:lineRule="exact"/>
-      </w:pPr>
-    </w:p>
-    <w:p>
-      <w:pPr>
-        <w:keepNext/>
-        <w:keepLines/>
-        <w:spacing w:before="392" w:after="140" w:line="240" w:lineRule="auto"/>
-        <w:ind w:left="4680" w:firstLine="0"/>
-      </w:pPr>
-      <w:r>
-        <w:t xml:space="preserve">/s/ Alexis N. Dunlap</w:t>
-      </w:r>
-    </w:p>
-    <w:p>
-      <w:pPr>
-        <w:keepNext/>
-        <w:keepLines/>
-        <w:spacing w:before="0" w:after="0" w:line="240" w:lineRule="auto"/>
-        <w:ind w:left="4680" w:firstLine="0"/>
-      </w:pPr>
-      <w:r>
-        <w:t xml:space="preserve">Captain, Judge Advocate</w:t>
-      </w:r>
-    </w:p>
-    <w:p>
-      <w:pPr>
-        <w:keepNext/>
-        <w:keepLines/>
-        <w:spacing w:before="0" w:after="0" w:line="240" w:lineRule="auto"/>
-        <w:ind w:left="4680" w:firstLine="0"/>
-      </w:pPr>
-      <w:r>
-        <w:t xml:space="preserve">Appellate Defense Counsel</w:t>
-      </w:r>
-    </w:p>
-    <w:p>
-      <w:pPr>
-        <w:keepNext/>
-        <w:keepLines/>
-        <w:spacing w:before="0" w:after="0" w:line="240" w:lineRule="auto"/>
-        <w:ind w:left="4680" w:firstLine="0"/>
-      </w:pPr>
-      <w:r>
-        <w:t xml:space="preserve">Defense Appellate Division</w:t>
-      </w:r>
-    </w:p>
-    <w:p>
-      <w:pPr>
-        <w:keepNext/>
-        <w:keepLines/>
-        <w:spacing w:before="0" w:after="0" w:line="240" w:lineRule="auto"/>
-        <w:ind w:left="4680" w:firstLine="0"/>
-      </w:pPr>
-      <w:r>
-        <w:t xml:space="preserve">U.S. Army Legal Services Agency</w:t>
-      </w:r>
-    </w:p>
-    <w:p>
-      <w:pPr>
-        <w:keepNext/>
-        <w:keepLines/>
-        <w:spacing w:before="0" w:after="0" w:line="240" w:lineRule="auto"/>
-        <w:ind w:left="4680" w:firstLine="0"/>
-      </w:pPr>
-      <w:r>
-        <w:t xml:space="preserve">9275 Gunston Road</w:t>
-      </w:r>
-    </w:p>
-    <w:p>
-      <w:pPr>
-        <w:keepNext/>
-        <w:keepLines/>
-        <w:spacing w:before="0" w:after="0" w:line="240" w:lineRule="auto"/>
-        <w:ind w:left="4680" w:firstLine="0"/>
-      </w:pPr>
-      <w:r>
-        <w:t xml:space="preserve">Fort Belvoir, Virginia 22060</w:t>
-      </w:r>
-    </w:p>
-    <w:p>
-      <w:pPr>
-        <w:keepNext/>
-        <w:keepLines/>
-        <w:spacing w:before="0" w:after="0" w:line="240" w:lineRule="auto"/>
-        <w:ind w:left="4680" w:firstLine="0"/>
-      </w:pPr>
-      <w:r>
-        <w:t xml:space="preserve">Alexis.N.Dunlap2.mil@army.mil</w:t>
-      </w:r>
-    </w:p>
-    <w:p>
-      <w:pPr>
-        <w:keepNext/>
-        <w:keepLines/>
-        <w:spacing w:before="0" w:after="0" w:line="240" w:lineRule="auto"/>
-        <w:ind w:left="4680" w:firstLine="0"/>
-      </w:pPr>
-      <w:r>
-        <w:t xml:space="preserve">(703) 693-0682</w:t>
-      </w:r>
-    </w:p>
-    <w:p>
-      <w:pPr>
-        <w:spacing w:before="0" w:after="0" w:line="240" w:lineRule="auto"/>
-        <w:ind w:left="4680" w:firstLine="0"/>
-      </w:pPr>
-      <w:r>
-        <w:t xml:space="preserve">USCAAF Bar No. 38336</w:t>
+        <w:t xml:space="preserve">USCAAF</w:t>
+      </w:r>
+      <w:r>
+        <w:t xml:space="preserve"> </w:t>
+      </w:r>
+      <w:r>
+        <w:t xml:space="preserve">Bar</w:t>
+      </w:r>
+      <w:r>
+        <w:t xml:space="preserve"> </w:t>
+      </w:r>
+      <w:r>
+        <w:t xml:space="preserve">No.</w:t>
+      </w:r>
+      <w:r>
+        <w:t xml:space="preserve"> </w:t>
+      </w:r>
+      <w:r>
+        <w:t xml:space="preserve">38336</w:t>
       </w:r>
     </w:p>
     <w:sectPr>
-      <w:footerReference w:type="default" r:id="rId100"/>
+      <w:footerReference w:type="default" r:id="rIdFtrPage"/>
       <w:pgSz w:w="12240" w:h="15840"/>
-      <w:pgMar w:top="1440" w:right="1440" w:bottom="1440" w:left="1440" w:header="720" w:footer="720" w:gutter="0"/>
+      <w:pgMar w:top="1440" w:right="1440" w:bottom="1440" w:left="1440" w:header="720" w:footer="718" w:gutter="0"/>
       <w:pgNumType w:fmt="decimal" w:start="1"/>
     </w:sectPr>
   </w:body>
@@ -2679,10 +7229,7 @@
 <w:ftr xmlns:w="http://schemas.openxmlformats.org/wordprocessingml/2006/main" xmlns:r="http://schemas.openxmlformats.org/officeDocument/2006/relationships">
   <w:p>
     <w:pPr>
-      <w:pStyle w:val="Footer"/>
       <w:jc w:val="center"/>
-      <w:spacing w:before="0" w:after="0" w:line="240" w:lineRule="auto"/>
-      <w:ind w:firstLine="0"/>
     </w:pPr>
     <w:r>
       <w:fldChar w:fldCharType="begin"/>
@@ -2719,7 +7266,7 @@
       </w:r>
     </w:p>
   </w:footnote>
-  <w:footnote w:id="109">
+  <w:footnote w:id="9">
     <w:p>
       <w:pPr>
         <w:pStyle w:val="FootnoteText"/>
@@ -2738,7 +7285,7 @@
       </w:r>
     </w:p>
   </w:footnote>
-  <w:footnote w:id="110">
+  <w:footnote w:id="10">
     <w:p>
       <w:pPr>
         <w:pStyle w:val="FootnoteText"/>
@@ -2757,7 +7304,7 @@
       </w:r>
     </w:p>
   </w:footnote>
-  <w:footnote w:id="111">
+  <w:footnote w:id="11">
     <w:p>
       <w:pPr>
         <w:pStyle w:val="FootnoteText"/>
@@ -2772,11 +7319,11 @@
         <w:t xml:space="preserve"> </w:t>
       </w:r>
       <w:r>
-        <w:t xml:space="preserve">Although the record is unclear as to why Ms. Taylor was a mandatory reporter, all sides recognized her as such.</w:t>
+        <w:t xml:space="preserve">Although the record is unclear as to why Ms. Taylor was a mandatory reporter, all sides recognized her as such.</w:t>
       </w:r>
     </w:p>
   </w:footnote>
-  <w:footnote w:id="112">
+  <w:footnote w:id="12">
     <w:p>
       <w:pPr>
         <w:pStyle w:val="FootnoteText"/>
@@ -2795,7 +7342,7 @@
       </w:r>
     </w:p>
   </w:footnote>
-  <w:footnote w:id="113">
+  <w:footnote w:id="13">
     <w:p>
       <w:pPr>
         <w:pStyle w:val="FootnoteText"/>
@@ -2810,11 +7357,11 @@
         <w:t xml:space="preserve"> </w:t>
       </w:r>
       <w:r>
-        <w:t xml:space="preserve">There was no objection to the recording of Ms. Taylor’s video of JP taken by SA Caldwell and it was admitted as Pros. Ex. 22.</w:t>
+        <w:t xml:space="preserve">There was no objection to the recording of Ms. Taylor’s video of JP taken by SA Caldwell and it was admitted as Pros. Ex. 22.</w:t>
       </w:r>
     </w:p>
   </w:footnote>
-  <w:footnote w:id="114">
+  <w:footnote w:id="14">
     <w:p>
       <w:pPr>
         <w:pStyle w:val="FootnoteText"/>
@@ -2834,6 +7381,72 @@
     </w:p>
   </w:footnote>
 </w:footnotes>
+</file>
+
+<file path=word/ftr-add.xml><?xml version="1.0" encoding="utf-8"?>
+<w:ftr xmlns:w="http://schemas.openxmlformats.org/wordprocessingml/2006/main" xmlns:r="http://schemas.openxmlformats.org/officeDocument/2006/relationships">
+  <w:p>
+    <w:pPr>
+      <w:spacing w:before="0" w:after="0"/>
+      <w:jc w:val="center"/>
+    </w:pPr>
+    <w:r>
+      <w:t>Add-</w:t>
+    </w:r>
+    <w:r>
+      <w:fldChar w:fldCharType="begin"/>
+    </w:r>
+    <w:r>
+      <w:instrText xml:space="preserve"> PAGE </w:instrText>
+    </w:r>
+    <w:r>
+      <w:fldChar w:fldCharType="separate"/>
+    </w:r>
+    <w:r>
+      <w:t>1</w:t>
+    </w:r>
+    <w:r>
+      <w:fldChar w:fldCharType="end"/>
+    </w:r>
+  </w:p>
+</w:ftr>
+</file>
+
+<file path=word/ftr-none.xml><?xml version="1.0" encoding="utf-8"?>
+<w:ftr xmlns:w="http://schemas.openxmlformats.org/wordprocessingml/2006/main" xmlns:r="http://schemas.openxmlformats.org/officeDocument/2006/relationships">
+  <w:p>
+    <w:pPr>
+      <w:spacing w:before="0" w:after="0"/>
+      <w:jc w:val="center"/>
+    </w:pPr>
+  </w:p>
+</w:ftr>
+</file>
+
+<file path=word/ftr-page.xml><?xml version="1.0" encoding="utf-8"?>
+<w:ftr xmlns:w="http://schemas.openxmlformats.org/wordprocessingml/2006/main" xmlns:r="http://schemas.openxmlformats.org/officeDocument/2006/relationships">
+  <w:p>
+    <w:pPr>
+      <w:spacing w:before="0" w:after="0"/>
+      <w:jc w:val="center"/>
+    </w:pPr>
+    <w:r>
+      <w:fldChar w:fldCharType="begin"/>
+    </w:r>
+    <w:r>
+      <w:instrText xml:space="preserve"> PAGE </w:instrText>
+    </w:r>
+    <w:r>
+      <w:fldChar w:fldCharType="separate"/>
+    </w:r>
+    <w:r>
+      <w:t>1</w:t>
+    </w:r>
+    <w:r>
+      <w:fldChar w:fldCharType="end"/>
+    </w:r>
+  </w:p>
+</w:ftr>
 </file>
 
 <file path=word/numbering.xml><?xml version="1.0" encoding="utf-8"?>
@@ -2925,59 +7538,46 @@
   <w:docDefaults>
     <w:rPrDefault>
       <w:rPr>
-        <w:rFonts w:ascii="EB Garamond" w:hAnsi="EB Garamond" w:eastAsia="EB Garamond" w:cs="EB Garamond"/>
+        <w:rFonts w:ascii="Times New Roman" w:hAnsi="Times New Roman" w:eastAsia="Times New Roman" w:cs="Times New Roman"/>
         <w:sz w:val="28"/>
         <w:szCs w:val="28"/>
-        <w:lang w:val="en-US" w:eastAsia="en-US" w:bidi="ar-SA"/>
+        <w:lang w:val="en-US" w:eastAsia="zh-CN" w:bidi="ar-SA"/>
       </w:rPr>
     </w:rPrDefault>
     <w:pPrDefault>
       <w:pPr>
-        <w:spacing w:after="0" w:line="240" w:lineRule="auto"/>
+        <w:widowControl/>
+        <w:spacing w:after="0"/>
       </w:pPr>
     </w:pPrDefault>
   </w:docDefaults>
   <w:latentStyles w:defLockedState="0" w:defUIPriority="0" w:defSemiHidden="0" w:defUnhideWhenUsed="0" w:defQFormat="0" w:count="276"/>
-  <w:style w:type="paragraph" w:styleId="Normal">
+  <w:style w:type="paragraph" w:default="1" w:styleId="Normal">
     <w:name w:val="Normal"/>
     <w:qFormat/>
-    <w:pPr>
-      <w:spacing w:before="0" w:after="0" w:line="240" w:lineRule="auto"/>
-      <w:jc w:val="left"/>
-    </w:pPr>
-    <w:rPr>
-      <w:rFonts w:ascii="EB Garamond" w:hAnsi="EB Garamond" w:eastAsia="EB Garamond" w:cs="EB Garamond"/>
-      <w:color w:val="000000"/>
-      <w:sz w:val="28"/>
-      <w:szCs w:val="28"/>
-    </w:rPr>
   </w:style>
   <w:style w:type="paragraph" w:styleId="BodyText">
     <w:name w:val="Body Text"/>
     <w:basedOn w:val="Normal"/>
+    <w:link w:val="BodyTextChar"/>
     <w:qFormat/>
     <w:pPr>
-      <w:spacing w:before="0" w:after="0" w:line="628" w:lineRule="exact"/>
-      <w:ind w:left="0" w:firstLine="720"/>
+      <w:spacing w:before="0" w:after="0" w:line="518" w:lineRule="exact"/>
+      <w:ind w:firstLine="720"/>
     </w:pPr>
   </w:style>
-  <w:style w:type="paragraph" w:styleId="FirstParagraph">
+  <w:style w:type="paragraph" w:customStyle="1" w:styleId="FirstParagraph">
     <w:name w:val="First Paragraph"/>
     <w:basedOn w:val="BodyText"/>
     <w:next w:val="BodyText"/>
     <w:qFormat/>
-    <w:pPr>
-      <w:spacing w:before="0" w:after="0" w:line="628" w:lineRule="exact"/>
-      <w:ind w:left="0" w:firstLine="720"/>
-    </w:pPr>
   </w:style>
-  <w:style w:type="paragraph" w:styleId="Compact">
+  <w:style w:type="paragraph" w:customStyle="1" w:styleId="Compact">
     <w:name w:val="Compact"/>
     <w:basedOn w:val="BodyText"/>
     <w:qFormat/>
     <w:pPr>
-      <w:spacing w:before="0" w:after="0" w:line="628" w:lineRule="exact"/>
-      <w:ind w:left="0" w:firstLine="720"/>
+      <w:spacing w:before="36" w:after="36"/>
     </w:pPr>
   </w:style>
   <w:style w:type="paragraph" w:styleId="Title">
@@ -3117,18 +7717,26 @@
     <w:name w:val="heading 1"/>
     <w:basedOn w:val="Normal"/>
     <w:next w:val="BodyText"/>
+    <w:link w:val="Heading1Char"/>
     <w:uiPriority w:val="9"/>
     <w:qFormat/>
+    <w:rsid w:val="00A10FD9"/>
     <w:pPr>
       <w:keepNext/>
       <w:keepLines/>
-      <w:spacing w:before="420" w:after="308" w:line="240" w:lineRule="auto"/>
+      <w:spacing w:before="240" w:after="120" w:line="288" w:lineRule="exact"/>
+      <w:ind w:firstLine="0"/>
       <w:jc w:val="center"/>
       <w:outlineLvl w:val="0"/>
     </w:pPr>
     <w:rPr>
+      <w:rFonts w:ascii="Times New Roman" w:hAnsi="Times New Roman" w:eastAsia="Times New Roman" w:cs="Times New Roman"/>
       <w:b/>
       <w:bCs/>
+      <w:caps/>
+      <w:color w:val="000000"/>
+      <w:sz w:val="28"/>
+      <w:szCs w:val="28"/>
     </w:rPr>
   </w:style>
   <w:style w:type="paragraph" w:styleId="Heading2">
@@ -3144,14 +7752,17 @@
     <w:pPr>
       <w:keepNext/>
       <w:keepLines/>
-      <w:spacing w:before="160" w:after="80"/>
+      <w:spacing w:before="240" w:after="120" w:line="288" w:lineRule="exact"/>
+      <w:ind w:firstLine="0"/>
       <w:outlineLvl w:val="1"/>
     </w:pPr>
     <w:rPr>
-      <w:rFonts w:asciiTheme="majorHAnsi" w:eastAsiaTheme="majorEastAsia" w:hAnsiTheme="majorHAnsi" w:cstheme="majorBidi"/>
-      <w:color w:val="0F4761" w:themeColor="accent1" w:themeShade="BF"/>
-      <w:sz w:val="32"/>
-      <w:szCs w:val="32"/>
+      <w:rFonts w:ascii="Times New Roman" w:hAnsi="Times New Roman" w:eastAsia="Times New Roman" w:cs="Times New Roman"/>
+      <w:b/>
+      <w:bCs/>
+      <w:color w:val="000000"/>
+      <w:sz w:val="28"/>
+      <w:szCs w:val="28"/>
     </w:rPr>
   </w:style>
   <w:style w:type="paragraph" w:styleId="Heading3">
@@ -3167,12 +7778,15 @@
     <w:pPr>
       <w:keepNext/>
       <w:keepLines/>
-      <w:spacing w:before="160" w:after="80"/>
+      <w:spacing w:before="240" w:after="120" w:line="288" w:lineRule="exact"/>
+      <w:ind w:firstLine="0"/>
       <w:outlineLvl w:val="2"/>
     </w:pPr>
     <w:rPr>
-      <w:rFonts w:eastAsiaTheme="majorEastAsia" w:cstheme="majorBidi"/>
-      <w:color w:val="0F4761" w:themeColor="accent1" w:themeShade="BF"/>
+      <w:rFonts w:ascii="Times New Roman" w:hAnsi="Times New Roman" w:eastAsia="Times New Roman" w:cs="Times New Roman"/>
+      <w:b/>
+      <w:bCs/>
+      <w:color w:val="000000"/>
       <w:sz w:val="28"/>
       <w:szCs w:val="28"/>
     </w:rPr>
@@ -3190,14 +7804,18 @@
     <w:pPr>
       <w:keepNext/>
       <w:keepLines/>
-      <w:spacing w:before="80" w:after="40"/>
+      <w:spacing w:before="240" w:after="120" w:line="288" w:lineRule="exact"/>
+      <w:ind w:firstLine="0"/>
       <w:outlineLvl w:val="3"/>
     </w:pPr>
     <w:rPr>
-      <w:rFonts w:eastAsiaTheme="majorEastAsia" w:cstheme="majorBidi"/>
+      <w:rFonts w:ascii="Times New Roman" w:hAnsi="Times New Roman" w:eastAsia="Times New Roman" w:cs="Times New Roman"/>
+      <w:b/>
+      <w:bCs/>
       <w:i/>
-      <w:iCs/>
-      <w:color w:val="0F4761" w:themeColor="accent1" w:themeShade="BF"/>
+      <w:color w:val="000000"/>
+      <w:sz w:val="28"/>
+      <w:szCs w:val="28"/>
     </w:rPr>
   </w:style>
   <w:style w:type="paragraph" w:styleId="Heading5">
@@ -3213,12 +7831,18 @@
     <w:pPr>
       <w:keepNext/>
       <w:keepLines/>
-      <w:spacing w:before="80" w:after="40"/>
+      <w:spacing w:before="240" w:after="120" w:line="288" w:lineRule="exact"/>
+      <w:ind w:firstLine="0"/>
       <w:outlineLvl w:val="4"/>
     </w:pPr>
     <w:rPr>
-      <w:rFonts w:eastAsiaTheme="majorEastAsia" w:cstheme="majorBidi"/>
-      <w:color w:val="0F4761" w:themeColor="accent1" w:themeShade="BF"/>
+      <w:rFonts w:ascii="Times New Roman" w:hAnsi="Times New Roman" w:eastAsia="Times New Roman" w:cs="Times New Roman"/>
+      <w:b/>
+      <w:bCs/>
+      <w:i/>
+      <w:color w:val="000000"/>
+      <w:sz w:val="28"/>
+      <w:szCs w:val="28"/>
     </w:rPr>
   </w:style>
   <w:style w:type="paragraph" w:styleId="Heading6">
@@ -3428,29 +8052,39 @@
       <w:color w:val="272727" w:themeColor="text1" w:themeTint="D8"/>
     </w:rPr>
   </w:style>
+  <w:style w:type="paragraph" w:customStyle="1" w:styleId="ListItem">
+    <w:name w:val="List Item"/>
+    <w:basedOn w:val="BodyText"/>
+    <w:qFormat/>
+    <w:pPr>
+      <w:spacing w:before="0" w:after="0" w:line="518" w:lineRule="exact"/>
+      <w:ind w:left="720" w:hanging="720"/>
+    </w:pPr>
+  </w:style>
   <w:style w:type="paragraph" w:styleId="BlockText">
     <w:name w:val="Block Text"/>
+    <w:basedOn w:val="BodyText"/>
+    <w:next w:val="BodyText"/>
+    <w:uiPriority w:val="9"/>
+    <w:unhideWhenUsed/>
+    <w:qFormat/>
+    <w:pPr>
+      <w:spacing w:before="280" w:after="280" w:line="288" w:lineRule="exact"/>
+      <w:ind w:firstLine="0" w:left="720" w:right="720"/>
+    </w:pPr>
+  </w:style>
+  <w:style w:type="paragraph" w:styleId="FootnoteText">
+    <w:name w:val="Footnote Text"/>
     <w:basedOn w:val="Normal"/>
-    <w:next w:val="BodyText"/>
+    <w:next w:val="FootnoteText"/>
+    <w:uiPriority w:val="9"/>
+    <w:unhideWhenUsed/>
     <w:qFormat/>
     <w:pPr>
       <w:keepLines/>
-      <w:spacing w:before="280" w:after="280" w:line="240" w:lineRule="auto"/>
-      <w:ind w:left="720" w:right="720" w:firstLine="0"/>
-    </w:pPr>
-  </w:style>
-  <w:style w:type="paragraph" w:styleId="FootnoteText">
-    <w:name w:val="footnote text"/>
-    <w:basedOn w:val="Normal"/>
-    <w:link w:val="FootnoteTextChar"/>
-    <w:uiPriority w:val="99"/>
-    <w:unhideWhenUsed/>
-    <w:pPr>
-      <w:spacing w:before="0" w:after="100" w:line="240" w:lineRule="auto"/>
-      <w:ind w:left="0" w:firstLine="0"/>
+      <w:spacing w:before="0" w:after="140" w:line="288" w:lineRule="exact"/>
     </w:pPr>
     <w:rPr>
-      <w:rFonts w:ascii="EB Garamond" w:hAnsi="EB Garamond" w:eastAsia="EB Garamond" w:cs="EB Garamond"/>
       <w:sz w:val="28"/>
       <w:szCs w:val="28"/>
     </w:rPr>
@@ -3463,8 +8097,8 @@
     <w:unhideWhenUsed/>
     <w:qFormat/>
     <w:pPr>
-      <w:spacing w:before="100" w:after="100"/>
-      <w:ind w:firstLine="0" w:left="480" w:right="480"/>
+      <w:spacing w:before="280" w:after="280"/>
+      <w:ind w:firstLine="0" w:left="720" w:right="720"/>
     </w:pPr>
   </w:style>
   <w:style w:type="character" w:default="1" w:styleId="DefaultParagraphFont">
@@ -3572,7 +8206,7 @@
     <w:name w:val="Hyperlink"/>
     <w:basedOn w:val="BodyTextChar"/>
     <w:rPr>
-      <w:color w:val="4F81BD" w:themeColor="accent1"/>
+      <w:color w:val="000000"/>
     </w:rPr>
   </w:style>
   <w:style w:type="paragraph" w:styleId="TOCHeading">
@@ -3591,152 +8225,6 @@
       <w:b w:val="0"/>
       <w:bCs w:val="0"/>
       <w:color w:val="365F91" w:themeColor="accent1" w:themeShade="BF"/>
-    </w:rPr>
-  </w:style>
-  <w:style w:type="paragraph" w:styleId="Footer">
-    <w:name w:val="footer"/>
-    <w:basedOn w:val="Normal"/>
-    <w:uiPriority w:val="99"/>
-    <w:unhideWhenUsed/>
-    <w:pPr>
-      <w:tabs>
-        <w:tab w:val="center" w:pos="4680"/>
-        <w:tab w:val="right" w:pos="9360"/>
-      </w:tabs>
-      <w:spacing w:before="0" w:after="0" w:line="240" w:lineRule="auto"/>
-      <w:jc w:val="center"/>
-    </w:pPr>
-    <w:rPr>
-      <w:rFonts w:ascii="EB Garamond" w:hAnsi="EB Garamond" w:eastAsia="EB Garamond" w:cs="EB Garamond"/>
-      <w:sz w:val="28"/>
-      <w:szCs w:val="28"/>
-    </w:rPr>
-  </w:style>
-  <w:style w:type="paragraph" w:customStyle="1" w:styleId="PointHead">
-    <w:name w:val="Point Head"/>
-    <w:basedOn w:val="Normal"/>
-    <w:next w:val="BodyText"/>
-    <w:qFormat/>
-    <w:pPr>
-      <w:keepNext/>
-      <w:keepLines/>
-      <w:spacing w:before="336" w:after="280" w:line="240" w:lineRule="auto"/>
-      <w:jc w:val="center"/>
-    </w:pPr>
-    <w:rPr>
-      <w:b/>
-      <w:bCs/>
-    </w:rPr>
-  </w:style>
-  <w:style w:type="paragraph" w:customStyle="1" w:styleId="SectionHead">
-    <w:name w:val="Section Head"/>
-    <w:basedOn w:val="Normal"/>
-    <w:next w:val="BodyText"/>
-    <w:qFormat/>
-    <w:pPr>
-      <w:keepNext/>
-      <w:keepLines/>
-      <w:spacing w:before="420" w:after="308" w:line="240" w:lineRule="auto"/>
-      <w:jc w:val="center"/>
-    </w:pPr>
-    <w:rPr>
-      <w:b/>
-      <w:bCs/>
-    </w:rPr>
-  </w:style>
-  <w:style w:type="paragraph" w:customStyle="1" w:styleId="KeepBody">
-    <w:name w:val="Keep Body"/>
-    <w:basedOn w:val="BodyText"/>
-    <w:qFormat/>
-    <w:pPr>
-      <w:keepNext/>
-      <w:keepLines/>
-      <w:spacing w:before="0" w:after="0" w:line="628" w:lineRule="exact"/>
-      <w:ind w:left="0" w:firstLine="720"/>
-    </w:pPr>
-  </w:style>
-  <w:style w:type="paragraph" w:customStyle="1" w:styleId="SectionHeadTop">
-    <w:name w:val="Section Head Top"/>
-    <w:basedOn w:val="SectionHead"/>
-    <w:next w:val="BodyText"/>
-    <w:qFormat/>
-    <w:pPr>
-      <w:keepNext/>
-      <w:keepLines/>
-      <w:spacing w:before="0" w:after="308" w:line="240" w:lineRule="auto"/>
-      <w:jc w:val="center"/>
-    </w:pPr>
-    <w:rPr>
-      <w:b/>
-      <w:bCs/>
-    </w:rPr>
-  </w:style>
-  <w:style w:type="paragraph" w:customStyle="1" w:styleId="Hang1">
-    <w:name w:val="Hang 1"/>
-    <w:basedOn w:val="Normal"/>
-    <w:next w:val="BodyText"/>
-    <w:qFormat/>
-    <w:pPr>
-      <w:keepNext/>
-      <w:keepLines/>
-      <w:spacing w:before="308" w:after="252" w:line="240" w:lineRule="auto"/>
-      <w:ind w:left="1440" w:hanging="720"/>
-      <w:jc w:val="left"/>
-    </w:pPr>
-    <w:rPr>
-      <w:b/>
-      <w:bCs/>
-    </w:rPr>
-  </w:style>
-  <w:style w:type="paragraph" w:customStyle="1" w:styleId="Hang2">
-    <w:name w:val="Hang 2"/>
-    <w:basedOn w:val="Normal"/>
-    <w:next w:val="BodyText"/>
-    <w:qFormat/>
-    <w:pPr>
-      <w:keepNext/>
-      <w:keepLines/>
-      <w:spacing w:before="308" w:after="252" w:line="240" w:lineRule="auto"/>
-      <w:ind w:left="2160" w:hanging="720"/>
-      <w:jc w:val="left"/>
-    </w:pPr>
-    <w:rPr>
-      <w:b/>
-      <w:bCs/>
-    </w:rPr>
-  </w:style>
-  <w:style w:type="paragraph" w:customStyle="1" w:styleId="Hang3">
-    <w:name w:val="Hang 3"/>
-    <w:basedOn w:val="Normal"/>
-    <w:next w:val="BodyText"/>
-    <w:qFormat/>
-    <w:pPr>
-      <w:keepNext/>
-      <w:keepLines/>
-      <w:spacing w:before="308" w:after="252" w:line="240" w:lineRule="auto"/>
-      <w:ind w:left="2880" w:hanging="720"/>
-      <w:jc w:val="left"/>
-    </w:pPr>
-    <w:rPr>
-      <w:b/>
-      <w:bCs/>
-    </w:rPr>
-  </w:style>
-  <w:style w:type="paragraph" w:customStyle="1" w:styleId="Hang4">
-    <w:name w:val="Hang 4"/>
-    <w:basedOn w:val="Normal"/>
-    <w:next w:val="BodyText"/>
-    <w:qFormat/>
-    <w:pPr>
-      <w:keepNext/>
-      <w:keepLines/>
-      <w:spacing w:before="308" w:after="252" w:line="240" w:lineRule="auto"/>
-      <w:ind w:left="3600" w:hanging="720"/>
-      <w:jc w:val="left"/>
-    </w:pPr>
-    <w:rPr>
-      <w:b/>
-      <w:bCs/>
     </w:rPr>
   </w:style>
   <w:style w:type="paragraph" w:customStyle="1" w:styleId="SourceCode">
@@ -4019,7 +8507,7 @@
     </a:clrScheme>
     <a:fontScheme name="Office">
       <a:majorFont>
-        <a:latin typeface="EB Garamond" panose="02110004020202020204"/>
+        <a:latin typeface="Aptos Display" panose="02110004020202020204"/>
         <a:ea typeface=""/>
         <a:cs typeface=""/>
         <a:font script="Jpan" typeface="游ゴシック Light"/>
@@ -4071,7 +8559,7 @@
         <a:font script="Tfng" typeface="Ebrima"/>
       </a:majorFont>
       <a:minorFont>
-        <a:latin typeface="EB Garamond" panose="02110004020202020204"/>
+        <a:latin typeface="Aptos" panose="02110004020202020204"/>
         <a:ea typeface=""/>
         <a:cs typeface=""/>
         <a:font script="Jpan" typeface="游明朝"/>

--- a/courts/military/court-of-appeals-for-the-armed-forces/opening-brief/usage/OUTPUT-opening-brief.docx
+++ b/courts/military/court-of-appeals-for-the-armed-forces/opening-brief/usage/OUTPUT-opening-brief.docx
@@ -105,9 +105,7 @@
         <w:t xml:space="preserve"> </w:t>
       </w:r>
       <w:r>
-        <w:t xml:space="preserve">(E</w:t>
-        <w:noBreakHyphen/>
-        <w:t xml:space="preserve">4)</w:t>
+        <w:t xml:space="preserve">(E-⁠4)</w:t>
       </w:r>
     </w:p>
     <w:p>
@@ -219,9 +217,7 @@
         <w:t xml:space="preserve"> </w:t>
       </w:r>
       <w:r>
-        <w:t xml:space="preserve">26</w:t>
-        <w:noBreakHyphen/>
-        <w:t xml:space="preserve">0225/AR</w:t>
+        <w:t xml:space="preserve">26-⁠0225/AR</w:t>
       </w:r>
     </w:p>
     <w:p>
@@ -598,9 +594,7 @@
                 <w:i/>
                 <w:iCs/>
               </w:rPr>
-              <w:t xml:space="preserve">693</w:t>
-              <w:noBreakHyphen/>
-              <w:t xml:space="preserve">0682</w:t>
+              <w:t xml:space="preserve">693-⁠0682</w:t>
             </w:r>
           </w:p>
           <w:p>
@@ -3859,19 +3853,7 @@
         <w:t xml:space="preserve"> </w:t>
       </w:r>
       <w:r>
-        <w:t xml:space="preserve">(JA 7</w:t>
-      </w:r>
-      <w:r>
-        <w:noBreakHyphen/>
-      </w:r>
-      <w:r>
-        <w:t xml:space="preserve">9, 16</w:t>
-      </w:r>
-      <w:r>
-        <w:noBreakHyphen/>
-      </w:r>
-      <w:r>
-        <w:t xml:space="preserve">19). On July 20, 2024, the military judge sentenced appellant to 120 months of confinement and to be dishonorably discharged from the service.</w:t>
+        <w:t xml:space="preserve">(JA 7-⁠9, 16-⁠19). On July 20, 2024, the military judge sentenced appellant to 120 months of confinement and to be dishonorably discharged from the service.</w:t>
       </w:r>
       <w:r>
         <w:rPr>
@@ -3883,13 +3865,7 @@
         <w:t xml:space="preserve"> </w:t>
       </w:r>
       <w:r>
-        <w:t xml:space="preserve">(JA 10, 16</w:t>
-      </w:r>
-      <w:r>
-        <w:noBreakHyphen/>
-      </w:r>
-      <w:r>
-        <w:t xml:space="preserve">19). On August 2, 2024, the convening authority approved the findings and adjudged sentence. (JA 13). On November 13, 2024, the military judge entered Judgment. (JA 12).</w:t>
+        <w:t xml:space="preserve">(JA 10, 16-⁠19). On August 2, 2024, the convening authority approved the findings and adjudged sentence. (JA 13). On November 13, 2024, the military judge entered Judgment. (JA 12).</w:t>
       </w:r>
     </w:p>
     <w:p>
@@ -4133,13 +4109,7 @@
         <w:pStyle w:val="BodyText"/>
       </w:pPr>
       <w:r>
-        <w:t xml:space="preserve">On or about February 19, 2023, Ms. Taylor babysat JP and AP—then five and three years old respectively. (JA 136). While bathing the girls, Ms. Taylor noticed JP’s hand “lingering . . . down in her private part area” and told her with few exceptions, “we don’t really touch our parts.” (JA 137</w:t>
-      </w:r>
-      <w:r>
-        <w:noBreakHyphen/>
-      </w:r>
-      <w:r>
-        <w:t xml:space="preserve">38).</w:t>
+        <w:t xml:space="preserve">On or about February 19, 2023, Ms. Taylor babysat JP and AP—then five and three years old respectively. (JA 136). While bathing the girls, Ms. Taylor noticed JP’s hand “lingering . . . down in her private part area” and told her with few exceptions, “we don’t really touch our parts.” (JA 137-⁠38).</w:t>
       </w:r>
     </w:p>
     <w:p>
@@ -4199,13 +4169,7 @@
         <w:t xml:space="preserve"> </w:t>
       </w:r>
       <w:r>
-        <w:t xml:space="preserve">(JA 142, 157</w:t>
-      </w:r>
-      <w:r>
-        <w:noBreakHyphen/>
-      </w:r>
-      <w:r>
-        <w:t xml:space="preserve">58).</w:t>
+        <w:t xml:space="preserve">(JA 142, 157-⁠58).</w:t>
       </w:r>
     </w:p>
     <w:p>
@@ -4497,13 +4461,7 @@
         <w:pStyle w:val="BodyText"/>
       </w:pPr>
       <w:r>
-        <w:t xml:space="preserve">On the eve of trial, it seemed like JP would not appear. Since JP’s interview, Appellant’s wife declined the government’s efforts to interview her daughter and indicated she would refuse to bring JP to Appellant’s court-martial. (JA 234). Ultimately, the prospect of a warrant of attachment motivated Appellant’s wife to bring JP to trial. (JA 102</w:t>
-      </w:r>
-      <w:r>
-        <w:noBreakHyphen/>
-      </w:r>
-      <w:r>
-        <w:t xml:space="preserve">28).</w:t>
+        <w:t xml:space="preserve">On the eve of trial, it seemed like JP would not appear. Since JP’s interview, Appellant’s wife declined the government’s efforts to interview her daughter and indicated she would refuse to bring JP to Appellant’s court-martial. (JA 234). Ultimately, the prospect of a warrant of attachment motivated Appellant’s wife to bring JP to trial. (JA 102-⁠28).</w:t>
       </w:r>
     </w:p>
     <w:p>
@@ -4694,13 +4652,7 @@
         <w:pStyle w:val="BodyText"/>
       </w:pPr>
       <w:r>
-        <w:t xml:space="preserve">Several hours later, the government called JP, now seven years old, to testify. (JA 160</w:t>
-      </w:r>
-      <w:r>
-        <w:noBreakHyphen/>
-      </w:r>
-      <w:r>
-        <w:t xml:space="preserve">63). Before taking the oath and in front of the panel, JP stated “I don’t want to testify.” (JA 162). The military judge told JP, “I understand, but it’s a requirement for you to testify.” (JA 162). When asked by the prosecutor if she promised to tell the truth, JP said, “I don’t want to.” (JA 163). After JP appeared to become emotional, the military judge called for a twenty-minute recess. (JA 163).</w:t>
+        <w:t xml:space="preserve">Several hours later, the government called JP, now seven years old, to testify. (JA 160-⁠63). Before taking the oath and in front of the panel, JP stated “I don’t want to testify.” (JA 162). The military judge told JP, “I understand, but it’s a requirement for you to testify.” (JA 162). When asked by the prosecutor if she promised to tell the truth, JP said, “I don’t want to.” (JA 163). After JP appeared to become emotional, the military judge called for a twenty-minute recess. (JA 163).</w:t>
       </w:r>
     </w:p>
     <w:p>
@@ -4919,13 +4871,7 @@
         <w:pStyle w:val="BodyText"/>
       </w:pPr>
       <w:r>
-        <w:t xml:space="preserve">After JP briefly testified, the government sought to admit Pros. Ex. 22 and 23—JP’s previously recorded statement—under Mil. R. Evid. 807. (JA 366</w:t>
-      </w:r>
-      <w:r>
-        <w:noBreakHyphen/>
-      </w:r>
-      <w:r>
-        <w:t xml:space="preserve">67). Appellant objected under the Confrontation Clause and argued the government failed to satisfy the requirements for residual hearsay. (JA 176).</w:t>
+        <w:t xml:space="preserve">After JP briefly testified, the government sought to admit Pros. Ex. 22 and 23—JP’s previously recorded statement—under Mil. R. Evid. 807. (JA 366-⁠67). Appellant objected under the Confrontation Clause and argued the government failed to satisfy the requirements for residual hearsay. (JA 176).</w:t>
       </w:r>
     </w:p>
     <w:p>
@@ -5861,13 +5807,7 @@
         <w:t xml:space="preserve">Owens</w:t>
       </w:r>
       <w:r>
-        <w:t xml:space="preserve">, 484 U.S. at 561</w:t>
-      </w:r>
-      <w:r>
-        <w:noBreakHyphen/>
-      </w:r>
-      <w:r>
-        <w:t xml:space="preserve">62;</w:t>
+        <w:t xml:space="preserve">, 484 U.S. at 561-⁠62;</w:t>
       </w:r>
       <w:r>
         <w:t xml:space="preserve"> </w:t>
@@ -6574,9 +6514,7 @@
         <w:t xml:space="preserve"> </w:t>
       </w:r>
       <w:r>
-        <w:t xml:space="preserve">693</w:t>
-        <w:noBreakHyphen/>
-        <w:t xml:space="preserve">0682</w:t>
+        <w:t xml:space="preserve">693-⁠0682</w:t>
       </w:r>
     </w:p>
     <w:p>
@@ -6868,9 +6806,7 @@
         <w:t xml:space="preserve"> </w:t>
       </w:r>
       <w:r>
-        <w:t xml:space="preserve">693</w:t>
-        <w:noBreakHyphen/>
-        <w:t xml:space="preserve">0682</w:t>
+        <w:t xml:space="preserve">693-⁠0682</w:t>
       </w:r>
     </w:p>
     <w:p>
@@ -7178,9 +7114,7 @@
         <w:t xml:space="preserve"> </w:t>
       </w:r>
       <w:r>
-        <w:t xml:space="preserve">693</w:t>
-        <w:noBreakHyphen/>
-        <w:t xml:space="preserve">0682</w:t>
+        <w:t xml:space="preserve">693-⁠0682</w:t>
       </w:r>
     </w:p>
     <w:p>
